--- a/org.bpy.score.help/Doc/French/User_manual/Manuel utilisateur.docx
+++ b/org.bpy.score.help/Doc/French/User_manual/Manuel utilisateur.docx
@@ -1,34 +1,18 @@
 
 <file path=word/document.xml><?xml version="1.0" encoding="utf-8"?>
-<w:document xmlns:wpc="http://schemas.microsoft.com/office/word/2010/wordprocessingCanvas" xmlns:cx="http://schemas.microsoft.com/office/drawing/2014/chartex" xmlns:cx1="http://schemas.microsoft.com/office/drawing/2015/9/8/chartex" xmlns:cx2="http://schemas.microsoft.com/office/drawing/2015/10/21/chartex" xmlns:cx3="http://schemas.microsoft.com/office/drawing/2016/5/9/chartex" xmlns:cx4="http://schemas.microsoft.com/office/drawing/2016/5/10/chartex" xmlns:cx5="http://schemas.microsoft.com/office/drawing/2016/5/11/chartex" xmlns:cx6="http://schemas.microsoft.com/office/drawing/2016/5/12/chartex" xmlns:cx7="http://schemas.microsoft.com/office/drawing/2016/5/13/chartex" xmlns:cx8="http://schemas.microsoft.com/office/drawing/2016/5/14/chartex" xmlns:mc="http://schemas.openxmlformats.org/markup-compatibility/2006" xmlns:aink="http://schemas.microsoft.com/office/drawing/2016/ink" xmlns:am3d="http://schemas.microsoft.com/office/drawing/2017/model3d" xmlns:o="urn:schemas-microsoft-com:office:office" xmlns:r="http://schemas.openxmlformats.org/officeDocument/2006/relationships" xmlns:m="http://schemas.openxmlformats.org/officeDocument/2006/math" xmlns:v="urn:schemas-microsoft-com:vml" xmlns:wp14="http://schemas.microsoft.com/office/word/2010/wordprocessingDrawing" xmlns:wp="http://schemas.openxmlformats.org/drawingml/2006/wordprocessingDrawing" xmlns:w10="urn:schemas-microsoft-com:office:word" xmlns:w="http://schemas.openxmlformats.org/wordprocessingml/2006/main" xmlns:w14="http://schemas.microsoft.com/office/word/2010/wordml" xmlns:w15="http://schemas.microsoft.com/office/word/2012/wordml" xmlns:w16cid="http://schemas.microsoft.com/office/word/2016/wordml/cid" xmlns:w16se="http://schemas.microsoft.com/office/word/2015/wordml/symex" xmlns:wpg="http://schemas.microsoft.com/office/word/2010/wordprocessingGroup" xmlns:wpi="http://schemas.microsoft.com/office/word/2010/wordprocessingInk" xmlns:wne="http://schemas.microsoft.com/office/word/2006/wordml" xmlns:wps="http://schemas.microsoft.com/office/word/2010/wordprocessingShape" mc:Ignorable="w14 w15 w16se w16cid wp14">
+<w:document xmlns:wpc="http://schemas.microsoft.com/office/word/2010/wordprocessingCanvas" xmlns:cx="http://schemas.microsoft.com/office/drawing/2014/chartex" xmlns:cx1="http://schemas.microsoft.com/office/drawing/2015/9/8/chartex" xmlns:cx2="http://schemas.microsoft.com/office/drawing/2015/10/21/chartex" xmlns:cx3="http://schemas.microsoft.com/office/drawing/2016/5/9/chartex" xmlns:cx4="http://schemas.microsoft.com/office/drawing/2016/5/10/chartex" xmlns:cx5="http://schemas.microsoft.com/office/drawing/2016/5/11/chartex" xmlns:cx6="http://schemas.microsoft.com/office/drawing/2016/5/12/chartex" xmlns:cx7="http://schemas.microsoft.com/office/drawing/2016/5/13/chartex" xmlns:cx8="http://schemas.microsoft.com/office/drawing/2016/5/14/chartex" xmlns:mc="http://schemas.openxmlformats.org/markup-compatibility/2006" xmlns:aink="http://schemas.microsoft.com/office/drawing/2016/ink" xmlns:am3d="http://schemas.microsoft.com/office/drawing/2017/model3d" xmlns:o="urn:schemas-microsoft-com:office:office" xmlns:oel="http://schemas.microsoft.com/office/2019/extlst" xmlns:r="http://schemas.openxmlformats.org/officeDocument/2006/relationships" xmlns:m="http://schemas.openxmlformats.org/officeDocument/2006/math" xmlns:v="urn:schemas-microsoft-com:vml" xmlns:wp14="http://schemas.microsoft.com/office/word/2010/wordprocessingDrawing" xmlns:wp="http://schemas.openxmlformats.org/drawingml/2006/wordprocessingDrawing" xmlns:w10="urn:schemas-microsoft-com:office:word" xmlns:w="http://schemas.openxmlformats.org/wordprocessingml/2006/main" xmlns:w14="http://schemas.microsoft.com/office/word/2010/wordml" xmlns:w15="http://schemas.microsoft.com/office/word/2012/wordml" xmlns:w16cex="http://schemas.microsoft.com/office/word/2018/wordml/cex" xmlns:w16cid="http://schemas.microsoft.com/office/word/2016/wordml/cid" xmlns:w16="http://schemas.microsoft.com/office/word/2018/wordml" xmlns:w16du="http://schemas.microsoft.com/office/word/2023/wordml/word16du" xmlns:w16sdtdh="http://schemas.microsoft.com/office/word/2020/wordml/sdtdatahash" xmlns:w16sdtfl="http://schemas.microsoft.com/office/word/2024/wordml/sdtformatlock" xmlns:w16se="http://schemas.microsoft.com/office/word/2015/wordml/symex" xmlns:wpg="http://schemas.microsoft.com/office/word/2010/wordprocessingGroup" xmlns:wpi="http://schemas.microsoft.com/office/word/2010/wordprocessingInk" xmlns:wne="http://schemas.microsoft.com/office/word/2006/wordml" xmlns:wps="http://schemas.microsoft.com/office/word/2010/wordprocessingShape" mc:Ignorable="w14 w15 w16se w16cid w16 w16cex w16sdtdh w16sdtfl w16du wp14">
   <w:body>
-    <w:p>
-      <w:pPr>
-        <w:pStyle w:val="Titre1"/>
-        <w:ind w:firstLine="0"/>
-        <w:rPr>
-          <w:rStyle w:val="Rfrenceintense"/>
-          <w:bCs/>
-          <w:i w:val="0"/>
-          <w:color w:val="auto"/>
-          <w:spacing w:val="0"/>
-          <w:sz w:val="24"/>
-        </w:rPr>
-      </w:pPr>
-    </w:p>
     <w:sdt>
       <w:sdtPr>
         <w:rPr>
           <w:rFonts w:eastAsiaTheme="minorHAnsi" w:cstheme="minorBidi"/>
           <w:b w:val="0"/>
           <w:bCs w:val="0"/>
-          <w:i/>
           <w:color w:val="auto"/>
-          <w:spacing w:val="5"/>
           <w:sz w:val="24"/>
           <w:szCs w:val="22"/>
         </w:rPr>
-        <w:id w:val="-822039068"/>
+        <w:id w:val="-1048685672"/>
         <w:docPartObj>
           <w:docPartGallery w:val="Table of Contents"/>
           <w:docPartUnique/>
@@ -47,30 +31,51 @@
           <w:pPr>
             <w:pStyle w:val="TM1"/>
             <w:tabs>
+              <w:tab w:val="left" w:pos="880"/>
               <w:tab w:val="right" w:leader="dot" w:pos="9396"/>
             </w:tabs>
             <w:rPr>
               <w:rFonts w:asciiTheme="minorHAnsi" w:eastAsiaTheme="minorEastAsia" w:hAnsiTheme="minorHAnsi"/>
               <w:noProof/>
-              <w:sz w:val="22"/>
+              <w:kern w:val="2"/>
+              <w:szCs w:val="24"/>
               <w:lang w:eastAsia="fr-FR"/>
+              <w14:ligatures w14:val="standardContextual"/>
             </w:rPr>
           </w:pPr>
           <w:r>
             <w:fldChar w:fldCharType="begin"/>
           </w:r>
           <w:r>
-            <w:instrText xml:space="preserve"> TOC \o "1-3" \h \z \u </w:instrText>
+            <w:instrText xml:space="preserve"> TOC \o "1-5" \h \z \u </w:instrText>
           </w:r>
           <w:r>
             <w:fldChar w:fldCharType="separate"/>
           </w:r>
-          <w:hyperlink w:anchor="_Toc533700665" w:history="1">
+          <w:hyperlink w:anchor="_Toc244093884" w:history="1">
             <w:r>
               <w:rPr>
                 <w:rStyle w:val="Lienhypertexte"/>
                 <w:noProof/>
               </w:rPr>
+              <w:t>2.</w:t>
+            </w:r>
+            <w:r>
+              <w:rPr>
+                <w:rFonts w:asciiTheme="minorHAnsi" w:eastAsiaTheme="minorEastAsia" w:hAnsiTheme="minorHAnsi"/>
+                <w:noProof/>
+                <w:kern w:val="2"/>
+                <w:szCs w:val="24"/>
+                <w:lang w:eastAsia="fr-FR"/>
+                <w14:ligatures w14:val="standardContextual"/>
+              </w:rPr>
+              <w:tab/>
+            </w:r>
+            <w:r>
+              <w:rPr>
+                <w:rStyle w:val="Lienhypertexte"/>
+                <w:noProof/>
+              </w:rPr>
               <w:t>Description de l’outil.</w:t>
             </w:r>
             <w:r>
@@ -92,7 +97,7 @@
                 <w:noProof/>
                 <w:webHidden/>
               </w:rPr>
-              <w:instrText xml:space="preserve"> PAGEREF _Toc533700665 \h </w:instrText>
+              <w:instrText xml:space="preserve"> PAGEREF _Toc244093884 \h </w:instrText>
             </w:r>
             <w:r>
               <w:rPr>
@@ -112,7 +117,7 @@
                 <w:noProof/>
                 <w:webHidden/>
               </w:rPr>
-              <w:t>4</w:t>
+              <w:t>3</w:t>
             </w:r>
             <w:r>
               <w:rPr>
@@ -127,32 +132,53 @@
           <w:pPr>
             <w:pStyle w:val="TM2"/>
             <w:tabs>
+              <w:tab w:val="left" w:pos="1100"/>
               <w:tab w:val="right" w:leader="dot" w:pos="9396"/>
             </w:tabs>
             <w:rPr>
               <w:rFonts w:asciiTheme="minorHAnsi" w:eastAsiaTheme="minorEastAsia" w:hAnsiTheme="minorHAnsi"/>
               <w:noProof/>
-              <w:sz w:val="22"/>
+              <w:kern w:val="2"/>
+              <w:szCs w:val="24"/>
               <w:lang w:eastAsia="fr-FR"/>
+              <w14:ligatures w14:val="standardContextual"/>
             </w:rPr>
           </w:pPr>
-          <w:hyperlink w:anchor="_Toc533700666" w:history="1">
+          <w:hyperlink w:anchor="_Toc244093885" w:history="1">
             <w:r>
               <w:rPr>
                 <w:rStyle w:val="Lienhypertexte"/>
                 <w:noProof/>
               </w:rPr>
-              <w:t>Introduction.</w:t>
-            </w:r>
-            <w:r>
-              <w:rPr>
-                <w:noProof/>
-                <w:webHidden/>
+              <w:t>1</w:t>
+            </w:r>
+            <w:r>
+              <w:rPr>
+                <w:rFonts w:asciiTheme="minorHAnsi" w:eastAsiaTheme="minorEastAsia" w:hAnsiTheme="minorHAnsi"/>
+                <w:noProof/>
+                <w:kern w:val="2"/>
+                <w:szCs w:val="24"/>
+                <w:lang w:eastAsia="fr-FR"/>
+                <w14:ligatures w14:val="standardContextual"/>
               </w:rPr>
               <w:tab/>
             </w:r>
             <w:r>
               <w:rPr>
+                <w:rStyle w:val="Lienhypertexte"/>
+                <w:noProof/>
+              </w:rPr>
+              <w:t>Environnement.</w:t>
+            </w:r>
+            <w:r>
+              <w:rPr>
+                <w:noProof/>
+                <w:webHidden/>
+              </w:rPr>
+              <w:tab/>
+            </w:r>
+            <w:r>
+              <w:rPr>
                 <w:noProof/>
                 <w:webHidden/>
               </w:rPr>
@@ -163,7 +189,7 @@
                 <w:noProof/>
                 <w:webHidden/>
               </w:rPr>
-              <w:instrText xml:space="preserve"> PAGEREF _Toc533700666 \h </w:instrText>
+              <w:instrText xml:space="preserve"> PAGEREF _Toc244093885 \h </w:instrText>
             </w:r>
             <w:r>
               <w:rPr>
@@ -183,7 +209,1158 @@
                 <w:noProof/>
                 <w:webHidden/>
               </w:rPr>
+              <w:t>3</w:t>
+            </w:r>
+            <w:r>
+              <w:rPr>
+                <w:noProof/>
+                <w:webHidden/>
+              </w:rPr>
+              <w:fldChar w:fldCharType="end"/>
+            </w:r>
+          </w:hyperlink>
+        </w:p>
+        <w:p>
+          <w:pPr>
+            <w:pStyle w:val="TM3"/>
+            <w:tabs>
+              <w:tab w:val="left" w:pos="1540"/>
+              <w:tab w:val="right" w:leader="dot" w:pos="9396"/>
+            </w:tabs>
+            <w:rPr>
+              <w:rFonts w:asciiTheme="minorHAnsi" w:eastAsiaTheme="minorEastAsia" w:hAnsiTheme="minorHAnsi"/>
+              <w:noProof/>
+              <w:kern w:val="2"/>
+              <w:szCs w:val="24"/>
+              <w:lang w:eastAsia="fr-FR"/>
+              <w14:ligatures w14:val="standardContextual"/>
+            </w:rPr>
+          </w:pPr>
+          <w:hyperlink w:anchor="_Toc244093886" w:history="1">
+            <w:r>
+              <w:rPr>
+                <w:rStyle w:val="Lienhypertexte"/>
+                <w:noProof/>
+              </w:rPr>
+              <w:t>1.1.1</w:t>
+            </w:r>
+            <w:r>
+              <w:rPr>
+                <w:rFonts w:asciiTheme="minorHAnsi" w:eastAsiaTheme="minorEastAsia" w:hAnsiTheme="minorHAnsi"/>
+                <w:noProof/>
+                <w:kern w:val="2"/>
+                <w:szCs w:val="24"/>
+                <w:lang w:eastAsia="fr-FR"/>
+                <w14:ligatures w14:val="standardContextual"/>
+              </w:rPr>
+              <w:tab/>
+            </w:r>
+            <w:r>
+              <w:rPr>
+                <w:rStyle w:val="Lienhypertexte"/>
+                <w:noProof/>
+              </w:rPr>
+              <w:t>Les vues.</w:t>
+            </w:r>
+            <w:r>
+              <w:rPr>
+                <w:noProof/>
+                <w:webHidden/>
+              </w:rPr>
+              <w:tab/>
+            </w:r>
+            <w:r>
+              <w:rPr>
+                <w:noProof/>
+                <w:webHidden/>
+              </w:rPr>
+              <w:fldChar w:fldCharType="begin"/>
+            </w:r>
+            <w:r>
+              <w:rPr>
+                <w:noProof/>
+                <w:webHidden/>
+              </w:rPr>
+              <w:instrText xml:space="preserve"> PAGEREF _Toc244093886 \h </w:instrText>
+            </w:r>
+            <w:r>
+              <w:rPr>
+                <w:noProof/>
+                <w:webHidden/>
+              </w:rPr>
+            </w:r>
+            <w:r>
+              <w:rPr>
+                <w:noProof/>
+                <w:webHidden/>
+              </w:rPr>
+              <w:fldChar w:fldCharType="separate"/>
+            </w:r>
+            <w:r>
+              <w:rPr>
+                <w:noProof/>
+                <w:webHidden/>
+              </w:rPr>
               <w:t>4</w:t>
+            </w:r>
+            <w:r>
+              <w:rPr>
+                <w:noProof/>
+                <w:webHidden/>
+              </w:rPr>
+              <w:fldChar w:fldCharType="end"/>
+            </w:r>
+          </w:hyperlink>
+        </w:p>
+        <w:p>
+          <w:pPr>
+            <w:pStyle w:val="TM3"/>
+            <w:tabs>
+              <w:tab w:val="left" w:pos="1540"/>
+              <w:tab w:val="right" w:leader="dot" w:pos="9396"/>
+            </w:tabs>
+            <w:rPr>
+              <w:rFonts w:asciiTheme="minorHAnsi" w:eastAsiaTheme="minorEastAsia" w:hAnsiTheme="minorHAnsi"/>
+              <w:noProof/>
+              <w:kern w:val="2"/>
+              <w:szCs w:val="24"/>
+              <w:lang w:eastAsia="fr-FR"/>
+              <w14:ligatures w14:val="standardContextual"/>
+            </w:rPr>
+          </w:pPr>
+          <w:hyperlink w:anchor="_Toc244093887" w:history="1">
+            <w:r>
+              <w:rPr>
+                <w:rStyle w:val="Lienhypertexte"/>
+                <w:noProof/>
+              </w:rPr>
+              <w:t>2.1.1</w:t>
+            </w:r>
+            <w:r>
+              <w:rPr>
+                <w:rFonts w:asciiTheme="minorHAnsi" w:eastAsiaTheme="minorEastAsia" w:hAnsiTheme="minorHAnsi"/>
+                <w:noProof/>
+                <w:kern w:val="2"/>
+                <w:szCs w:val="24"/>
+                <w:lang w:eastAsia="fr-FR"/>
+                <w14:ligatures w14:val="standardContextual"/>
+              </w:rPr>
+              <w:tab/>
+            </w:r>
+            <w:r>
+              <w:rPr>
+                <w:rStyle w:val="Lienhypertexte"/>
+                <w:noProof/>
+              </w:rPr>
+              <w:t>Les éditeurs.</w:t>
+            </w:r>
+            <w:r>
+              <w:rPr>
+                <w:noProof/>
+                <w:webHidden/>
+              </w:rPr>
+              <w:tab/>
+            </w:r>
+            <w:r>
+              <w:rPr>
+                <w:noProof/>
+                <w:webHidden/>
+              </w:rPr>
+              <w:fldChar w:fldCharType="begin"/>
+            </w:r>
+            <w:r>
+              <w:rPr>
+                <w:noProof/>
+                <w:webHidden/>
+              </w:rPr>
+              <w:instrText xml:space="preserve"> PAGEREF _Toc244093887 \h </w:instrText>
+            </w:r>
+            <w:r>
+              <w:rPr>
+                <w:noProof/>
+                <w:webHidden/>
+              </w:rPr>
+            </w:r>
+            <w:r>
+              <w:rPr>
+                <w:noProof/>
+                <w:webHidden/>
+              </w:rPr>
+              <w:fldChar w:fldCharType="separate"/>
+            </w:r>
+            <w:r>
+              <w:rPr>
+                <w:noProof/>
+                <w:webHidden/>
+              </w:rPr>
+              <w:t>4</w:t>
+            </w:r>
+            <w:r>
+              <w:rPr>
+                <w:noProof/>
+                <w:webHidden/>
+              </w:rPr>
+              <w:fldChar w:fldCharType="end"/>
+            </w:r>
+          </w:hyperlink>
+        </w:p>
+        <w:p>
+          <w:pPr>
+            <w:pStyle w:val="TM4"/>
+            <w:tabs>
+              <w:tab w:val="right" w:leader="dot" w:pos="9396"/>
+            </w:tabs>
+            <w:rPr>
+              <w:noProof/>
+              <w:kern w:val="2"/>
+              <w:sz w:val="24"/>
+              <w:szCs w:val="24"/>
+              <w14:ligatures w14:val="standardContextual"/>
+            </w:rPr>
+          </w:pPr>
+          <w:hyperlink w:anchor="_Toc244093888" w:history="1">
+            <w:r>
+              <w:rPr>
+                <w:rStyle w:val="Lienhypertexte"/>
+                <w:noProof/>
+              </w:rPr>
+              <w:t>La coloration syntaxique.</w:t>
+            </w:r>
+            <w:r>
+              <w:rPr>
+                <w:noProof/>
+                <w:webHidden/>
+              </w:rPr>
+              <w:tab/>
+            </w:r>
+            <w:r>
+              <w:rPr>
+                <w:noProof/>
+                <w:webHidden/>
+              </w:rPr>
+              <w:fldChar w:fldCharType="begin"/>
+            </w:r>
+            <w:r>
+              <w:rPr>
+                <w:noProof/>
+                <w:webHidden/>
+              </w:rPr>
+              <w:instrText xml:space="preserve"> PAGEREF _Toc244093888 \h </w:instrText>
+            </w:r>
+            <w:r>
+              <w:rPr>
+                <w:noProof/>
+                <w:webHidden/>
+              </w:rPr>
+            </w:r>
+            <w:r>
+              <w:rPr>
+                <w:noProof/>
+                <w:webHidden/>
+              </w:rPr>
+              <w:fldChar w:fldCharType="separate"/>
+            </w:r>
+            <w:r>
+              <w:rPr>
+                <w:noProof/>
+                <w:webHidden/>
+              </w:rPr>
+              <w:t>5</w:t>
+            </w:r>
+            <w:r>
+              <w:rPr>
+                <w:noProof/>
+                <w:webHidden/>
+              </w:rPr>
+              <w:fldChar w:fldCharType="end"/>
+            </w:r>
+          </w:hyperlink>
+        </w:p>
+        <w:p>
+          <w:pPr>
+            <w:pStyle w:val="TM4"/>
+            <w:tabs>
+              <w:tab w:val="right" w:leader="dot" w:pos="9396"/>
+            </w:tabs>
+            <w:rPr>
+              <w:noProof/>
+              <w:kern w:val="2"/>
+              <w:sz w:val="24"/>
+              <w:szCs w:val="24"/>
+              <w14:ligatures w14:val="standardContextual"/>
+            </w:rPr>
+          </w:pPr>
+          <w:hyperlink w:anchor="_Toc244093889" w:history="1">
+            <w:r>
+              <w:rPr>
+                <w:rStyle w:val="Lienhypertexte"/>
+                <w:noProof/>
+              </w:rPr>
+              <w:t>L’auto-complétion.</w:t>
+            </w:r>
+            <w:r>
+              <w:rPr>
+                <w:noProof/>
+                <w:webHidden/>
+              </w:rPr>
+              <w:tab/>
+            </w:r>
+            <w:r>
+              <w:rPr>
+                <w:noProof/>
+                <w:webHidden/>
+              </w:rPr>
+              <w:fldChar w:fldCharType="begin"/>
+            </w:r>
+            <w:r>
+              <w:rPr>
+                <w:noProof/>
+                <w:webHidden/>
+              </w:rPr>
+              <w:instrText xml:space="preserve"> PAGEREF _Toc244093889 \h </w:instrText>
+            </w:r>
+            <w:r>
+              <w:rPr>
+                <w:noProof/>
+                <w:webHidden/>
+              </w:rPr>
+            </w:r>
+            <w:r>
+              <w:rPr>
+                <w:noProof/>
+                <w:webHidden/>
+              </w:rPr>
+              <w:fldChar w:fldCharType="separate"/>
+            </w:r>
+            <w:r>
+              <w:rPr>
+                <w:noProof/>
+                <w:webHidden/>
+              </w:rPr>
+              <w:t>6</w:t>
+            </w:r>
+            <w:r>
+              <w:rPr>
+                <w:noProof/>
+                <w:webHidden/>
+              </w:rPr>
+              <w:fldChar w:fldCharType="end"/>
+            </w:r>
+          </w:hyperlink>
+        </w:p>
+        <w:p>
+          <w:pPr>
+            <w:pStyle w:val="TM4"/>
+            <w:tabs>
+              <w:tab w:val="right" w:leader="dot" w:pos="9396"/>
+            </w:tabs>
+            <w:rPr>
+              <w:noProof/>
+              <w:kern w:val="2"/>
+              <w:sz w:val="24"/>
+              <w:szCs w:val="24"/>
+              <w14:ligatures w14:val="standardContextual"/>
+            </w:rPr>
+          </w:pPr>
+          <w:hyperlink w:anchor="_Toc244093890" w:history="1">
+            <w:r>
+              <w:rPr>
+                <w:rStyle w:val="Lienhypertexte"/>
+                <w:noProof/>
+              </w:rPr>
+              <w:t>Les templates.</w:t>
+            </w:r>
+            <w:r>
+              <w:rPr>
+                <w:noProof/>
+                <w:webHidden/>
+              </w:rPr>
+              <w:tab/>
+            </w:r>
+            <w:r>
+              <w:rPr>
+                <w:noProof/>
+                <w:webHidden/>
+              </w:rPr>
+              <w:fldChar w:fldCharType="begin"/>
+            </w:r>
+            <w:r>
+              <w:rPr>
+                <w:noProof/>
+                <w:webHidden/>
+              </w:rPr>
+              <w:instrText xml:space="preserve"> PAGEREF _Toc244093890 \h </w:instrText>
+            </w:r>
+            <w:r>
+              <w:rPr>
+                <w:noProof/>
+                <w:webHidden/>
+              </w:rPr>
+            </w:r>
+            <w:r>
+              <w:rPr>
+                <w:noProof/>
+                <w:webHidden/>
+              </w:rPr>
+              <w:fldChar w:fldCharType="separate"/>
+            </w:r>
+            <w:r>
+              <w:rPr>
+                <w:noProof/>
+                <w:webHidden/>
+              </w:rPr>
+              <w:t>7</w:t>
+            </w:r>
+            <w:r>
+              <w:rPr>
+                <w:noProof/>
+                <w:webHidden/>
+              </w:rPr>
+              <w:fldChar w:fldCharType="end"/>
+            </w:r>
+          </w:hyperlink>
+        </w:p>
+        <w:p>
+          <w:pPr>
+            <w:pStyle w:val="TM4"/>
+            <w:tabs>
+              <w:tab w:val="right" w:leader="dot" w:pos="9396"/>
+            </w:tabs>
+            <w:rPr>
+              <w:noProof/>
+              <w:kern w:val="2"/>
+              <w:sz w:val="24"/>
+              <w:szCs w:val="24"/>
+              <w14:ligatures w14:val="standardContextual"/>
+            </w:rPr>
+          </w:pPr>
+          <w:hyperlink w:anchor="_Toc244093891" w:history="1">
+            <w:r>
+              <w:rPr>
+                <w:rStyle w:val="Lienhypertexte"/>
+                <w:noProof/>
+              </w:rPr>
+              <w:t>La validation en temps réel.</w:t>
+            </w:r>
+            <w:r>
+              <w:rPr>
+                <w:noProof/>
+                <w:webHidden/>
+              </w:rPr>
+              <w:tab/>
+            </w:r>
+            <w:r>
+              <w:rPr>
+                <w:noProof/>
+                <w:webHidden/>
+              </w:rPr>
+              <w:fldChar w:fldCharType="begin"/>
+            </w:r>
+            <w:r>
+              <w:rPr>
+                <w:noProof/>
+                <w:webHidden/>
+              </w:rPr>
+              <w:instrText xml:space="preserve"> PAGEREF _Toc244093891 \h </w:instrText>
+            </w:r>
+            <w:r>
+              <w:rPr>
+                <w:noProof/>
+                <w:webHidden/>
+              </w:rPr>
+            </w:r>
+            <w:r>
+              <w:rPr>
+                <w:noProof/>
+                <w:webHidden/>
+              </w:rPr>
+              <w:fldChar w:fldCharType="separate"/>
+            </w:r>
+            <w:r>
+              <w:rPr>
+                <w:noProof/>
+                <w:webHidden/>
+              </w:rPr>
+              <w:t>8</w:t>
+            </w:r>
+            <w:r>
+              <w:rPr>
+                <w:noProof/>
+                <w:webHidden/>
+              </w:rPr>
+              <w:fldChar w:fldCharType="end"/>
+            </w:r>
+          </w:hyperlink>
+        </w:p>
+        <w:p>
+          <w:pPr>
+            <w:pStyle w:val="TM4"/>
+            <w:tabs>
+              <w:tab w:val="right" w:leader="dot" w:pos="9396"/>
+            </w:tabs>
+            <w:rPr>
+              <w:noProof/>
+              <w:kern w:val="2"/>
+              <w:sz w:val="24"/>
+              <w:szCs w:val="24"/>
+              <w14:ligatures w14:val="standardContextual"/>
+            </w:rPr>
+          </w:pPr>
+          <w:hyperlink w:anchor="_Toc244093892" w:history="1">
+            <w:r>
+              <w:rPr>
+                <w:rStyle w:val="Lienhypertexte"/>
+                <w:rFonts w:eastAsia="Times New Roman"/>
+                <w:noProof/>
+              </w:rPr>
+              <w:t>La mise en forme automatique.</w:t>
+            </w:r>
+            <w:r>
+              <w:rPr>
+                <w:noProof/>
+                <w:webHidden/>
+              </w:rPr>
+              <w:tab/>
+            </w:r>
+            <w:r>
+              <w:rPr>
+                <w:noProof/>
+                <w:webHidden/>
+              </w:rPr>
+              <w:fldChar w:fldCharType="begin"/>
+            </w:r>
+            <w:r>
+              <w:rPr>
+                <w:noProof/>
+                <w:webHidden/>
+              </w:rPr>
+              <w:instrText xml:space="preserve"> PAGEREF _Toc244093892 \h </w:instrText>
+            </w:r>
+            <w:r>
+              <w:rPr>
+                <w:noProof/>
+                <w:webHidden/>
+              </w:rPr>
+            </w:r>
+            <w:r>
+              <w:rPr>
+                <w:noProof/>
+                <w:webHidden/>
+              </w:rPr>
+              <w:fldChar w:fldCharType="separate"/>
+            </w:r>
+            <w:r>
+              <w:rPr>
+                <w:noProof/>
+                <w:webHidden/>
+              </w:rPr>
+              <w:t>9</w:t>
+            </w:r>
+            <w:r>
+              <w:rPr>
+                <w:noProof/>
+                <w:webHidden/>
+              </w:rPr>
+              <w:fldChar w:fldCharType="end"/>
+            </w:r>
+          </w:hyperlink>
+        </w:p>
+        <w:p>
+          <w:pPr>
+            <w:pStyle w:val="TM4"/>
+            <w:tabs>
+              <w:tab w:val="right" w:leader="dot" w:pos="9396"/>
+            </w:tabs>
+            <w:rPr>
+              <w:noProof/>
+              <w:kern w:val="2"/>
+              <w:sz w:val="24"/>
+              <w:szCs w:val="24"/>
+              <w14:ligatures w14:val="standardContextual"/>
+            </w:rPr>
+          </w:pPr>
+          <w:hyperlink w:anchor="_Toc244093893" w:history="1">
+            <w:r>
+              <w:rPr>
+                <w:rStyle w:val="Lienhypertexte"/>
+                <w:rFonts w:eastAsia="Times New Roman"/>
+                <w:noProof/>
+              </w:rPr>
+              <w:t>Le repliement du texte.</w:t>
+            </w:r>
+            <w:r>
+              <w:rPr>
+                <w:noProof/>
+                <w:webHidden/>
+              </w:rPr>
+              <w:tab/>
+            </w:r>
+            <w:r>
+              <w:rPr>
+                <w:noProof/>
+                <w:webHidden/>
+              </w:rPr>
+              <w:fldChar w:fldCharType="begin"/>
+            </w:r>
+            <w:r>
+              <w:rPr>
+                <w:noProof/>
+                <w:webHidden/>
+              </w:rPr>
+              <w:instrText xml:space="preserve"> PAGEREF _Toc244093893 \h </w:instrText>
+            </w:r>
+            <w:r>
+              <w:rPr>
+                <w:noProof/>
+                <w:webHidden/>
+              </w:rPr>
+            </w:r>
+            <w:r>
+              <w:rPr>
+                <w:noProof/>
+                <w:webHidden/>
+              </w:rPr>
+              <w:fldChar w:fldCharType="separate"/>
+            </w:r>
+            <w:r>
+              <w:rPr>
+                <w:noProof/>
+                <w:webHidden/>
+              </w:rPr>
+              <w:t>11</w:t>
+            </w:r>
+            <w:r>
+              <w:rPr>
+                <w:noProof/>
+                <w:webHidden/>
+              </w:rPr>
+              <w:fldChar w:fldCharType="end"/>
+            </w:r>
+          </w:hyperlink>
+        </w:p>
+        <w:p>
+          <w:pPr>
+            <w:pStyle w:val="TM4"/>
+            <w:tabs>
+              <w:tab w:val="right" w:leader="dot" w:pos="9396"/>
+            </w:tabs>
+            <w:rPr>
+              <w:noProof/>
+              <w:kern w:val="2"/>
+              <w:sz w:val="24"/>
+              <w:szCs w:val="24"/>
+              <w14:ligatures w14:val="standardContextual"/>
+            </w:rPr>
+          </w:pPr>
+          <w:hyperlink w:anchor="_Toc244093894" w:history="1">
+            <w:r>
+              <w:rPr>
+                <w:rStyle w:val="Lienhypertexte"/>
+                <w:rFonts w:eastAsia="Times New Roman"/>
+                <w:noProof/>
+              </w:rPr>
+              <w:t>L’annulation et le rétablissement</w:t>
+            </w:r>
+            <w:r>
+              <w:rPr>
+                <w:noProof/>
+                <w:webHidden/>
+              </w:rPr>
+              <w:tab/>
+            </w:r>
+            <w:r>
+              <w:rPr>
+                <w:noProof/>
+                <w:webHidden/>
+              </w:rPr>
+              <w:fldChar w:fldCharType="begin"/>
+            </w:r>
+            <w:r>
+              <w:rPr>
+                <w:noProof/>
+                <w:webHidden/>
+              </w:rPr>
+              <w:instrText xml:space="preserve"> PAGEREF _Toc244093894 \h </w:instrText>
+            </w:r>
+            <w:r>
+              <w:rPr>
+                <w:noProof/>
+                <w:webHidden/>
+              </w:rPr>
+            </w:r>
+            <w:r>
+              <w:rPr>
+                <w:noProof/>
+                <w:webHidden/>
+              </w:rPr>
+              <w:fldChar w:fldCharType="separate"/>
+            </w:r>
+            <w:r>
+              <w:rPr>
+                <w:noProof/>
+                <w:webHidden/>
+              </w:rPr>
+              <w:t>12</w:t>
+            </w:r>
+            <w:r>
+              <w:rPr>
+                <w:noProof/>
+                <w:webHidden/>
+              </w:rPr>
+              <w:fldChar w:fldCharType="end"/>
+            </w:r>
+          </w:hyperlink>
+        </w:p>
+        <w:p>
+          <w:pPr>
+            <w:pStyle w:val="TM3"/>
+            <w:tabs>
+              <w:tab w:val="left" w:pos="1540"/>
+              <w:tab w:val="right" w:leader="dot" w:pos="9396"/>
+            </w:tabs>
+            <w:rPr>
+              <w:rFonts w:asciiTheme="minorHAnsi" w:eastAsiaTheme="minorEastAsia" w:hAnsiTheme="minorHAnsi"/>
+              <w:noProof/>
+              <w:kern w:val="2"/>
+              <w:szCs w:val="24"/>
+              <w:lang w:eastAsia="fr-FR"/>
+              <w14:ligatures w14:val="standardContextual"/>
+            </w:rPr>
+          </w:pPr>
+          <w:hyperlink w:anchor="_Toc244093895" w:history="1">
+            <w:r>
+              <w:rPr>
+                <w:rStyle w:val="Lienhypertexte"/>
+                <w:noProof/>
+              </w:rPr>
+              <w:t>3.1.1</w:t>
+            </w:r>
+            <w:r>
+              <w:rPr>
+                <w:rFonts w:asciiTheme="minorHAnsi" w:eastAsiaTheme="minorEastAsia" w:hAnsiTheme="minorHAnsi"/>
+                <w:noProof/>
+                <w:kern w:val="2"/>
+                <w:szCs w:val="24"/>
+                <w:lang w:eastAsia="fr-FR"/>
+                <w14:ligatures w14:val="standardContextual"/>
+              </w:rPr>
+              <w:tab/>
+            </w:r>
+            <w:r>
+              <w:rPr>
+                <w:rStyle w:val="Lienhypertexte"/>
+                <w:noProof/>
+              </w:rPr>
+              <w:t>La perspective.</w:t>
+            </w:r>
+            <w:r>
+              <w:rPr>
+                <w:noProof/>
+                <w:webHidden/>
+              </w:rPr>
+              <w:tab/>
+            </w:r>
+            <w:r>
+              <w:rPr>
+                <w:noProof/>
+                <w:webHidden/>
+              </w:rPr>
+              <w:fldChar w:fldCharType="begin"/>
+            </w:r>
+            <w:r>
+              <w:rPr>
+                <w:noProof/>
+                <w:webHidden/>
+              </w:rPr>
+              <w:instrText xml:space="preserve"> PAGEREF _Toc244093895 \h </w:instrText>
+            </w:r>
+            <w:r>
+              <w:rPr>
+                <w:noProof/>
+                <w:webHidden/>
+              </w:rPr>
+            </w:r>
+            <w:r>
+              <w:rPr>
+                <w:noProof/>
+                <w:webHidden/>
+              </w:rPr>
+              <w:fldChar w:fldCharType="separate"/>
+            </w:r>
+            <w:r>
+              <w:rPr>
+                <w:noProof/>
+                <w:webHidden/>
+              </w:rPr>
+              <w:t>12</w:t>
+            </w:r>
+            <w:r>
+              <w:rPr>
+                <w:noProof/>
+                <w:webHidden/>
+              </w:rPr>
+              <w:fldChar w:fldCharType="end"/>
+            </w:r>
+          </w:hyperlink>
+        </w:p>
+        <w:p>
+          <w:pPr>
+            <w:pStyle w:val="TM3"/>
+            <w:tabs>
+              <w:tab w:val="left" w:pos="1540"/>
+              <w:tab w:val="right" w:leader="dot" w:pos="9396"/>
+            </w:tabs>
+            <w:rPr>
+              <w:rFonts w:asciiTheme="minorHAnsi" w:eastAsiaTheme="minorEastAsia" w:hAnsiTheme="minorHAnsi"/>
+              <w:noProof/>
+              <w:kern w:val="2"/>
+              <w:szCs w:val="24"/>
+              <w:lang w:eastAsia="fr-FR"/>
+              <w14:ligatures w14:val="standardContextual"/>
+            </w:rPr>
+          </w:pPr>
+          <w:hyperlink w:anchor="_Toc244093896" w:history="1">
+            <w:r>
+              <w:rPr>
+                <w:rStyle w:val="Lienhypertexte"/>
+                <w:noProof/>
+              </w:rPr>
+              <w:t>4.1.1</w:t>
+            </w:r>
+            <w:r>
+              <w:rPr>
+                <w:rFonts w:asciiTheme="minorHAnsi" w:eastAsiaTheme="minorEastAsia" w:hAnsiTheme="minorHAnsi"/>
+                <w:noProof/>
+                <w:kern w:val="2"/>
+                <w:szCs w:val="24"/>
+                <w:lang w:eastAsia="fr-FR"/>
+                <w14:ligatures w14:val="standardContextual"/>
+              </w:rPr>
+              <w:tab/>
+            </w:r>
+            <w:r>
+              <w:rPr>
+                <w:rStyle w:val="Lienhypertexte"/>
+                <w:noProof/>
+              </w:rPr>
+              <w:t>La gestion des erreurs.</w:t>
+            </w:r>
+            <w:r>
+              <w:rPr>
+                <w:noProof/>
+                <w:webHidden/>
+              </w:rPr>
+              <w:tab/>
+            </w:r>
+            <w:r>
+              <w:rPr>
+                <w:noProof/>
+                <w:webHidden/>
+              </w:rPr>
+              <w:fldChar w:fldCharType="begin"/>
+            </w:r>
+            <w:r>
+              <w:rPr>
+                <w:noProof/>
+                <w:webHidden/>
+              </w:rPr>
+              <w:instrText xml:space="preserve"> PAGEREF _Toc244093896 \h </w:instrText>
+            </w:r>
+            <w:r>
+              <w:rPr>
+                <w:noProof/>
+                <w:webHidden/>
+              </w:rPr>
+            </w:r>
+            <w:r>
+              <w:rPr>
+                <w:noProof/>
+                <w:webHidden/>
+              </w:rPr>
+              <w:fldChar w:fldCharType="separate"/>
+            </w:r>
+            <w:r>
+              <w:rPr>
+                <w:noProof/>
+                <w:webHidden/>
+              </w:rPr>
+              <w:t>13</w:t>
+            </w:r>
+            <w:r>
+              <w:rPr>
+                <w:noProof/>
+                <w:webHidden/>
+              </w:rPr>
+              <w:fldChar w:fldCharType="end"/>
+            </w:r>
+          </w:hyperlink>
+        </w:p>
+        <w:p>
+          <w:pPr>
+            <w:pStyle w:val="TM3"/>
+            <w:tabs>
+              <w:tab w:val="left" w:pos="1540"/>
+              <w:tab w:val="right" w:leader="dot" w:pos="9396"/>
+            </w:tabs>
+            <w:rPr>
+              <w:rFonts w:asciiTheme="minorHAnsi" w:eastAsiaTheme="minorEastAsia" w:hAnsiTheme="minorHAnsi"/>
+              <w:noProof/>
+              <w:kern w:val="2"/>
+              <w:szCs w:val="24"/>
+              <w:lang w:eastAsia="fr-FR"/>
+              <w14:ligatures w14:val="standardContextual"/>
+            </w:rPr>
+          </w:pPr>
+          <w:hyperlink w:anchor="_Toc244093897" w:history="1">
+            <w:r>
+              <w:rPr>
+                <w:rStyle w:val="Lienhypertexte"/>
+                <w:noProof/>
+              </w:rPr>
+              <w:t>5.1.1</w:t>
+            </w:r>
+            <w:r>
+              <w:rPr>
+                <w:rFonts w:asciiTheme="minorHAnsi" w:eastAsiaTheme="minorEastAsia" w:hAnsiTheme="minorHAnsi"/>
+                <w:noProof/>
+                <w:kern w:val="2"/>
+                <w:szCs w:val="24"/>
+                <w:lang w:eastAsia="fr-FR"/>
+                <w14:ligatures w14:val="standardContextual"/>
+              </w:rPr>
+              <w:tab/>
+            </w:r>
+            <w:r>
+              <w:rPr>
+                <w:rStyle w:val="Lienhypertexte"/>
+                <w:noProof/>
+              </w:rPr>
+              <w:t>L’aide dans l’outil.</w:t>
+            </w:r>
+            <w:r>
+              <w:rPr>
+                <w:noProof/>
+                <w:webHidden/>
+              </w:rPr>
+              <w:tab/>
+            </w:r>
+            <w:r>
+              <w:rPr>
+                <w:noProof/>
+                <w:webHidden/>
+              </w:rPr>
+              <w:fldChar w:fldCharType="begin"/>
+            </w:r>
+            <w:r>
+              <w:rPr>
+                <w:noProof/>
+                <w:webHidden/>
+              </w:rPr>
+              <w:instrText xml:space="preserve"> PAGEREF _Toc244093897 \h </w:instrText>
+            </w:r>
+            <w:r>
+              <w:rPr>
+                <w:noProof/>
+                <w:webHidden/>
+              </w:rPr>
+            </w:r>
+            <w:r>
+              <w:rPr>
+                <w:noProof/>
+                <w:webHidden/>
+              </w:rPr>
+              <w:fldChar w:fldCharType="separate"/>
+            </w:r>
+            <w:r>
+              <w:rPr>
+                <w:noProof/>
+                <w:webHidden/>
+              </w:rPr>
+              <w:t>13</w:t>
+            </w:r>
+            <w:r>
+              <w:rPr>
+                <w:noProof/>
+                <w:webHidden/>
+              </w:rPr>
+              <w:fldChar w:fldCharType="end"/>
+            </w:r>
+          </w:hyperlink>
+        </w:p>
+        <w:p>
+          <w:pPr>
+            <w:pStyle w:val="TM3"/>
+            <w:tabs>
+              <w:tab w:val="left" w:pos="1540"/>
+              <w:tab w:val="right" w:leader="dot" w:pos="9396"/>
+            </w:tabs>
+            <w:rPr>
+              <w:rFonts w:asciiTheme="minorHAnsi" w:eastAsiaTheme="minorEastAsia" w:hAnsiTheme="minorHAnsi"/>
+              <w:noProof/>
+              <w:kern w:val="2"/>
+              <w:szCs w:val="24"/>
+              <w:lang w:eastAsia="fr-FR"/>
+              <w14:ligatures w14:val="standardContextual"/>
+            </w:rPr>
+          </w:pPr>
+          <w:hyperlink w:anchor="_Toc244093898" w:history="1">
+            <w:r>
+              <w:rPr>
+                <w:rStyle w:val="Lienhypertexte"/>
+                <w:noProof/>
+              </w:rPr>
+              <w:t>7.1.1</w:t>
+            </w:r>
+            <w:r>
+              <w:rPr>
+                <w:rFonts w:asciiTheme="minorHAnsi" w:eastAsiaTheme="minorEastAsia" w:hAnsiTheme="minorHAnsi"/>
+                <w:noProof/>
+                <w:kern w:val="2"/>
+                <w:szCs w:val="24"/>
+                <w:lang w:eastAsia="fr-FR"/>
+                <w14:ligatures w14:val="standardContextual"/>
+              </w:rPr>
+              <w:tab/>
+            </w:r>
+            <w:r>
+              <w:rPr>
+                <w:rStyle w:val="Lienhypertexte"/>
+                <w:noProof/>
+              </w:rPr>
+              <w:t>Les préférences.</w:t>
+            </w:r>
+            <w:r>
+              <w:rPr>
+                <w:noProof/>
+                <w:webHidden/>
+              </w:rPr>
+              <w:tab/>
+            </w:r>
+            <w:r>
+              <w:rPr>
+                <w:noProof/>
+                <w:webHidden/>
+              </w:rPr>
+              <w:fldChar w:fldCharType="begin"/>
+            </w:r>
+            <w:r>
+              <w:rPr>
+                <w:noProof/>
+                <w:webHidden/>
+              </w:rPr>
+              <w:instrText xml:space="preserve"> PAGEREF _Toc244093898 \h </w:instrText>
+            </w:r>
+            <w:r>
+              <w:rPr>
+                <w:noProof/>
+                <w:webHidden/>
+              </w:rPr>
+            </w:r>
+            <w:r>
+              <w:rPr>
+                <w:noProof/>
+                <w:webHidden/>
+              </w:rPr>
+              <w:fldChar w:fldCharType="separate"/>
+            </w:r>
+            <w:r>
+              <w:rPr>
+                <w:noProof/>
+                <w:webHidden/>
+              </w:rPr>
+              <w:t>14</w:t>
+            </w:r>
+            <w:r>
+              <w:rPr>
+                <w:noProof/>
+                <w:webHidden/>
+              </w:rPr>
+              <w:fldChar w:fldCharType="end"/>
+            </w:r>
+          </w:hyperlink>
+        </w:p>
+        <w:p>
+          <w:pPr>
+            <w:pStyle w:val="TM3"/>
+            <w:tabs>
+              <w:tab w:val="left" w:pos="1540"/>
+              <w:tab w:val="right" w:leader="dot" w:pos="9396"/>
+            </w:tabs>
+            <w:rPr>
+              <w:rFonts w:asciiTheme="minorHAnsi" w:eastAsiaTheme="minorEastAsia" w:hAnsiTheme="minorHAnsi"/>
+              <w:noProof/>
+              <w:kern w:val="2"/>
+              <w:szCs w:val="24"/>
+              <w:lang w:eastAsia="fr-FR"/>
+              <w14:ligatures w14:val="standardContextual"/>
+            </w:rPr>
+          </w:pPr>
+          <w:hyperlink w:anchor="_Toc244093899" w:history="1">
+            <w:r>
+              <w:rPr>
+                <w:rStyle w:val="Lienhypertexte"/>
+                <w:noProof/>
+              </w:rPr>
+              <w:t>8.1.1</w:t>
+            </w:r>
+            <w:r>
+              <w:rPr>
+                <w:rFonts w:asciiTheme="minorHAnsi" w:eastAsiaTheme="minorEastAsia" w:hAnsiTheme="minorHAnsi"/>
+                <w:noProof/>
+                <w:kern w:val="2"/>
+                <w:szCs w:val="24"/>
+                <w:lang w:eastAsia="fr-FR"/>
+                <w14:ligatures w14:val="standardContextual"/>
+              </w:rPr>
+              <w:tab/>
+            </w:r>
+            <w:r>
+              <w:rPr>
+                <w:rStyle w:val="Lienhypertexte"/>
+                <w:noProof/>
+              </w:rPr>
+              <w:t>Les propriétés.</w:t>
+            </w:r>
+            <w:r>
+              <w:rPr>
+                <w:noProof/>
+                <w:webHidden/>
+              </w:rPr>
+              <w:tab/>
+            </w:r>
+            <w:r>
+              <w:rPr>
+                <w:noProof/>
+                <w:webHidden/>
+              </w:rPr>
+              <w:fldChar w:fldCharType="begin"/>
+            </w:r>
+            <w:r>
+              <w:rPr>
+                <w:noProof/>
+                <w:webHidden/>
+              </w:rPr>
+              <w:instrText xml:space="preserve"> PAGEREF _Toc244093899 \h </w:instrText>
+            </w:r>
+            <w:r>
+              <w:rPr>
+                <w:noProof/>
+                <w:webHidden/>
+              </w:rPr>
+            </w:r>
+            <w:r>
+              <w:rPr>
+                <w:noProof/>
+                <w:webHidden/>
+              </w:rPr>
+              <w:fldChar w:fldCharType="separate"/>
+            </w:r>
+            <w:r>
+              <w:rPr>
+                <w:noProof/>
+                <w:webHidden/>
+              </w:rPr>
+              <w:t>15</w:t>
             </w:r>
             <w:r>
               <w:rPr>
@@ -198,32 +1375,53 @@
           <w:pPr>
             <w:pStyle w:val="TM2"/>
             <w:tabs>
+              <w:tab w:val="left" w:pos="1100"/>
               <w:tab w:val="right" w:leader="dot" w:pos="9396"/>
             </w:tabs>
             <w:rPr>
               <w:rFonts w:asciiTheme="minorHAnsi" w:eastAsiaTheme="minorEastAsia" w:hAnsiTheme="minorHAnsi"/>
               <w:noProof/>
-              <w:sz w:val="22"/>
+              <w:kern w:val="2"/>
+              <w:szCs w:val="24"/>
               <w:lang w:eastAsia="fr-FR"/>
+              <w14:ligatures w14:val="standardContextual"/>
             </w:rPr>
           </w:pPr>
-          <w:hyperlink w:anchor="_Toc533700667" w:history="1">
+          <w:hyperlink w:anchor="_Toc244093900" w:history="1">
             <w:r>
               <w:rPr>
                 <w:rStyle w:val="Lienhypertexte"/>
                 <w:noProof/>
               </w:rPr>
-              <w:t>Environnement.</w:t>
-            </w:r>
-            <w:r>
-              <w:rPr>
-                <w:noProof/>
-                <w:webHidden/>
+              <w:t>2</w:t>
+            </w:r>
+            <w:r>
+              <w:rPr>
+                <w:rFonts w:asciiTheme="minorHAnsi" w:eastAsiaTheme="minorEastAsia" w:hAnsiTheme="minorHAnsi"/>
+                <w:noProof/>
+                <w:kern w:val="2"/>
+                <w:szCs w:val="24"/>
+                <w:lang w:eastAsia="fr-FR"/>
+                <w14:ligatures w14:val="standardContextual"/>
               </w:rPr>
               <w:tab/>
             </w:r>
             <w:r>
               <w:rPr>
+                <w:rStyle w:val="Lienhypertexte"/>
+                <w:noProof/>
+              </w:rPr>
+              <w:t>Les vues de l’outil.</w:t>
+            </w:r>
+            <w:r>
+              <w:rPr>
+                <w:noProof/>
+                <w:webHidden/>
+              </w:rPr>
+              <w:tab/>
+            </w:r>
+            <w:r>
+              <w:rPr>
                 <w:noProof/>
                 <w:webHidden/>
               </w:rPr>
@@ -234,7 +1432,7 @@
                 <w:noProof/>
                 <w:webHidden/>
               </w:rPr>
-              <w:instrText xml:space="preserve"> PAGEREF _Toc533700667 \h </w:instrText>
+              <w:instrText xml:space="preserve"> PAGEREF _Toc244093900 \h </w:instrText>
             </w:r>
             <w:r>
               <w:rPr>
@@ -254,7 +1452,651 @@
                 <w:noProof/>
                 <w:webHidden/>
               </w:rPr>
-              <w:t>4</w:t>
+              <w:t>16</w:t>
+            </w:r>
+            <w:r>
+              <w:rPr>
+                <w:noProof/>
+                <w:webHidden/>
+              </w:rPr>
+              <w:fldChar w:fldCharType="end"/>
+            </w:r>
+          </w:hyperlink>
+        </w:p>
+        <w:p>
+          <w:pPr>
+            <w:pStyle w:val="TM3"/>
+            <w:tabs>
+              <w:tab w:val="left" w:pos="1540"/>
+              <w:tab w:val="right" w:leader="dot" w:pos="9396"/>
+            </w:tabs>
+            <w:rPr>
+              <w:rFonts w:asciiTheme="minorHAnsi" w:eastAsiaTheme="minorEastAsia" w:hAnsiTheme="minorHAnsi"/>
+              <w:noProof/>
+              <w:kern w:val="2"/>
+              <w:szCs w:val="24"/>
+              <w:lang w:eastAsia="fr-FR"/>
+              <w14:ligatures w14:val="standardContextual"/>
+            </w:rPr>
+          </w:pPr>
+          <w:hyperlink w:anchor="_Toc244093901" w:history="1">
+            <w:r>
+              <w:rPr>
+                <w:rStyle w:val="Lienhypertexte"/>
+                <w:noProof/>
+              </w:rPr>
+              <w:t>9.1.1</w:t>
+            </w:r>
+            <w:r>
+              <w:rPr>
+                <w:rFonts w:asciiTheme="minorHAnsi" w:eastAsiaTheme="minorEastAsia" w:hAnsiTheme="minorHAnsi"/>
+                <w:noProof/>
+                <w:kern w:val="2"/>
+                <w:szCs w:val="24"/>
+                <w:lang w:eastAsia="fr-FR"/>
+                <w14:ligatures w14:val="standardContextual"/>
+              </w:rPr>
+              <w:tab/>
+            </w:r>
+            <w:r>
+              <w:rPr>
+                <w:rStyle w:val="Lienhypertexte"/>
+                <w:noProof/>
+              </w:rPr>
+              <w:t>Manageur de championnat.</w:t>
+            </w:r>
+            <w:r>
+              <w:rPr>
+                <w:noProof/>
+                <w:webHidden/>
+              </w:rPr>
+              <w:tab/>
+            </w:r>
+            <w:r>
+              <w:rPr>
+                <w:noProof/>
+                <w:webHidden/>
+              </w:rPr>
+              <w:fldChar w:fldCharType="begin"/>
+            </w:r>
+            <w:r>
+              <w:rPr>
+                <w:noProof/>
+                <w:webHidden/>
+              </w:rPr>
+              <w:instrText xml:space="preserve"> PAGEREF _Toc244093901 \h </w:instrText>
+            </w:r>
+            <w:r>
+              <w:rPr>
+                <w:noProof/>
+                <w:webHidden/>
+              </w:rPr>
+            </w:r>
+            <w:r>
+              <w:rPr>
+                <w:noProof/>
+                <w:webHidden/>
+              </w:rPr>
+              <w:fldChar w:fldCharType="separate"/>
+            </w:r>
+            <w:r>
+              <w:rPr>
+                <w:noProof/>
+                <w:webHidden/>
+              </w:rPr>
+              <w:t>16</w:t>
+            </w:r>
+            <w:r>
+              <w:rPr>
+                <w:noProof/>
+                <w:webHidden/>
+              </w:rPr>
+              <w:fldChar w:fldCharType="end"/>
+            </w:r>
+          </w:hyperlink>
+        </w:p>
+        <w:p>
+          <w:pPr>
+            <w:pStyle w:val="TM3"/>
+            <w:tabs>
+              <w:tab w:val="left" w:pos="1760"/>
+              <w:tab w:val="right" w:leader="dot" w:pos="9396"/>
+            </w:tabs>
+            <w:rPr>
+              <w:rFonts w:asciiTheme="minorHAnsi" w:eastAsiaTheme="minorEastAsia" w:hAnsiTheme="minorHAnsi"/>
+              <w:noProof/>
+              <w:kern w:val="2"/>
+              <w:szCs w:val="24"/>
+              <w:lang w:eastAsia="fr-FR"/>
+              <w14:ligatures w14:val="standardContextual"/>
+            </w:rPr>
+          </w:pPr>
+          <w:hyperlink w:anchor="_Toc244093902" w:history="1">
+            <w:r>
+              <w:rPr>
+                <w:rStyle w:val="Lienhypertexte"/>
+                <w:noProof/>
+              </w:rPr>
+              <w:t>10.1.1</w:t>
+            </w:r>
+            <w:r>
+              <w:rPr>
+                <w:rFonts w:asciiTheme="minorHAnsi" w:eastAsiaTheme="minorEastAsia" w:hAnsiTheme="minorHAnsi"/>
+                <w:noProof/>
+                <w:kern w:val="2"/>
+                <w:szCs w:val="24"/>
+                <w:lang w:eastAsia="fr-FR"/>
+                <w14:ligatures w14:val="standardContextual"/>
+              </w:rPr>
+              <w:tab/>
+            </w:r>
+            <w:r>
+              <w:rPr>
+                <w:rStyle w:val="Lienhypertexte"/>
+                <w:noProof/>
+              </w:rPr>
+              <w:t>Champ intérieur.</w:t>
+            </w:r>
+            <w:r>
+              <w:rPr>
+                <w:noProof/>
+                <w:webHidden/>
+              </w:rPr>
+              <w:tab/>
+            </w:r>
+            <w:r>
+              <w:rPr>
+                <w:noProof/>
+                <w:webHidden/>
+              </w:rPr>
+              <w:fldChar w:fldCharType="begin"/>
+            </w:r>
+            <w:r>
+              <w:rPr>
+                <w:noProof/>
+                <w:webHidden/>
+              </w:rPr>
+              <w:instrText xml:space="preserve"> PAGEREF _Toc244093902 \h </w:instrText>
+            </w:r>
+            <w:r>
+              <w:rPr>
+                <w:noProof/>
+                <w:webHidden/>
+              </w:rPr>
+            </w:r>
+            <w:r>
+              <w:rPr>
+                <w:noProof/>
+                <w:webHidden/>
+              </w:rPr>
+              <w:fldChar w:fldCharType="separate"/>
+            </w:r>
+            <w:r>
+              <w:rPr>
+                <w:noProof/>
+                <w:webHidden/>
+              </w:rPr>
+              <w:t>16</w:t>
+            </w:r>
+            <w:r>
+              <w:rPr>
+                <w:noProof/>
+                <w:webHidden/>
+              </w:rPr>
+              <w:fldChar w:fldCharType="end"/>
+            </w:r>
+          </w:hyperlink>
+        </w:p>
+        <w:p>
+          <w:pPr>
+            <w:pStyle w:val="TM3"/>
+            <w:tabs>
+              <w:tab w:val="left" w:pos="1760"/>
+              <w:tab w:val="right" w:leader="dot" w:pos="9396"/>
+            </w:tabs>
+            <w:rPr>
+              <w:rFonts w:asciiTheme="minorHAnsi" w:eastAsiaTheme="minorEastAsia" w:hAnsiTheme="minorHAnsi"/>
+              <w:noProof/>
+              <w:kern w:val="2"/>
+              <w:szCs w:val="24"/>
+              <w:lang w:eastAsia="fr-FR"/>
+              <w14:ligatures w14:val="standardContextual"/>
+            </w:rPr>
+          </w:pPr>
+          <w:hyperlink w:anchor="_Toc244093903" w:history="1">
+            <w:r>
+              <w:rPr>
+                <w:rStyle w:val="Lienhypertexte"/>
+                <w:noProof/>
+              </w:rPr>
+              <w:t>11.1.1</w:t>
+            </w:r>
+            <w:r>
+              <w:rPr>
+                <w:rFonts w:asciiTheme="minorHAnsi" w:eastAsiaTheme="minorEastAsia" w:hAnsiTheme="minorHAnsi"/>
+                <w:noProof/>
+                <w:kern w:val="2"/>
+                <w:szCs w:val="24"/>
+                <w:lang w:eastAsia="fr-FR"/>
+                <w14:ligatures w14:val="standardContextual"/>
+              </w:rPr>
+              <w:tab/>
+            </w:r>
+            <w:r>
+              <w:rPr>
+                <w:rStyle w:val="Lienhypertexte"/>
+                <w:noProof/>
+              </w:rPr>
+              <w:t>Feuille de scorage visiteur et recevant.</w:t>
+            </w:r>
+            <w:r>
+              <w:rPr>
+                <w:noProof/>
+                <w:webHidden/>
+              </w:rPr>
+              <w:tab/>
+            </w:r>
+            <w:r>
+              <w:rPr>
+                <w:noProof/>
+                <w:webHidden/>
+              </w:rPr>
+              <w:fldChar w:fldCharType="begin"/>
+            </w:r>
+            <w:r>
+              <w:rPr>
+                <w:noProof/>
+                <w:webHidden/>
+              </w:rPr>
+              <w:instrText xml:space="preserve"> PAGEREF _Toc244093903 \h </w:instrText>
+            </w:r>
+            <w:r>
+              <w:rPr>
+                <w:noProof/>
+                <w:webHidden/>
+              </w:rPr>
+            </w:r>
+            <w:r>
+              <w:rPr>
+                <w:noProof/>
+                <w:webHidden/>
+              </w:rPr>
+              <w:fldChar w:fldCharType="separate"/>
+            </w:r>
+            <w:r>
+              <w:rPr>
+                <w:noProof/>
+                <w:webHidden/>
+              </w:rPr>
+              <w:t>17</w:t>
+            </w:r>
+            <w:r>
+              <w:rPr>
+                <w:noProof/>
+                <w:webHidden/>
+              </w:rPr>
+              <w:fldChar w:fldCharType="end"/>
+            </w:r>
+          </w:hyperlink>
+        </w:p>
+        <w:p>
+          <w:pPr>
+            <w:pStyle w:val="TM3"/>
+            <w:tabs>
+              <w:tab w:val="left" w:pos="1760"/>
+              <w:tab w:val="right" w:leader="dot" w:pos="9396"/>
+            </w:tabs>
+            <w:rPr>
+              <w:rFonts w:asciiTheme="minorHAnsi" w:eastAsiaTheme="minorEastAsia" w:hAnsiTheme="minorHAnsi"/>
+              <w:noProof/>
+              <w:kern w:val="2"/>
+              <w:szCs w:val="24"/>
+              <w:lang w:eastAsia="fr-FR"/>
+              <w14:ligatures w14:val="standardContextual"/>
+            </w:rPr>
+          </w:pPr>
+          <w:hyperlink w:anchor="_Toc244093904" w:history="1">
+            <w:r>
+              <w:rPr>
+                <w:rStyle w:val="Lienhypertexte"/>
+                <w:noProof/>
+              </w:rPr>
+              <w:t>12.1.1</w:t>
+            </w:r>
+            <w:r>
+              <w:rPr>
+                <w:rFonts w:asciiTheme="minorHAnsi" w:eastAsiaTheme="minorEastAsia" w:hAnsiTheme="minorHAnsi"/>
+                <w:noProof/>
+                <w:kern w:val="2"/>
+                <w:szCs w:val="24"/>
+                <w:lang w:eastAsia="fr-FR"/>
+                <w14:ligatures w14:val="standardContextual"/>
+              </w:rPr>
+              <w:tab/>
+            </w:r>
+            <w:r>
+              <w:rPr>
+                <w:rStyle w:val="Lienhypertexte"/>
+                <w:noProof/>
+              </w:rPr>
+              <w:t>Vue générale du score.</w:t>
+            </w:r>
+            <w:r>
+              <w:rPr>
+                <w:noProof/>
+                <w:webHidden/>
+              </w:rPr>
+              <w:tab/>
+            </w:r>
+            <w:r>
+              <w:rPr>
+                <w:noProof/>
+                <w:webHidden/>
+              </w:rPr>
+              <w:fldChar w:fldCharType="begin"/>
+            </w:r>
+            <w:r>
+              <w:rPr>
+                <w:noProof/>
+                <w:webHidden/>
+              </w:rPr>
+              <w:instrText xml:space="preserve"> PAGEREF _Toc244093904 \h </w:instrText>
+            </w:r>
+            <w:r>
+              <w:rPr>
+                <w:noProof/>
+                <w:webHidden/>
+              </w:rPr>
+            </w:r>
+            <w:r>
+              <w:rPr>
+                <w:noProof/>
+                <w:webHidden/>
+              </w:rPr>
+              <w:fldChar w:fldCharType="separate"/>
+            </w:r>
+            <w:r>
+              <w:rPr>
+                <w:noProof/>
+                <w:webHidden/>
+              </w:rPr>
+              <w:t>17</w:t>
+            </w:r>
+            <w:r>
+              <w:rPr>
+                <w:noProof/>
+                <w:webHidden/>
+              </w:rPr>
+              <w:fldChar w:fldCharType="end"/>
+            </w:r>
+          </w:hyperlink>
+        </w:p>
+        <w:p>
+          <w:pPr>
+            <w:pStyle w:val="TM3"/>
+            <w:tabs>
+              <w:tab w:val="left" w:pos="1760"/>
+              <w:tab w:val="right" w:leader="dot" w:pos="9396"/>
+            </w:tabs>
+            <w:rPr>
+              <w:rFonts w:asciiTheme="minorHAnsi" w:eastAsiaTheme="minorEastAsia" w:hAnsiTheme="minorHAnsi"/>
+              <w:noProof/>
+              <w:kern w:val="2"/>
+              <w:szCs w:val="24"/>
+              <w:lang w:eastAsia="fr-FR"/>
+              <w14:ligatures w14:val="standardContextual"/>
+            </w:rPr>
+          </w:pPr>
+          <w:hyperlink w:anchor="_Toc244093905" w:history="1">
+            <w:r>
+              <w:rPr>
+                <w:rStyle w:val="Lienhypertexte"/>
+                <w:noProof/>
+              </w:rPr>
+              <w:t>13.1.1</w:t>
+            </w:r>
+            <w:r>
+              <w:rPr>
+                <w:rFonts w:asciiTheme="minorHAnsi" w:eastAsiaTheme="minorEastAsia" w:hAnsiTheme="minorHAnsi"/>
+                <w:noProof/>
+                <w:kern w:val="2"/>
+                <w:szCs w:val="24"/>
+                <w:lang w:eastAsia="fr-FR"/>
+                <w14:ligatures w14:val="standardContextual"/>
+              </w:rPr>
+              <w:tab/>
+            </w:r>
+            <w:r>
+              <w:rPr>
+                <w:rStyle w:val="Lienhypertexte"/>
+                <w:noProof/>
+              </w:rPr>
+              <w:t>La console.</w:t>
+            </w:r>
+            <w:r>
+              <w:rPr>
+                <w:noProof/>
+                <w:webHidden/>
+              </w:rPr>
+              <w:tab/>
+            </w:r>
+            <w:r>
+              <w:rPr>
+                <w:noProof/>
+                <w:webHidden/>
+              </w:rPr>
+              <w:fldChar w:fldCharType="begin"/>
+            </w:r>
+            <w:r>
+              <w:rPr>
+                <w:noProof/>
+                <w:webHidden/>
+              </w:rPr>
+              <w:instrText xml:space="preserve"> PAGEREF _Toc244093905 \h </w:instrText>
+            </w:r>
+            <w:r>
+              <w:rPr>
+                <w:noProof/>
+                <w:webHidden/>
+              </w:rPr>
+            </w:r>
+            <w:r>
+              <w:rPr>
+                <w:noProof/>
+                <w:webHidden/>
+              </w:rPr>
+              <w:fldChar w:fldCharType="separate"/>
+            </w:r>
+            <w:r>
+              <w:rPr>
+                <w:noProof/>
+                <w:webHidden/>
+              </w:rPr>
+              <w:t>17</w:t>
+            </w:r>
+            <w:r>
+              <w:rPr>
+                <w:noProof/>
+                <w:webHidden/>
+              </w:rPr>
+              <w:fldChar w:fldCharType="end"/>
+            </w:r>
+          </w:hyperlink>
+        </w:p>
+        <w:p>
+          <w:pPr>
+            <w:pStyle w:val="TM3"/>
+            <w:tabs>
+              <w:tab w:val="left" w:pos="1760"/>
+              <w:tab w:val="right" w:leader="dot" w:pos="9396"/>
+            </w:tabs>
+            <w:rPr>
+              <w:rFonts w:asciiTheme="minorHAnsi" w:eastAsiaTheme="minorEastAsia" w:hAnsiTheme="minorHAnsi"/>
+              <w:noProof/>
+              <w:kern w:val="2"/>
+              <w:szCs w:val="24"/>
+              <w:lang w:eastAsia="fr-FR"/>
+              <w14:ligatures w14:val="standardContextual"/>
+            </w:rPr>
+          </w:pPr>
+          <w:hyperlink w:anchor="_Toc244093906" w:history="1">
+            <w:r>
+              <w:rPr>
+                <w:rStyle w:val="Lienhypertexte"/>
+                <w:noProof/>
+              </w:rPr>
+              <w:t>14.1.1</w:t>
+            </w:r>
+            <w:r>
+              <w:rPr>
+                <w:rFonts w:asciiTheme="minorHAnsi" w:eastAsiaTheme="minorEastAsia" w:hAnsiTheme="minorHAnsi"/>
+                <w:noProof/>
+                <w:kern w:val="2"/>
+                <w:szCs w:val="24"/>
+                <w:lang w:eastAsia="fr-FR"/>
+                <w14:ligatures w14:val="standardContextual"/>
+              </w:rPr>
+              <w:tab/>
+            </w:r>
+            <w:r>
+              <w:rPr>
+                <w:rStyle w:val="Lienhypertexte"/>
+                <w:noProof/>
+              </w:rPr>
+              <w:t>La vue problème.</w:t>
+            </w:r>
+            <w:r>
+              <w:rPr>
+                <w:noProof/>
+                <w:webHidden/>
+              </w:rPr>
+              <w:tab/>
+            </w:r>
+            <w:r>
+              <w:rPr>
+                <w:noProof/>
+                <w:webHidden/>
+              </w:rPr>
+              <w:fldChar w:fldCharType="begin"/>
+            </w:r>
+            <w:r>
+              <w:rPr>
+                <w:noProof/>
+                <w:webHidden/>
+              </w:rPr>
+              <w:instrText xml:space="preserve"> PAGEREF _Toc244093906 \h </w:instrText>
+            </w:r>
+            <w:r>
+              <w:rPr>
+                <w:noProof/>
+                <w:webHidden/>
+              </w:rPr>
+            </w:r>
+            <w:r>
+              <w:rPr>
+                <w:noProof/>
+                <w:webHidden/>
+              </w:rPr>
+              <w:fldChar w:fldCharType="separate"/>
+            </w:r>
+            <w:r>
+              <w:rPr>
+                <w:noProof/>
+                <w:webHidden/>
+              </w:rPr>
+              <w:t>17</w:t>
+            </w:r>
+            <w:r>
+              <w:rPr>
+                <w:noProof/>
+                <w:webHidden/>
+              </w:rPr>
+              <w:fldChar w:fldCharType="end"/>
+            </w:r>
+          </w:hyperlink>
+        </w:p>
+        <w:p>
+          <w:pPr>
+            <w:pStyle w:val="TM3"/>
+            <w:tabs>
+              <w:tab w:val="left" w:pos="1760"/>
+              <w:tab w:val="right" w:leader="dot" w:pos="9396"/>
+            </w:tabs>
+            <w:rPr>
+              <w:rFonts w:asciiTheme="minorHAnsi" w:eastAsiaTheme="minorEastAsia" w:hAnsiTheme="minorHAnsi"/>
+              <w:noProof/>
+              <w:kern w:val="2"/>
+              <w:szCs w:val="24"/>
+              <w:lang w:eastAsia="fr-FR"/>
+              <w14:ligatures w14:val="standardContextual"/>
+            </w:rPr>
+          </w:pPr>
+          <w:hyperlink w:anchor="_Toc244093907" w:history="1">
+            <w:r>
+              <w:rPr>
+                <w:rStyle w:val="Lienhypertexte"/>
+                <w:noProof/>
+              </w:rPr>
+              <w:t>15.1.1</w:t>
+            </w:r>
+            <w:r>
+              <w:rPr>
+                <w:rFonts w:asciiTheme="minorHAnsi" w:eastAsiaTheme="minorEastAsia" w:hAnsiTheme="minorHAnsi"/>
+                <w:noProof/>
+                <w:kern w:val="2"/>
+                <w:szCs w:val="24"/>
+                <w:lang w:eastAsia="fr-FR"/>
+                <w14:ligatures w14:val="standardContextual"/>
+              </w:rPr>
+              <w:tab/>
+            </w:r>
+            <w:r>
+              <w:rPr>
+                <w:rStyle w:val="Lienhypertexte"/>
+                <w:noProof/>
+              </w:rPr>
+              <w:t>La vue outline.</w:t>
+            </w:r>
+            <w:r>
+              <w:rPr>
+                <w:noProof/>
+                <w:webHidden/>
+              </w:rPr>
+              <w:tab/>
+            </w:r>
+            <w:r>
+              <w:rPr>
+                <w:noProof/>
+                <w:webHidden/>
+              </w:rPr>
+              <w:fldChar w:fldCharType="begin"/>
+            </w:r>
+            <w:r>
+              <w:rPr>
+                <w:noProof/>
+                <w:webHidden/>
+              </w:rPr>
+              <w:instrText xml:space="preserve"> PAGEREF _Toc244093907 \h </w:instrText>
+            </w:r>
+            <w:r>
+              <w:rPr>
+                <w:noProof/>
+                <w:webHidden/>
+              </w:rPr>
+            </w:r>
+            <w:r>
+              <w:rPr>
+                <w:noProof/>
+                <w:webHidden/>
+              </w:rPr>
+              <w:fldChar w:fldCharType="separate"/>
+            </w:r>
+            <w:r>
+              <w:rPr>
+                <w:noProof/>
+                <w:webHidden/>
+              </w:rPr>
+              <w:t>17</w:t>
             </w:r>
             <w:r>
               <w:rPr>
@@ -269,32 +2111,53 @@
           <w:pPr>
             <w:pStyle w:val="TM2"/>
             <w:tabs>
+              <w:tab w:val="left" w:pos="1100"/>
               <w:tab w:val="right" w:leader="dot" w:pos="9396"/>
             </w:tabs>
             <w:rPr>
               <w:rFonts w:asciiTheme="minorHAnsi" w:eastAsiaTheme="minorEastAsia" w:hAnsiTheme="minorHAnsi"/>
               <w:noProof/>
-              <w:sz w:val="22"/>
+              <w:kern w:val="2"/>
+              <w:szCs w:val="24"/>
               <w:lang w:eastAsia="fr-FR"/>
+              <w14:ligatures w14:val="standardContextual"/>
             </w:rPr>
           </w:pPr>
-          <w:hyperlink w:anchor="_Toc533700668" w:history="1">
+          <w:hyperlink w:anchor="_Toc244093908" w:history="1">
             <w:r>
               <w:rPr>
                 <w:rStyle w:val="Lienhypertexte"/>
                 <w:noProof/>
               </w:rPr>
-              <w:t>Les parties constituantes de l’outil.</w:t>
-            </w:r>
-            <w:r>
-              <w:rPr>
-                <w:noProof/>
-                <w:webHidden/>
+              <w:t>3</w:t>
+            </w:r>
+            <w:r>
+              <w:rPr>
+                <w:rFonts w:asciiTheme="minorHAnsi" w:eastAsiaTheme="minorEastAsia" w:hAnsiTheme="minorHAnsi"/>
+                <w:noProof/>
+                <w:kern w:val="2"/>
+                <w:szCs w:val="24"/>
+                <w:lang w:eastAsia="fr-FR"/>
+                <w14:ligatures w14:val="standardContextual"/>
               </w:rPr>
               <w:tab/>
             </w:r>
             <w:r>
               <w:rPr>
+                <w:rStyle w:val="Lienhypertexte"/>
+                <w:noProof/>
+              </w:rPr>
+              <w:t>Les éditeurs de l’outil</w:t>
+            </w:r>
+            <w:r>
+              <w:rPr>
+                <w:noProof/>
+                <w:webHidden/>
+              </w:rPr>
+              <w:tab/>
+            </w:r>
+            <w:r>
+              <w:rPr>
                 <w:noProof/>
                 <w:webHidden/>
               </w:rPr>
@@ -305,7 +2168,7 @@
                 <w:noProof/>
                 <w:webHidden/>
               </w:rPr>
-              <w:instrText xml:space="preserve"> PAGEREF _Toc533700668 \h </w:instrText>
+              <w:instrText xml:space="preserve"> PAGEREF _Toc244093908 \h </w:instrText>
             </w:r>
             <w:r>
               <w:rPr>
@@ -325,7 +2188,7 @@
                 <w:noProof/>
                 <w:webHidden/>
               </w:rPr>
-              <w:t>5</w:t>
+              <w:t>17</w:t>
             </w:r>
             <w:r>
               <w:rPr>
@@ -340,32 +2203,53 @@
           <w:pPr>
             <w:pStyle w:val="TM3"/>
             <w:tabs>
+              <w:tab w:val="left" w:pos="1760"/>
               <w:tab w:val="right" w:leader="dot" w:pos="9396"/>
             </w:tabs>
             <w:rPr>
               <w:rFonts w:asciiTheme="minorHAnsi" w:eastAsiaTheme="minorEastAsia" w:hAnsiTheme="minorHAnsi"/>
               <w:noProof/>
-              <w:sz w:val="22"/>
+              <w:kern w:val="2"/>
+              <w:szCs w:val="24"/>
               <w:lang w:eastAsia="fr-FR"/>
+              <w14:ligatures w14:val="standardContextual"/>
             </w:rPr>
           </w:pPr>
-          <w:hyperlink w:anchor="_Toc533700669" w:history="1">
+          <w:hyperlink w:anchor="_Toc244093909" w:history="1">
             <w:r>
               <w:rPr>
                 <w:rStyle w:val="Lienhypertexte"/>
                 <w:noProof/>
               </w:rPr>
-              <w:t>Les principales vues de l’outil.</w:t>
-            </w:r>
-            <w:r>
-              <w:rPr>
-                <w:noProof/>
-                <w:webHidden/>
+              <w:t>16.1.1</w:t>
+            </w:r>
+            <w:r>
+              <w:rPr>
+                <w:rFonts w:asciiTheme="minorHAnsi" w:eastAsiaTheme="minorEastAsia" w:hAnsiTheme="minorHAnsi"/>
+                <w:noProof/>
+                <w:kern w:val="2"/>
+                <w:szCs w:val="24"/>
+                <w:lang w:eastAsia="fr-FR"/>
+                <w14:ligatures w14:val="standardContextual"/>
               </w:rPr>
               <w:tab/>
             </w:r>
             <w:r>
               <w:rPr>
+                <w:rStyle w:val="Lienhypertexte"/>
+                <w:noProof/>
+              </w:rPr>
+              <w:t>L’éditeur d’équipe.</w:t>
+            </w:r>
+            <w:r>
+              <w:rPr>
+                <w:noProof/>
+                <w:webHidden/>
+              </w:rPr>
+              <w:tab/>
+            </w:r>
+            <w:r>
+              <w:rPr>
                 <w:noProof/>
                 <w:webHidden/>
               </w:rPr>
@@ -376,7 +2260,7 @@
                 <w:noProof/>
                 <w:webHidden/>
               </w:rPr>
-              <w:instrText xml:space="preserve"> PAGEREF _Toc533700669 \h </w:instrText>
+              <w:instrText xml:space="preserve"> PAGEREF _Toc244093909 \h </w:instrText>
             </w:r>
             <w:r>
               <w:rPr>
@@ -396,7 +2280,99 @@
                 <w:noProof/>
                 <w:webHidden/>
               </w:rPr>
-              <w:t>5</w:t>
+              <w:t>17</w:t>
+            </w:r>
+            <w:r>
+              <w:rPr>
+                <w:noProof/>
+                <w:webHidden/>
+              </w:rPr>
+              <w:fldChar w:fldCharType="end"/>
+            </w:r>
+          </w:hyperlink>
+        </w:p>
+        <w:p>
+          <w:pPr>
+            <w:pStyle w:val="TM3"/>
+            <w:tabs>
+              <w:tab w:val="left" w:pos="1760"/>
+              <w:tab w:val="right" w:leader="dot" w:pos="9396"/>
+            </w:tabs>
+            <w:rPr>
+              <w:rFonts w:asciiTheme="minorHAnsi" w:eastAsiaTheme="minorEastAsia" w:hAnsiTheme="minorHAnsi"/>
+              <w:noProof/>
+              <w:kern w:val="2"/>
+              <w:szCs w:val="24"/>
+              <w:lang w:eastAsia="fr-FR"/>
+              <w14:ligatures w14:val="standardContextual"/>
+            </w:rPr>
+          </w:pPr>
+          <w:hyperlink w:anchor="_Toc244093910" w:history="1">
+            <w:r>
+              <w:rPr>
+                <w:rStyle w:val="Lienhypertexte"/>
+                <w:noProof/>
+              </w:rPr>
+              <w:t>17.1.1</w:t>
+            </w:r>
+            <w:r>
+              <w:rPr>
+                <w:rFonts w:asciiTheme="minorHAnsi" w:eastAsiaTheme="minorEastAsia" w:hAnsiTheme="minorHAnsi"/>
+                <w:noProof/>
+                <w:kern w:val="2"/>
+                <w:szCs w:val="24"/>
+                <w:lang w:eastAsia="fr-FR"/>
+                <w14:ligatures w14:val="standardContextual"/>
+              </w:rPr>
+              <w:tab/>
+            </w:r>
+            <w:r>
+              <w:rPr>
+                <w:rStyle w:val="Lienhypertexte"/>
+                <w:noProof/>
+              </w:rPr>
+              <w:t>L’éditeur de match.</w:t>
+            </w:r>
+            <w:r>
+              <w:rPr>
+                <w:noProof/>
+                <w:webHidden/>
+              </w:rPr>
+              <w:tab/>
+            </w:r>
+            <w:r>
+              <w:rPr>
+                <w:noProof/>
+                <w:webHidden/>
+              </w:rPr>
+              <w:fldChar w:fldCharType="begin"/>
+            </w:r>
+            <w:r>
+              <w:rPr>
+                <w:noProof/>
+                <w:webHidden/>
+              </w:rPr>
+              <w:instrText xml:space="preserve"> PAGEREF _Toc244093910 \h </w:instrText>
+            </w:r>
+            <w:r>
+              <w:rPr>
+                <w:noProof/>
+                <w:webHidden/>
+              </w:rPr>
+            </w:r>
+            <w:r>
+              <w:rPr>
+                <w:noProof/>
+                <w:webHidden/>
+              </w:rPr>
+              <w:fldChar w:fldCharType="separate"/>
+            </w:r>
+            <w:r>
+              <w:rPr>
+                <w:noProof/>
+                <w:webHidden/>
+              </w:rPr>
+              <w:t>17</w:t>
             </w:r>
             <w:r>
               <w:rPr>
@@ -409,10 +2385,6 @@
         </w:p>
         <w:p>
           <w:r>
-            <w:rPr>
-              <w:b/>
-              <w:bCs/>
-            </w:rPr>
             <w:fldChar w:fldCharType="end"/>
           </w:r>
         </w:p>
@@ -421,7 +2393,10 @@
     <w:p>
       <w:pPr>
         <w:pStyle w:val="Titre1"/>
-        <w:ind w:firstLine="0"/>
+        <w:numPr>
+          <w:ilvl w:val="0"/>
+          <w:numId w:val="0"/>
+        </w:numPr>
         <w:rPr>
           <w:rStyle w:val="Rfrenceintense"/>
           <w:bCs/>
@@ -432,30 +2407,205 @@
         </w:rPr>
       </w:pPr>
     </w:p>
-    <w:p>
-      <w:r>
-        <w:t xml:space="preserve">C’est en faisant ce constat que je décidé de développer un logiciel de saisie des feuilles de scorage dans une technologie plus moderne. Ce projet permet de respecter intégralement les règles définies dans le document ‘Scorer Manual 2016’, mais de plus il permet d’imprimer les feuilles de scorages en respectant le format utilisé en europe. Il permet aussi une prise en main plus intuitive que le logiciel officiel car il est basé sur une interface graphique classique couramment utilisée sous windows. </w:t>
-      </w:r>
-    </w:p>
+    <w:p/>
+    <w:p>
+      <w:pPr>
+        <w:pStyle w:val="Titre1"/>
+      </w:pPr>
+      <w:bookmarkStart w:id="0" w:name="_Toc244093884"/>
+      <w:r>
+        <w:t>Description de l’outil.</w:t>
+      </w:r>
+      <w:bookmarkEnd w:id="0"/>
+    </w:p>
+    <w:p>
+      <w:r>
+        <w:t>Cet outil permet de saisir et de suivre le scorage d’un match de baseball, action par action, depuis la première balle jusqu’à la dernière manche.</w:t>
+      </w:r>
+    </w:p>
+    <w:p>
+      <w:r>
+        <w:t>Il existe aujourd’hui de nombreux logiciels de scorage conçus pour le format américain, celui utilisé par la Major League Baseball et la plupart des compétitions nord-américaines. En revanche,</w:t>
+      </w:r>
+      <w:r>
+        <w:t xml:space="preserve"> a ma connaissance, </w:t>
+      </w:r>
+      <w:r>
+        <w:t>il n’exist</w:t>
+      </w:r>
+      <w:r>
+        <w:t>e</w:t>
+      </w:r>
+      <w:r>
+        <w:t xml:space="preserve"> pas jusqu’ici d’outil dédié au </w:t>
+      </w:r>
+      <w:r>
+        <w:rPr>
+          <w:b/>
+          <w:bCs/>
+        </w:rPr>
+        <w:t>format de scorage européen</w:t>
+      </w:r>
+      <w:r>
+        <w:t>, qui présente ses propres conventions de notation et sa propre feuille de match.</w:t>
+      </w:r>
+    </w:p>
+    <w:p>
+      <w:r>
+        <w:t>Cet outil comble ce manque : il reprend la logique et la présentation de la feuille de marque européenne, tout en apportant le confort d’une saisie informatique (calculs automatiques, cohérence des données, correction facilitée).</w:t>
+      </w:r>
+    </w:p>
+    <w:p>
+      <w:r>
+        <w:t xml:space="preserve">L’outil respecte l’ensemble des règles définies par la </w:t>
+      </w:r>
+      <w:hyperlink r:id="rId6" w:history="1">
+        <w:r>
+          <w:rPr>
+            <w:rStyle w:val="Lienhypertexte"/>
+          </w:rPr>
+          <w:t>Confédération européenne de baseball (CEB)</w:t>
+        </w:r>
+      </w:hyperlink>
+      <w:r>
+        <w:t>. Les notations, les symboles et le déroulement du scorage sont conformes aux règlements en vigueur, afin que les feuilles produites puissent être utilisées dans le cadre de compétitions officielles.</w:t>
+      </w:r>
+    </w:p>
+    <w:p/>
     <w:p>
       <w:pPr>
         <w:pStyle w:val="Titre2"/>
       </w:pPr>
-      <w:bookmarkStart w:id="0" w:name="_Toc533700667"/>
+      <w:bookmarkStart w:id="1" w:name="_Toc244093885"/>
       <w:r>
         <w:t>Environnement.</w:t>
       </w:r>
-      <w:bookmarkEnd w:id="0"/>
-    </w:p>
-    <w:p>
-      <w:r>
-        <w:t xml:space="preserve">Cette application est basée sur la technologie Eclipse RCP. Pour les non-initiés, </w:t>
-      </w:r>
-      <w:r>
-        <w:t>Eclipse RCP est un framework orienté développement d'applications 'client riche'</w:t>
-      </w:r>
-      <w:r>
-        <w:t>, c'est-à-dire qu’il fournit au développeur une base permettant de développer des applications basées sur des fenêtres, menus et dont l’interaction se fait par le clavier et la souris. L’application se presente donc sous cette forme.</w:t>
+      <w:bookmarkEnd w:id="1"/>
+    </w:p>
+    <w:p>
+      <w:r>
+        <w:t xml:space="preserve">L’outil a été entièrement développé avec la plateforme </w:t>
+      </w:r>
+      <w:r>
+        <w:rPr>
+          <w:b/>
+          <w:bCs/>
+        </w:rPr>
+        <w:t>Eclipse</w:t>
+      </w:r>
+      <w:r>
+        <w:t xml:space="preserve">. Il s’agit d’une application construite sur </w:t>
+      </w:r>
+      <w:r>
+        <w:rPr>
+          <w:b/>
+          <w:bCs/>
+        </w:rPr>
+        <w:t>Eclipse RCP</w:t>
+      </w:r>
+      <w:r>
+        <w:t xml:space="preserve"> (Rich Client Platform), qui permet de créer une application de bureau autonome en réutilisant l’infrastructure qui fait le succès de l’environnement de développement Eclipse lui-même. L’interface que vous voyez ci-dess</w:t>
+      </w:r>
+      <w:r>
+        <w:t>ou</w:t>
+      </w:r>
+      <w:r>
+        <w:t>s repose donc sur les mêmes principes que ceux d’Eclipse : fenêtre principale, vues, éditeurs, barres d’outils et menus.</w:t>
+      </w:r>
+    </w:p>
+    <w:p>
+      <w:r>
+        <w:t>Ce choix a apporté de nombreux avantages pour le développement :</w:t>
+      </w:r>
+    </w:p>
+    <w:p>
+      <w:pPr>
+        <w:numPr>
+          <w:ilvl w:val="0"/>
+          <w:numId w:val="3"/>
+        </w:numPr>
+      </w:pPr>
+      <w:r>
+        <w:rPr>
+          <w:b/>
+          <w:bCs/>
+        </w:rPr>
+        <w:t>Une architecture modulaire</w:t>
+      </w:r>
+      <w:r>
+        <w:t xml:space="preserve"> : l’application est découpée en plug-ins, ce qui sépare clairement les responsabilités (modèle de données, interface, règles de scorage, etc.) et facilite la maintenance et l’évolution de l’outil.</w:t>
+      </w:r>
+    </w:p>
+    <w:p>
+      <w:pPr>
+        <w:numPr>
+          <w:ilvl w:val="0"/>
+          <w:numId w:val="3"/>
+        </w:numPr>
+      </w:pPr>
+      <w:r>
+        <w:rPr>
+          <w:b/>
+          <w:bCs/>
+        </w:rPr>
+        <w:t>Une interface native et cohérente</w:t>
+      </w:r>
+      <w:r>
+        <w:t xml:space="preserve"> : grâce aux bibliothèques graphiques SWT et JFace, l’application s’intègre naturellement au système d’exploitation, avec un comportement familier pour l’utilisateur.</w:t>
+      </w:r>
+    </w:p>
+    <w:p>
+      <w:pPr>
+        <w:numPr>
+          <w:ilvl w:val="0"/>
+          <w:numId w:val="3"/>
+        </w:numPr>
+      </w:pPr>
+      <w:r>
+        <w:rPr>
+          <w:b/>
+          <w:bCs/>
+        </w:rPr>
+        <w:t>Un socle d’application complet</w:t>
+      </w:r>
+      <w:r>
+        <w:t xml:space="preserve"> : gestion des fenêtres, des préférences, de l’aide, des raccourcis clavier et des mécanismes d’annulation/rétablissement, sans avoir à tout redévelopper.</w:t>
+      </w:r>
+    </w:p>
+    <w:p>
+      <w:pPr>
+        <w:numPr>
+          <w:ilvl w:val="0"/>
+          <w:numId w:val="3"/>
+        </w:numPr>
+      </w:pPr>
+      <w:r>
+        <w:rPr>
+          <w:b/>
+          <w:bCs/>
+        </w:rPr>
+        <w:t>Un environnement de développement intégré</w:t>
+      </w:r>
+      <w:r>
+        <w:t xml:space="preserve"> : édition, débogage, tests et empaquetage de l’application sont réalisés dans le même outil, ce qui accélère les cycles de développement.</w:t>
+      </w:r>
+    </w:p>
+    <w:p>
+      <w:pPr>
+        <w:numPr>
+          <w:ilvl w:val="0"/>
+          <w:numId w:val="3"/>
+        </w:numPr>
+      </w:pPr>
+      <w:r>
+        <w:rPr>
+          <w:b/>
+          <w:bCs/>
+        </w:rPr>
+        <w:t>Une distribution simplifiée</w:t>
+      </w:r>
+      <w:r>
+        <w:t xml:space="preserve"> : Eclipse permet de produire une application prête à installer, avec son propre environnement d’exécution.</w:t>
       </w:r>
     </w:p>
     <w:p>
@@ -465,7 +2615,7 @@
           <w:lang w:eastAsia="fr-FR"/>
         </w:rPr>
         <w:drawing>
-          <wp:inline distT="0" distB="0" distL="0" distR="0">
+          <wp:inline distT="0" distB="0" distL="0" distR="0" wp14:anchorId="6DC67535" wp14:editId="718B62CB">
             <wp:extent cx="5962650" cy="3257550"/>
             <wp:effectExtent l="0" t="0" r="0" b="0"/>
             <wp:docPr id="1" name="Image 1"/>
@@ -482,7 +2632,7 @@
                     </pic:cNvPicPr>
                   </pic:nvPicPr>
                   <pic:blipFill>
-                    <a:blip r:embed="rId6" cstate="print">
+                    <a:blip r:embed="rId7" cstate="print">
                       <a:extLst>
                         <a:ext uri="{28A0092B-C50C-407E-A947-70E740481C1C}">
                           <a14:useLocalDpi xmlns:a14="http://schemas.microsoft.com/office/drawing/2010/main" val="0"/>
@@ -515,8 +2665,3558 @@
       </w:r>
     </w:p>
     <w:p>
+      <w:r>
+        <w:t>Cet outil est donc composés de vues, d’éditeurs et d’autres mécaniques qui vont être décrit dans les chapitres suivants.</w:t>
+      </w:r>
+    </w:p>
+    <w:p>
+      <w:pPr>
+        <w:pStyle w:val="Titre3"/>
+      </w:pPr>
+      <w:bookmarkStart w:id="2" w:name="_Toc244093886"/>
+      <w:r>
+        <w:t>Les vues.</w:t>
+      </w:r>
+      <w:bookmarkEnd w:id="2"/>
+    </w:p>
+    <w:p>
+      <w:r>
+        <w:t xml:space="preserve">Une </w:t>
+      </w:r>
+      <w:r>
+        <w:rPr>
+          <w:b/>
+          <w:bCs/>
+        </w:rPr>
+        <w:t>vue</w:t>
+      </w:r>
+      <w:r>
+        <w:t xml:space="preserve"> (</w:t>
+      </w:r>
+      <w:r>
+        <w:rPr>
+          <w:i/>
+          <w:iCs/>
+        </w:rPr>
+        <w:t>View</w:t>
+      </w:r>
+      <w:r>
+        <w:t>) est un composant graphique de l’interface Eclipse qui présente une information ou offre un outil à l’utilisateur. Chaque vue occupe une zone rectangulaire de la fenêtre principale, avec son propre onglet, et remplit une fonction précise : afficher une liste, une arborescence, des propriétés, un résultat, etc.</w:t>
+      </w:r>
+    </w:p>
+    <w:p>
+      <w:r>
+        <w:t xml:space="preserve">En plus des vues standard d’Eclipse, l’outil propose des </w:t>
+      </w:r>
+      <w:r>
+        <w:rPr>
+          <w:b/>
+          <w:bCs/>
+        </w:rPr>
+        <w:t>vues spécifiques</w:t>
+      </w:r>
+      <w:r>
+        <w:t>, conçues pour donner en permanence des informations sur le match en cours de saisie. Elles complètent la feuille de match et permettent de garder une vue d’ensemble sans avoir à la parcourir.</w:t>
+      </w:r>
+    </w:p>
+    <w:p>
+      <w:pPr>
+        <w:pStyle w:val="Titre3"/>
+      </w:pPr>
+      <w:bookmarkStart w:id="3" w:name="_Toc244093887"/>
+      <w:r>
+        <w:t>Les éditeurs.</w:t>
+      </w:r>
+      <w:bookmarkEnd w:id="3"/>
+    </w:p>
+    <w:p>
+      <w:r>
+        <w:t>U</w:t>
+      </w:r>
+      <w:r>
+        <w:t xml:space="preserve">n éditeur sert à créer et à modifier un </w:t>
+      </w:r>
+      <w:r>
+        <w:t>fichier texte qui contient des informations sur un sujet spécifique</w:t>
+      </w:r>
+      <w:r>
+        <w:t xml:space="preserve">. L’outil propose </w:t>
+      </w:r>
+      <w:r>
+        <w:rPr>
+          <w:b/>
+          <w:bCs/>
+        </w:rPr>
+        <w:t>deux éditeurs</w:t>
+      </w:r>
+      <w:r>
+        <w:t>, chacun dédié à un type de document : l’un pour décrire une équipe, l’autre pour saisir les actions d’un match.</w:t>
+      </w:r>
+    </w:p>
+    <w:p>
+      <w:r>
+        <w:t>Ces deux éditeurs sont basés sur la technologie XText et founit donc les fonctionnalités suivantes :</w:t>
+      </w:r>
+    </w:p>
+    <w:p>
+      <w:pPr>
+        <w:pStyle w:val="Titre4"/>
+      </w:pPr>
+      <w:bookmarkStart w:id="4" w:name="_Toc244093888"/>
+      <w:r>
+        <w:t>La coloration syntaxique</w:t>
+      </w:r>
+      <w:r>
+        <w:t>.</w:t>
+      </w:r>
+      <w:bookmarkEnd w:id="4"/>
+    </w:p>
+    <w:p>
+      <w:r>
+        <w:rPr>
+          <w:b/>
+          <w:bCs/>
+        </w:rPr>
+        <w:t xml:space="preserve"> </w:t>
+      </w:r>
+      <w:r>
+        <w:t>Les différents éléments de la saisie (mots-clés, noms, nombres, commentaires, etc.) sont affichés dans des couleurs distinctes. Le texte devient plus lisible, et une erreur de frappe se repère plus facilement.</w:t>
+      </w:r>
+    </w:p>
+    <w:p>
+      <w:pPr>
+        <w:pStyle w:val="Paragraphedeliste"/>
+        <w:numPr>
+          <w:ilvl w:val="0"/>
+          <w:numId w:val="4"/>
+        </w:numPr>
+      </w:pPr>
+    </w:p>
+    <w:p>
+      <w:pPr>
+        <w:pStyle w:val="Paragraphedeliste"/>
+        <w:ind w:left="757" w:firstLine="0"/>
+      </w:pPr>
+      <w:r>
+        <w:rPr>
+          <w:noProof/>
+        </w:rPr>
+        <w:drawing>
+          <wp:inline distT="0" distB="0" distL="0" distR="0" wp14:anchorId="0B59FF5C" wp14:editId="16A61868">
+            <wp:extent cx="5972810" cy="1745615"/>
+            <wp:effectExtent l="0" t="0" r="0" b="0"/>
+            <wp:docPr id="1820760465" name="Image 1"/>
+            <wp:cNvGraphicFramePr>
+              <a:graphicFrameLocks xmlns:a="http://schemas.openxmlformats.org/drawingml/2006/main" noChangeAspect="1"/>
+            </wp:cNvGraphicFramePr>
+            <a:graphic xmlns:a="http://schemas.openxmlformats.org/drawingml/2006/main">
+              <a:graphicData uri="http://schemas.openxmlformats.org/drawingml/2006/picture">
+                <pic:pic xmlns:pic="http://schemas.openxmlformats.org/drawingml/2006/picture">
+                  <pic:nvPicPr>
+                    <pic:cNvPr id="1820760465" name=""/>
+                    <pic:cNvPicPr/>
+                  </pic:nvPicPr>
+                  <pic:blipFill>
+                    <a:blip r:embed="rId8"/>
+                    <a:stretch>
+                      <a:fillRect/>
+                    </a:stretch>
+                  </pic:blipFill>
+                  <pic:spPr>
+                    <a:xfrm>
+                      <a:off x="0" y="0"/>
+                      <a:ext cx="5972810" cy="1745615"/>
+                    </a:xfrm>
+                    <a:prstGeom prst="rect">
+                      <a:avLst/>
+                    </a:prstGeom>
+                  </pic:spPr>
+                </pic:pic>
+              </a:graphicData>
+            </a:graphic>
+          </wp:inline>
+        </w:drawing>
+      </w:r>
+    </w:p>
+    <w:p>
+      <w:pPr>
+        <w:pStyle w:val="Paragraphedeliste"/>
+        <w:ind w:left="757"/>
+      </w:pPr>
+    </w:p>
+    <w:p>
+      <w:pPr>
+        <w:pStyle w:val="Paragraphedeliste"/>
+      </w:pPr>
+      <w:r>
+        <w:t>Dans l’éditeur de match, chaque type d’élément de la saisie s’affiche dans une couleur différente. Cette coloration est appliquée automatiquement, au fur et à mesure de la frappe. Elle permet de lire plus facilement le texte et de repérer d’un coup d’œil une erreur de saisie : un mot qui n’a pas la couleur attendue est souvent un mot mal écrit ou mal placé.</w:t>
+      </w:r>
+      <w:r>
+        <w:t xml:space="preserve"> Les couleurs qui sont utilisées peuvent personnalisée dans les préférences de l’outil.</w:t>
+      </w:r>
+    </w:p>
+    <w:p>
+      <w:pPr>
+        <w:pStyle w:val="Paragraphedeliste"/>
+      </w:pPr>
+    </w:p>
+    <w:p>
+      <w:pPr>
+        <w:pStyle w:val="Paragraphedeliste"/>
+      </w:pPr>
+      <w:r>
+        <w:t>Les éléments suivants sont distingués :</w:t>
+      </w:r>
+    </w:p>
+    <w:p>
+      <w:pPr>
+        <w:pStyle w:val="Paragraphedeliste"/>
+      </w:pPr>
+    </w:p>
+    <w:p>
+      <w:pPr>
+        <w:pStyle w:val="Paragraphedeliste"/>
+        <w:numPr>
+          <w:ilvl w:val="0"/>
+          <w:numId w:val="7"/>
+        </w:numPr>
+      </w:pPr>
+      <w:r>
+        <w:t xml:space="preserve">Les mots-clés (en </w:t>
+      </w:r>
+      <w:r>
+        <w:t>mauve</w:t>
+      </w:r>
+      <w:r>
+        <w:t xml:space="preserve"> : ce sont les mots réservés du langage de scorage, qui décrivent les actions du match. Ils sont reconnus par l’outil, et leur couleur confirme qu’ils sont correctement écrits.</w:t>
+      </w:r>
+      <w:r>
+        <w:br/>
+      </w:r>
+    </w:p>
+    <w:p>
+      <w:pPr>
+        <w:pStyle w:val="Paragraphedeliste"/>
+        <w:numPr>
+          <w:ilvl w:val="0"/>
+          <w:numId w:val="7"/>
+        </w:numPr>
+      </w:pPr>
+      <w:r>
+        <w:t xml:space="preserve">Les noms propres (en </w:t>
+      </w:r>
+      <w:r>
+        <w:t>bleu</w:t>
+      </w:r>
+      <w:r>
+        <w:t>) : ce sont les noms des équipes et des joueurs. Ils se distinguent ainsi des mots-clés et du reste de la saisie.</w:t>
+      </w:r>
+      <w:r>
+        <w:br/>
+      </w:r>
+    </w:p>
+    <w:p>
+      <w:pPr>
+        <w:pStyle w:val="Paragraphedeliste"/>
+        <w:numPr>
+          <w:ilvl w:val="0"/>
+          <w:numId w:val="7"/>
+        </w:numPr>
+      </w:pPr>
+      <w:r>
+        <w:t xml:space="preserve">Les nombres (en </w:t>
+      </w:r>
+      <w:r>
+        <w:t>gris</w:t>
+      </w:r>
+      <w:r>
+        <w:t>) : ce sont, par exemple, les numéros de joueurs ou les valeurs chiffrées d’une action. Ils ressortent immédiatement dans le texte.</w:t>
+      </w:r>
+      <w:r>
+        <w:br/>
+      </w:r>
+    </w:p>
+    <w:p>
+      <w:pPr>
+        <w:pStyle w:val="Paragraphedeliste"/>
+        <w:numPr>
+          <w:ilvl w:val="0"/>
+          <w:numId w:val="7"/>
+        </w:numPr>
+      </w:pPr>
+      <w:r>
+        <w:t xml:space="preserve">Les commentaires (en </w:t>
+      </w:r>
+      <w:r>
+        <w:t>gris</w:t>
+      </w:r>
+      <w:r>
+        <w:t>) : ce sont les notes que l’utilisateur ajoute pour lui-même. Ils sont affichés de façon discrète, car ils ne sont pas pris en compte dans le scorage.</w:t>
+      </w:r>
+    </w:p>
+    <w:p>
+      <w:pPr>
+        <w:pStyle w:val="Paragraphedeliste"/>
+        <w:ind w:left="757" w:firstLine="0"/>
+      </w:pPr>
+    </w:p>
+    <w:p>
+      <w:pPr>
+        <w:pStyle w:val="Paragraphedeliste"/>
+        <w:ind w:left="757" w:firstLine="0"/>
+      </w:pPr>
+    </w:p>
+    <w:p>
+      <w:pPr>
+        <w:pStyle w:val="Titre4"/>
+      </w:pPr>
+      <w:bookmarkStart w:id="5" w:name="_Toc244093889"/>
+      <w:r>
+        <w:t>L’auto-complétion</w:t>
+      </w:r>
+      <w:r>
+        <w:t>.</w:t>
+      </w:r>
+      <w:bookmarkEnd w:id="5"/>
+    </w:p>
+    <w:p>
+      <w:r>
+        <w:t xml:space="preserve">À tout moment, l’utilisateur peut demander la liste des éléments valides à l’endroit où se trouve le curseur, par le raccourci </w:t>
+      </w:r>
+      <w:r>
+        <w:rPr>
+          <w:b/>
+          <w:bCs/>
+        </w:rPr>
+        <w:t>Ctrl+Espace</w:t>
+      </w:r>
+      <w:r>
+        <w:t>. Il choisit dans la liste au lieu de tout taper, ce qui accélère la saisie et évite les fautes de notation.</w:t>
+      </w:r>
+    </w:p>
+    <w:p>
+      <w:pPr>
+        <w:pStyle w:val="Paragraphedeliste"/>
+      </w:pPr>
+      <w:r>
+        <w:rPr>
+          <w:noProof/>
+        </w:rPr>
+        <w:drawing>
+          <wp:inline distT="0" distB="0" distL="0" distR="0" wp14:anchorId="7D031928" wp14:editId="7AE90964">
+            <wp:extent cx="4587638" cy="1867062"/>
+            <wp:effectExtent l="0" t="0" r="3810" b="0"/>
+            <wp:docPr id="1943548890" name="Image 1"/>
+            <wp:cNvGraphicFramePr>
+              <a:graphicFrameLocks xmlns:a="http://schemas.openxmlformats.org/drawingml/2006/main" noChangeAspect="1"/>
+            </wp:cNvGraphicFramePr>
+            <a:graphic xmlns:a="http://schemas.openxmlformats.org/drawingml/2006/main">
+              <a:graphicData uri="http://schemas.openxmlformats.org/drawingml/2006/picture">
+                <pic:pic xmlns:pic="http://schemas.openxmlformats.org/drawingml/2006/picture">
+                  <pic:nvPicPr>
+                    <pic:cNvPr id="1943548890" name=""/>
+                    <pic:cNvPicPr/>
+                  </pic:nvPicPr>
+                  <pic:blipFill>
+                    <a:blip r:embed="rId9"/>
+                    <a:stretch>
+                      <a:fillRect/>
+                    </a:stretch>
+                  </pic:blipFill>
+                  <pic:spPr>
+                    <a:xfrm>
+                      <a:off x="0" y="0"/>
+                      <a:ext cx="4587638" cy="1867062"/>
+                    </a:xfrm>
+                    <a:prstGeom prst="rect">
+                      <a:avLst/>
+                    </a:prstGeom>
+                  </pic:spPr>
+                </pic:pic>
+              </a:graphicData>
+            </a:graphic>
+          </wp:inline>
+        </w:drawing>
+      </w:r>
+    </w:p>
+    <w:p>
+      <w:pPr>
+        <w:pStyle w:val="Paragraphedeliste"/>
+      </w:pPr>
+    </w:p>
+    <w:p>
+      <w:r>
+        <w:t>Dans l’exemple ci-dessus, on peut sélectionner ‘Ajouter une nouvelle action’ et le résultat sera le suivant</w:t>
+      </w:r>
+    </w:p>
+    <w:p>
+      <w:pPr>
+        <w:pStyle w:val="Paragraphedeliste"/>
+      </w:pPr>
+      <w:r>
+        <w:rPr>
+          <w:noProof/>
+        </w:rPr>
+        <w:drawing>
+          <wp:inline distT="0" distB="0" distL="0" distR="0" wp14:anchorId="591A36E4" wp14:editId="5DB8A284">
+            <wp:extent cx="5121084" cy="853514"/>
+            <wp:effectExtent l="0" t="0" r="3810" b="3810"/>
+            <wp:docPr id="1315477746" name="Image 1"/>
+            <wp:cNvGraphicFramePr>
+              <a:graphicFrameLocks xmlns:a="http://schemas.openxmlformats.org/drawingml/2006/main" noChangeAspect="1"/>
+            </wp:cNvGraphicFramePr>
+            <a:graphic xmlns:a="http://schemas.openxmlformats.org/drawingml/2006/main">
+              <a:graphicData uri="http://schemas.openxmlformats.org/drawingml/2006/picture">
+                <pic:pic xmlns:pic="http://schemas.openxmlformats.org/drawingml/2006/picture">
+                  <pic:nvPicPr>
+                    <pic:cNvPr id="1315477746" name=""/>
+                    <pic:cNvPicPr/>
+                  </pic:nvPicPr>
+                  <pic:blipFill>
+                    <a:blip r:embed="rId10"/>
+                    <a:stretch>
+                      <a:fillRect/>
+                    </a:stretch>
+                  </pic:blipFill>
+                  <pic:spPr>
+                    <a:xfrm>
+                      <a:off x="0" y="0"/>
+                      <a:ext cx="5121084" cy="853514"/>
+                    </a:xfrm>
+                    <a:prstGeom prst="rect">
+                      <a:avLst/>
+                    </a:prstGeom>
+                  </pic:spPr>
+                </pic:pic>
+              </a:graphicData>
+            </a:graphic>
+          </wp:inline>
+        </w:drawing>
+      </w:r>
+    </w:p>
+    <w:p>
+      <w:r>
+        <w:t xml:space="preserve">L’auto-complétion de l’outil ne se contente pas de lister tous les mots possibles : les propositions sont </w:t>
+      </w:r>
+      <w:r>
+        <w:rPr>
+          <w:b/>
+          <w:bCs/>
+        </w:rPr>
+        <w:t>liées à ce qui a déjà été saisi et à l’état du match</w:t>
+      </w:r>
+      <w:r>
+        <w:t>. L’outil ne propose que ce qui est réellement possible à cet instant du jeu.</w:t>
+      </w:r>
+    </w:p>
+    <w:p>
+      <w:r>
+        <w:t>Par exemple, si aucun coureur n’est sur une base, l’outil ne propose pas d’action qui concerne un coureur. De même, les joueurs proposés sont ceux qui sont effectivement présents dans le lineup actif.</w:t>
+      </w:r>
+      <w:r>
+        <w:t xml:space="preserve"> L’exemple suivit décrit les propositions possibles pour l’avance du batteur et des coureurs.</w:t>
+      </w:r>
+    </w:p>
+    <w:p>
+      <w:r>
+        <w:rPr>
+          <w:noProof/>
+        </w:rPr>
+        <w:drawing>
+          <wp:inline distT="0" distB="0" distL="0" distR="0" wp14:anchorId="0F3F8C0E" wp14:editId="13ECB05B">
+            <wp:extent cx="5806943" cy="2568163"/>
+            <wp:effectExtent l="0" t="0" r="3810" b="3810"/>
+            <wp:docPr id="1892949598" name="Image 1"/>
+            <wp:cNvGraphicFramePr>
+              <a:graphicFrameLocks xmlns:a="http://schemas.openxmlformats.org/drawingml/2006/main" noChangeAspect="1"/>
+            </wp:cNvGraphicFramePr>
+            <a:graphic xmlns:a="http://schemas.openxmlformats.org/drawingml/2006/main">
+              <a:graphicData uri="http://schemas.openxmlformats.org/drawingml/2006/picture">
+                <pic:pic xmlns:pic="http://schemas.openxmlformats.org/drawingml/2006/picture">
+                  <pic:nvPicPr>
+                    <pic:cNvPr id="1892949598" name=""/>
+                    <pic:cNvPicPr/>
+                  </pic:nvPicPr>
+                  <pic:blipFill>
+                    <a:blip r:embed="rId11"/>
+                    <a:stretch>
+                      <a:fillRect/>
+                    </a:stretch>
+                  </pic:blipFill>
+                  <pic:spPr>
+                    <a:xfrm>
+                      <a:off x="0" y="0"/>
+                      <a:ext cx="5806943" cy="2568163"/>
+                    </a:xfrm>
+                    <a:prstGeom prst="rect">
+                      <a:avLst/>
+                    </a:prstGeom>
+                  </pic:spPr>
+                </pic:pic>
+              </a:graphicData>
+            </a:graphic>
+          </wp:inline>
+        </w:drawing>
+      </w:r>
+    </w:p>
+    <w:p>
+      <w:pPr>
+        <w:pStyle w:val="Paragraphedeliste"/>
+      </w:pPr>
+    </w:p>
+    <w:p>
+      <w:pPr>
+        <w:pStyle w:val="Titre4"/>
+      </w:pPr>
+      <w:bookmarkStart w:id="6" w:name="_Toc244093890"/>
+      <w:r>
+        <w:t>Les templates</w:t>
+      </w:r>
+      <w:r>
+        <w:t>.</w:t>
+      </w:r>
+      <w:bookmarkEnd w:id="6"/>
+    </w:p>
+    <w:p>
+      <w:r>
+        <w:t xml:space="preserve"> </w:t>
+      </w:r>
+      <w:r>
+        <w:t xml:space="preserve">Les templates sont des </w:t>
+      </w:r>
+      <w:r>
+        <w:rPr>
+          <w:b/>
+          <w:bCs/>
+        </w:rPr>
+        <w:t>modèles de saisie prêts à l’emploi</w:t>
+      </w:r>
+      <w:r>
+        <w:t>. Ils insèrent en une seule opération une structure complète, par exemple un joueur ou une action de jeu type, dans laquelle il ne reste qu’à compléter les champs variables. Ils sont proposés avec l’auto-complétion.</w:t>
+      </w:r>
+    </w:p>
+    <w:p>
+      <w:r>
+        <w:t xml:space="preserve">Les templates ne sont pas figés : chaque utilisateur peut </w:t>
+      </w:r>
+      <w:r>
+        <w:rPr>
+          <w:b/>
+          <w:bCs/>
+        </w:rPr>
+        <w:t>les définir et les adapter à sa façon de travailler</w:t>
+      </w:r>
+      <w:r>
+        <w:t>, depuis les préférences de l’éditeur. Il peut en créer de nouveaux, modifier ceux qui existent, les supprimer, les importer ou les exporter pour les partager avec d’autres utilisateurs.</w:t>
+      </w:r>
+    </w:p>
+    <w:p>
+      <w:pPr>
+        <w:rPr>
+          <w:b/>
+          <w:bCs/>
+        </w:rPr>
+      </w:pPr>
+      <w:r>
+        <w:rPr>
+          <w:b/>
+          <w:bCs/>
+        </w:rPr>
+        <w:t>Créer un template</w:t>
+      </w:r>
+    </w:p>
+    <w:p>
+      <w:pPr>
+        <w:numPr>
+          <w:ilvl w:val="0"/>
+          <w:numId w:val="10"/>
+        </w:numPr>
+      </w:pPr>
+      <w:r>
+        <w:t xml:space="preserve">Ouvrir les </w:t>
+      </w:r>
+      <w:r>
+        <w:rPr>
+          <w:b/>
+          <w:bCs/>
+        </w:rPr>
+        <w:t>préférences</w:t>
+      </w:r>
+      <w:r>
+        <w:t xml:space="preserve"> de l’outil, puis la page </w:t>
+      </w:r>
+      <w:r>
+        <w:rPr>
+          <w:b/>
+          <w:bCs/>
+        </w:rPr>
+        <w:t>Templates</w:t>
+      </w:r>
+      <w:r>
+        <w:t xml:space="preserve"> de l’éditeur concerné (match ou équipe).</w:t>
+      </w:r>
+    </w:p>
+    <w:p>
+      <w:pPr>
+        <w:numPr>
+          <w:ilvl w:val="0"/>
+          <w:numId w:val="10"/>
+        </w:numPr>
+      </w:pPr>
+      <w:r>
+        <w:t xml:space="preserve">Cliquer sur </w:t>
+      </w:r>
+      <w:r>
+        <w:rPr>
+          <w:b/>
+          <w:bCs/>
+        </w:rPr>
+        <w:t>Nouveau…</w:t>
+      </w:r>
+      <w:r>
+        <w:t xml:space="preserve"> pour ouvrir la fenêtre de création.</w:t>
+      </w:r>
+    </w:p>
+    <w:p>
+      <w:pPr>
+        <w:numPr>
+          <w:ilvl w:val="0"/>
+          <w:numId w:val="10"/>
+        </w:numPr>
+      </w:pPr>
+      <w:r>
+        <w:t xml:space="preserve">Renseigner le </w:t>
+      </w:r>
+      <w:r>
+        <w:rPr>
+          <w:b/>
+          <w:bCs/>
+        </w:rPr>
+        <w:t>nom</w:t>
+      </w:r>
+      <w:r>
+        <w:t xml:space="preserve"> du template. C’est ce nom qui sera tapé, puis proposé par l’auto-complétion.</w:t>
+      </w:r>
+    </w:p>
+    <w:p>
+      <w:pPr>
+        <w:numPr>
+          <w:ilvl w:val="0"/>
+          <w:numId w:val="10"/>
+        </w:numPr>
+      </w:pPr>
+      <w:r>
+        <w:t xml:space="preserve">Renseigner une </w:t>
+      </w:r>
+      <w:r>
+        <w:rPr>
+          <w:b/>
+          <w:bCs/>
+        </w:rPr>
+        <w:t>description</w:t>
+      </w:r>
+      <w:r>
+        <w:t>, affichée dans la liste des propositions pour aider à choisir le bon template.</w:t>
+      </w:r>
+    </w:p>
+    <w:p>
+      <w:pPr>
+        <w:numPr>
+          <w:ilvl w:val="0"/>
+          <w:numId w:val="10"/>
+        </w:numPr>
+      </w:pPr>
+      <w:r>
+        <w:t xml:space="preserve">Choisir le </w:t>
+      </w:r>
+      <w:r>
+        <w:rPr>
+          <w:b/>
+          <w:bCs/>
+        </w:rPr>
+        <w:t>contexte</w:t>
+      </w:r>
+      <w:r>
+        <w:t>, qui détermine l’endroit où le template pourra être utilisé.</w:t>
+      </w:r>
+    </w:p>
+    <w:p>
+      <w:pPr>
+        <w:numPr>
+          <w:ilvl w:val="0"/>
+          <w:numId w:val="10"/>
+        </w:numPr>
+      </w:pPr>
+      <w:r>
+        <w:t xml:space="preserve">Saisir le </w:t>
+      </w:r>
+      <w:r>
+        <w:rPr>
+          <w:b/>
+          <w:bCs/>
+        </w:rPr>
+        <w:t>modèle</w:t>
+      </w:r>
+      <w:r>
+        <w:t xml:space="preserve"> (le texte qui sera inséré). Les parties variables à compléter par l’utilisateur sont écrites sous la forme ${nom} et le curseur peut être positionné avec ${cursor}.</w:t>
+      </w:r>
+    </w:p>
+    <w:p>
+      <w:pPr>
+        <w:numPr>
+          <w:ilvl w:val="0"/>
+          <w:numId w:val="10"/>
+        </w:numPr>
+      </w:pPr>
+      <w:r>
+        <w:t xml:space="preserve">Valider avec </w:t>
+      </w:r>
+      <w:r>
+        <w:rPr>
+          <w:b/>
+          <w:bCs/>
+        </w:rPr>
+        <w:t>OK</w:t>
+      </w:r>
+      <w:r>
+        <w:t xml:space="preserve">, puis </w:t>
+      </w:r>
+      <w:r>
+        <w:rPr>
+          <w:b/>
+          <w:bCs/>
+        </w:rPr>
+        <w:t>Appliquer</w:t>
+      </w:r>
+      <w:r>
+        <w:t>.</w:t>
+      </w:r>
+    </w:p>
+    <w:p>
+      <w:r>
+        <w:t>Le template est ensuite disponible immédiatement : il suffit de taper son nom puis d’appeler l’auto-complétion (</w:t>
+      </w:r>
+      <w:r>
+        <w:rPr>
+          <w:b/>
+          <w:bCs/>
+        </w:rPr>
+        <w:t>Ctrl+Espace</w:t>
+      </w:r>
+      <w:r>
+        <w:t>).</w:t>
+      </w:r>
+    </w:p>
+    <w:p>
+      <w:r>
+        <w:rPr>
+          <w:noProof/>
+        </w:rPr>
+        <w:drawing>
+          <wp:inline distT="0" distB="0" distL="0" distR="0" wp14:anchorId="7A366088" wp14:editId="13223A92">
+            <wp:extent cx="5972810" cy="3279140"/>
+            <wp:effectExtent l="0" t="0" r="0" b="0"/>
+            <wp:docPr id="1481588894" name="Image 1"/>
+            <wp:cNvGraphicFramePr>
+              <a:graphicFrameLocks xmlns:a="http://schemas.openxmlformats.org/drawingml/2006/main" noChangeAspect="1"/>
+            </wp:cNvGraphicFramePr>
+            <a:graphic xmlns:a="http://schemas.openxmlformats.org/drawingml/2006/main">
+              <a:graphicData uri="http://schemas.openxmlformats.org/drawingml/2006/picture">
+                <pic:pic xmlns:pic="http://schemas.openxmlformats.org/drawingml/2006/picture">
+                  <pic:nvPicPr>
+                    <pic:cNvPr id="1481588894" name=""/>
+                    <pic:cNvPicPr/>
+                  </pic:nvPicPr>
+                  <pic:blipFill>
+                    <a:blip r:embed="rId12"/>
+                    <a:stretch>
+                      <a:fillRect/>
+                    </a:stretch>
+                  </pic:blipFill>
+                  <pic:spPr>
+                    <a:xfrm>
+                      <a:off x="0" y="0"/>
+                      <a:ext cx="5972810" cy="3279140"/>
+                    </a:xfrm>
+                    <a:prstGeom prst="rect">
+                      <a:avLst/>
+                    </a:prstGeom>
+                  </pic:spPr>
+                </pic:pic>
+              </a:graphicData>
+            </a:graphic>
+          </wp:inline>
+        </w:drawing>
+      </w:r>
+    </w:p>
+    <w:p>
+      <w:r>
+        <w:t>Le fonctionnement de la page des templates est identique dans tout Eclipse. Pour une description détaillée des boutons et des options, consulter l’aide d’Eclipse</w:t>
+      </w:r>
+    </w:p>
+    <w:p>
+      <w:pPr>
+        <w:pStyle w:val="Titre4"/>
+      </w:pPr>
+      <w:bookmarkStart w:id="7" w:name="_Toc244093891"/>
+      <w:r>
+        <w:t>La validation en temps réel</w:t>
+      </w:r>
+      <w:r>
+        <w:t>.</w:t>
+      </w:r>
+      <w:bookmarkEnd w:id="7"/>
+    </w:p>
+    <w:p>
+      <w:r>
+        <w:t>Les erreurs et les incohérences sont signalées pendant la saisie, par un soulignement dans l’éditeur, un marqueur dans la marge et un message explicite. L’utilisateur corrige immédiatement, sans attendre la fin du match.</w:t>
+      </w:r>
+    </w:p>
+    <w:p>
+      <w:r>
+        <w:rPr>
+          <w:noProof/>
+        </w:rPr>
+        <w:drawing>
+          <wp:inline distT="0" distB="0" distL="0" distR="0" wp14:anchorId="232D9B94" wp14:editId="27B63A82">
+            <wp:extent cx="5972810" cy="2374265"/>
+            <wp:effectExtent l="0" t="0" r="0" b="0"/>
+            <wp:docPr id="624141350" name="Image 1"/>
+            <wp:cNvGraphicFramePr>
+              <a:graphicFrameLocks xmlns:a="http://schemas.openxmlformats.org/drawingml/2006/main" noChangeAspect="1"/>
+            </wp:cNvGraphicFramePr>
+            <a:graphic xmlns:a="http://schemas.openxmlformats.org/drawingml/2006/main">
+              <a:graphicData uri="http://schemas.openxmlformats.org/drawingml/2006/picture">
+                <pic:pic xmlns:pic="http://schemas.openxmlformats.org/drawingml/2006/picture">
+                  <pic:nvPicPr>
+                    <pic:cNvPr id="624141350" name=""/>
+                    <pic:cNvPicPr/>
+                  </pic:nvPicPr>
+                  <pic:blipFill>
+                    <a:blip r:embed="rId13"/>
+                    <a:stretch>
+                      <a:fillRect/>
+                    </a:stretch>
+                  </pic:blipFill>
+                  <pic:spPr>
+                    <a:xfrm>
+                      <a:off x="0" y="0"/>
+                      <a:ext cx="5972810" cy="2374265"/>
+                    </a:xfrm>
+                    <a:prstGeom prst="rect">
+                      <a:avLst/>
+                    </a:prstGeom>
+                  </pic:spPr>
+                </pic:pic>
+              </a:graphicData>
+            </a:graphic>
+          </wp:inline>
+        </w:drawing>
+      </w:r>
+    </w:p>
+    <w:p>
+      <w:r>
+        <w:t xml:space="preserve">Lorsqu’une erreur est détectée, une </w:t>
+      </w:r>
+      <w:r>
+        <w:rPr>
+          <w:b/>
+          <w:bCs/>
+        </w:rPr>
+        <w:t>croix rouge</w:t>
+      </w:r>
+      <w:r>
+        <w:t xml:space="preserve"> apparaît dans la marge de l’éditeur : en positionnant </w:t>
+      </w:r>
+      <w:r>
+        <w:t>le curseur de la souris</w:t>
+      </w:r>
+      <w:r>
+        <w:t xml:space="preserve"> dessus, on affiche la liste des erreurs de la ligne. Les </w:t>
+      </w:r>
+      <w:r>
+        <w:rPr>
+          <w:b/>
+          <w:bCs/>
+        </w:rPr>
+        <w:t>traits rouges</w:t>
+      </w:r>
+      <w:r>
+        <w:t xml:space="preserve"> situés à droite, dans la règle de l’éditeur, repèrent l’emplacement des erreurs sur l’ensemble du document et permettent d’y accéder directement d’un simple clic.</w:t>
+      </w:r>
+    </w:p>
+    <w:p>
+      <w:pPr>
+        <w:pStyle w:val="Titre4"/>
+        <w:rPr>
+          <w:rFonts w:eastAsia="Times New Roman"/>
+          <w:lang w:eastAsia="fr-FR"/>
+        </w:rPr>
+      </w:pPr>
+      <w:bookmarkStart w:id="8" w:name="_Toc244093892"/>
+      <w:r>
+        <w:rPr>
+          <w:rFonts w:eastAsia="Times New Roman"/>
+          <w:lang w:eastAsia="fr-FR"/>
+        </w:rPr>
+        <w:t>La mise en forme automatique</w:t>
+      </w:r>
+      <w:r>
+        <w:rPr>
+          <w:rFonts w:eastAsia="Times New Roman"/>
+          <w:lang w:eastAsia="fr-FR"/>
+        </w:rPr>
+        <w:t>.</w:t>
+      </w:r>
+      <w:bookmarkEnd w:id="8"/>
+      <w:r>
+        <w:rPr>
+          <w:rFonts w:eastAsia="Times New Roman"/>
+          <w:lang w:eastAsia="fr-FR"/>
+        </w:rPr>
+        <w:t xml:space="preserve"> </w:t>
+      </w:r>
+    </w:p>
+    <w:p>
+      <w:pPr>
+        <w:rPr>
+          <w:lang w:eastAsia="fr-FR"/>
+        </w:rPr>
+      </w:pPr>
+      <w:r>
+        <w:rPr>
+          <w:lang w:eastAsia="fr-FR"/>
+        </w:rPr>
+        <w:t>L’</w:t>
+      </w:r>
+      <w:r>
+        <w:rPr>
+          <w:b/>
+          <w:bCs/>
+          <w:lang w:eastAsia="fr-FR"/>
+        </w:rPr>
+        <w:t>indentation</w:t>
+      </w:r>
+      <w:r>
+        <w:rPr>
+          <w:lang w:eastAsia="fr-FR"/>
+        </w:rPr>
+        <w:t xml:space="preserve"> consiste à décaler le texte vers la droite selon son niveau d’imbrication. Elle rend la saisie plus lisible : on repère immédiatement la structure du document, c’est-à-dire ce qui appartient à quoi (une manche, une équipe, une action, etc.). Un texte bien indenté est plus facile à relire, à vérifier et à corriger, et une erreur ou un oubli s’y voit beaucoup plus vite.</w:t>
+      </w:r>
+    </w:p>
+    <w:p>
+      <w:pPr>
+        <w:rPr>
+          <w:lang w:eastAsia="fr-FR"/>
+        </w:rPr>
+      </w:pPr>
+      <w:r>
+        <w:rPr>
+          <w:lang w:eastAsia="fr-FR"/>
+        </w:rPr>
+        <w:t>Pendant la saisie, il est normal que le texte se désorganise, par exemple après un copier-coller ou plusieurs corrections. L’indentation n’a aucune incidence sur le scorage : elle améliore uniquement la présentation.</w:t>
+      </w:r>
+    </w:p>
+    <w:p>
+      <w:pPr>
+        <w:rPr>
+          <w:lang w:eastAsia="fr-FR"/>
+        </w:rPr>
+      </w:pPr>
+      <w:r>
+        <w:rPr>
+          <w:lang w:eastAsia="fr-FR"/>
+        </w:rPr>
+        <w:t>I</w:t>
+      </w:r>
+      <w:r>
+        <w:rPr>
+          <w:lang w:eastAsia="fr-FR"/>
+        </w:rPr>
+        <w:t xml:space="preserve">l n’est pas nécessaire de corriger les décalages à la main : l’éditeur peut </w:t>
+      </w:r>
+      <w:r>
+        <w:rPr>
+          <w:b/>
+          <w:bCs/>
+          <w:lang w:eastAsia="fr-FR"/>
+        </w:rPr>
+        <w:t>reformater automatiquement</w:t>
+      </w:r>
+      <w:r>
+        <w:rPr>
+          <w:lang w:eastAsia="fr-FR"/>
+        </w:rPr>
+        <w:t xml:space="preserve"> le texte.</w:t>
+      </w:r>
+    </w:p>
+    <w:p>
+      <w:pPr>
+        <w:numPr>
+          <w:ilvl w:val="0"/>
+          <w:numId w:val="11"/>
+        </w:numPr>
+        <w:rPr>
+          <w:lang w:eastAsia="fr-FR"/>
+        </w:rPr>
+      </w:pPr>
+      <w:r>
+        <w:rPr>
+          <w:lang w:eastAsia="fr-FR"/>
+        </w:rPr>
+        <w:t xml:space="preserve">Pour mettre en forme </w:t>
+      </w:r>
+      <w:r>
+        <w:rPr>
+          <w:b/>
+          <w:bCs/>
+          <w:lang w:eastAsia="fr-FR"/>
+        </w:rPr>
+        <w:t>tout le document</w:t>
+      </w:r>
+      <w:r>
+        <w:rPr>
+          <w:lang w:eastAsia="fr-FR"/>
+        </w:rPr>
+        <w:t>, cliquer dans l’éditeur sans rien sélectionner.</w:t>
+      </w:r>
+    </w:p>
+    <w:p>
+      <w:pPr>
+        <w:numPr>
+          <w:ilvl w:val="0"/>
+          <w:numId w:val="11"/>
+        </w:numPr>
+        <w:rPr>
+          <w:lang w:eastAsia="fr-FR"/>
+        </w:rPr>
+      </w:pPr>
+      <w:r>
+        <w:rPr>
+          <w:lang w:eastAsia="fr-FR"/>
+        </w:rPr>
+        <w:t xml:space="preserve">Pour mettre en forme </w:t>
+      </w:r>
+      <w:r>
+        <w:rPr>
+          <w:b/>
+          <w:bCs/>
+          <w:lang w:eastAsia="fr-FR"/>
+        </w:rPr>
+        <w:t>une partie seulement</w:t>
+      </w:r>
+      <w:r>
+        <w:rPr>
+          <w:lang w:eastAsia="fr-FR"/>
+        </w:rPr>
+        <w:t>, sélectionner d’abord les lignes concernées.</w:t>
+      </w:r>
+    </w:p>
+    <w:p>
+      <w:pPr>
+        <w:numPr>
+          <w:ilvl w:val="0"/>
+          <w:numId w:val="11"/>
+        </w:numPr>
+        <w:rPr>
+          <w:lang w:eastAsia="fr-FR"/>
+        </w:rPr>
+      </w:pPr>
+      <w:r>
+        <w:rPr>
+          <w:lang w:eastAsia="fr-FR"/>
+        </w:rPr>
+        <w:t xml:space="preserve">Utiliser le raccourci </w:t>
+      </w:r>
+      <w:r>
+        <w:rPr>
+          <w:b/>
+          <w:bCs/>
+          <w:lang w:eastAsia="fr-FR"/>
+        </w:rPr>
+        <w:t>Ctrl+Maj+F</w:t>
+      </w:r>
+      <w:r>
+        <w:rPr>
+          <w:lang w:eastAsia="fr-FR"/>
+        </w:rPr>
+        <w:t>, ou faire un clic droit dans l’éditeur et choisir la commande de mise en forme (</w:t>
+      </w:r>
+      <w:r>
+        <w:rPr>
+          <w:i/>
+          <w:iCs/>
+          <w:lang w:eastAsia="fr-FR"/>
+        </w:rPr>
+        <w:t>Format</w:t>
+      </w:r>
+      <w:r>
+        <w:rPr>
+          <w:lang w:eastAsia="fr-FR"/>
+        </w:rPr>
+        <w:t>).</w:t>
+      </w:r>
+    </w:p>
+    <w:p>
+      <w:pPr>
+        <w:rPr>
+          <w:lang w:eastAsia="fr-FR"/>
+        </w:rPr>
+      </w:pPr>
+      <w:r>
+        <w:rPr>
+          <w:lang w:eastAsia="fr-FR"/>
+        </w:rPr>
+        <w:t>Dans l’exemple ci-dessous, le texte est mal indenté ce qui complique la relecture des actions qui sont survenues dans la manche.</w:t>
+      </w:r>
+    </w:p>
+    <w:p>
+      <w:pPr>
+        <w:rPr>
+          <w:lang w:eastAsia="fr-FR"/>
+        </w:rPr>
+      </w:pPr>
+      <w:r>
+        <w:rPr>
+          <w:noProof/>
+          <w:lang w:eastAsia="fr-FR"/>
+        </w:rPr>
+        <w:drawing>
+          <wp:inline distT="0" distB="0" distL="0" distR="0" wp14:anchorId="14EF5A7B" wp14:editId="3D6EDE93">
+            <wp:extent cx="5972810" cy="2504440"/>
+            <wp:effectExtent l="0" t="0" r="0" b="0"/>
+            <wp:docPr id="442924048" name="Image 1"/>
+            <wp:cNvGraphicFramePr>
+              <a:graphicFrameLocks xmlns:a="http://schemas.openxmlformats.org/drawingml/2006/main" noChangeAspect="1"/>
+            </wp:cNvGraphicFramePr>
+            <a:graphic xmlns:a="http://schemas.openxmlformats.org/drawingml/2006/main">
+              <a:graphicData uri="http://schemas.openxmlformats.org/drawingml/2006/picture">
+                <pic:pic xmlns:pic="http://schemas.openxmlformats.org/drawingml/2006/picture">
+                  <pic:nvPicPr>
+                    <pic:cNvPr id="442924048" name=""/>
+                    <pic:cNvPicPr/>
+                  </pic:nvPicPr>
+                  <pic:blipFill>
+                    <a:blip r:embed="rId14"/>
+                    <a:stretch>
+                      <a:fillRect/>
+                    </a:stretch>
+                  </pic:blipFill>
+                  <pic:spPr>
+                    <a:xfrm>
+                      <a:off x="0" y="0"/>
+                      <a:ext cx="5972810" cy="2504440"/>
+                    </a:xfrm>
+                    <a:prstGeom prst="rect">
+                      <a:avLst/>
+                    </a:prstGeom>
+                  </pic:spPr>
+                </pic:pic>
+              </a:graphicData>
+            </a:graphic>
+          </wp:inline>
+        </w:drawing>
+      </w:r>
+    </w:p>
+    <w:p>
+      <w:pPr>
+        <w:rPr>
+          <w:lang w:eastAsia="fr-FR"/>
+        </w:rPr>
+      </w:pPr>
+      <w:r>
+        <w:rPr>
+          <w:lang w:eastAsia="fr-FR"/>
+        </w:rPr>
+        <w:t>I</w:t>
+      </w:r>
+      <w:r>
+        <w:rPr>
+          <w:lang w:eastAsia="fr-FR"/>
+        </w:rPr>
+        <w:t xml:space="preserve">l n’est pas nécessaire de corriger les décalages à la main : l’éditeur peut </w:t>
+      </w:r>
+      <w:r>
+        <w:rPr>
+          <w:b/>
+          <w:bCs/>
+          <w:lang w:eastAsia="fr-FR"/>
+        </w:rPr>
+        <w:t>reformater automatiquement</w:t>
+      </w:r>
+      <w:r>
+        <w:rPr>
+          <w:lang w:eastAsia="fr-FR"/>
+        </w:rPr>
+        <w:t xml:space="preserve"> le texte.</w:t>
+      </w:r>
+    </w:p>
+    <w:p>
+      <w:pPr>
+        <w:numPr>
+          <w:ilvl w:val="0"/>
+          <w:numId w:val="12"/>
+        </w:numPr>
+        <w:rPr>
+          <w:lang w:eastAsia="fr-FR"/>
+        </w:rPr>
+      </w:pPr>
+      <w:r>
+        <w:rPr>
+          <w:lang w:eastAsia="fr-FR"/>
+        </w:rPr>
+        <w:t xml:space="preserve">Pour mettre en forme </w:t>
+      </w:r>
+      <w:r>
+        <w:rPr>
+          <w:b/>
+          <w:bCs/>
+          <w:lang w:eastAsia="fr-FR"/>
+        </w:rPr>
+        <w:t>tout le document</w:t>
+      </w:r>
+      <w:r>
+        <w:rPr>
+          <w:lang w:eastAsia="fr-FR"/>
+        </w:rPr>
+        <w:t>, cliquer dans l’éditeur sans rien sélectionner.</w:t>
+      </w:r>
+    </w:p>
+    <w:p>
+      <w:pPr>
+        <w:numPr>
+          <w:ilvl w:val="0"/>
+          <w:numId w:val="12"/>
+        </w:numPr>
+        <w:rPr>
+          <w:lang w:eastAsia="fr-FR"/>
+        </w:rPr>
+      </w:pPr>
+      <w:r>
+        <w:rPr>
+          <w:lang w:eastAsia="fr-FR"/>
+        </w:rPr>
+        <w:t xml:space="preserve">Pour mettre en forme </w:t>
+      </w:r>
+      <w:r>
+        <w:rPr>
+          <w:b/>
+          <w:bCs/>
+          <w:lang w:eastAsia="fr-FR"/>
+        </w:rPr>
+        <w:t>une partie seulement</w:t>
+      </w:r>
+      <w:r>
+        <w:rPr>
+          <w:lang w:eastAsia="fr-FR"/>
+        </w:rPr>
+        <w:t>, sélectionner d’abord les lignes concernées.</w:t>
+      </w:r>
+    </w:p>
+    <w:p>
+      <w:pPr>
+        <w:numPr>
+          <w:ilvl w:val="0"/>
+          <w:numId w:val="12"/>
+        </w:numPr>
+        <w:rPr>
+          <w:lang w:eastAsia="fr-FR"/>
+        </w:rPr>
+      </w:pPr>
+      <w:r>
+        <w:rPr>
+          <w:lang w:eastAsia="fr-FR"/>
+        </w:rPr>
+        <w:t xml:space="preserve">Utiliser le raccourci </w:t>
+      </w:r>
+      <w:r>
+        <w:rPr>
+          <w:b/>
+          <w:bCs/>
+          <w:lang w:eastAsia="fr-FR"/>
+        </w:rPr>
+        <w:t>Ctrl+Maj+F</w:t>
+      </w:r>
+      <w:r>
+        <w:rPr>
+          <w:lang w:eastAsia="fr-FR"/>
+        </w:rPr>
+        <w:t>, ou faire un clic droit dans l’éditeur et choisir la commande de mise en forme (</w:t>
+      </w:r>
+      <w:r>
+        <w:rPr>
+          <w:i/>
+          <w:iCs/>
+          <w:lang w:eastAsia="fr-FR"/>
+        </w:rPr>
+        <w:t>Format</w:t>
+      </w:r>
+      <w:r>
+        <w:rPr>
+          <w:lang w:eastAsia="fr-FR"/>
+        </w:rPr>
+        <w:t>).</w:t>
+      </w:r>
+    </w:p>
+    <w:p>
+      <w:pPr>
+        <w:rPr>
+          <w:lang w:eastAsia="fr-FR"/>
+        </w:rPr>
+      </w:pPr>
+      <w:r>
+        <w:rPr>
+          <w:lang w:eastAsia="fr-FR"/>
+        </w:rPr>
+        <w:t>Le texte est alors réindenté de façon homogène, comme dans l’image ci-dess</w:t>
+      </w:r>
+      <w:r>
+        <w:rPr>
+          <w:lang w:eastAsia="fr-FR"/>
+        </w:rPr>
+        <w:t>o</w:t>
+      </w:r>
+      <w:r>
+        <w:rPr>
+          <w:lang w:eastAsia="fr-FR"/>
+        </w:rPr>
+        <w:t>us.</w:t>
+      </w:r>
+    </w:p>
+    <w:p>
+      <w:pPr>
+        <w:rPr>
+          <w:lang w:eastAsia="fr-FR"/>
+        </w:rPr>
+      </w:pPr>
+      <w:r>
+        <w:rPr>
+          <w:noProof/>
+          <w:lang w:eastAsia="fr-FR"/>
+        </w:rPr>
+        <w:drawing>
+          <wp:inline distT="0" distB="0" distL="0" distR="0" wp14:anchorId="615D8897" wp14:editId="5C4DE4DE">
+            <wp:extent cx="5972810" cy="2491740"/>
+            <wp:effectExtent l="0" t="0" r="0" b="0"/>
+            <wp:docPr id="947783554" name="Image 1"/>
+            <wp:cNvGraphicFramePr>
+              <a:graphicFrameLocks xmlns:a="http://schemas.openxmlformats.org/drawingml/2006/main" noChangeAspect="1"/>
+            </wp:cNvGraphicFramePr>
+            <a:graphic xmlns:a="http://schemas.openxmlformats.org/drawingml/2006/main">
+              <a:graphicData uri="http://schemas.openxmlformats.org/drawingml/2006/picture">
+                <pic:pic xmlns:pic="http://schemas.openxmlformats.org/drawingml/2006/picture">
+                  <pic:nvPicPr>
+                    <pic:cNvPr id="947783554" name=""/>
+                    <pic:cNvPicPr/>
+                  </pic:nvPicPr>
+                  <pic:blipFill>
+                    <a:blip r:embed="rId15"/>
+                    <a:stretch>
+                      <a:fillRect/>
+                    </a:stretch>
+                  </pic:blipFill>
+                  <pic:spPr>
+                    <a:xfrm>
+                      <a:off x="0" y="0"/>
+                      <a:ext cx="5972810" cy="2491740"/>
+                    </a:xfrm>
+                    <a:prstGeom prst="rect">
+                      <a:avLst/>
+                    </a:prstGeom>
+                  </pic:spPr>
+                </pic:pic>
+              </a:graphicData>
+            </a:graphic>
+          </wp:inline>
+        </w:drawing>
+      </w:r>
+    </w:p>
+    <w:p>
+      <w:pPr>
+        <w:pStyle w:val="Titre4"/>
+        <w:rPr>
+          <w:rFonts w:eastAsia="Times New Roman"/>
+          <w:lang w:eastAsia="fr-FR"/>
+        </w:rPr>
+      </w:pPr>
+      <w:bookmarkStart w:id="9" w:name="_Toc244093893"/>
+      <w:r>
+        <w:rPr>
+          <w:rFonts w:eastAsia="Times New Roman"/>
+          <w:lang w:eastAsia="fr-FR"/>
+        </w:rPr>
+        <w:t>Le repliement du texte</w:t>
+      </w:r>
+      <w:r>
+        <w:rPr>
+          <w:rFonts w:eastAsia="Times New Roman"/>
+          <w:lang w:eastAsia="fr-FR"/>
+        </w:rPr>
+        <w:t>.</w:t>
+      </w:r>
+      <w:bookmarkEnd w:id="9"/>
+    </w:p>
+    <w:p>
+      <w:pPr>
+        <w:rPr>
+          <w:lang w:eastAsia="fr-FR"/>
+        </w:rPr>
+      </w:pPr>
+      <w:r>
+        <w:rPr>
+          <w:lang w:eastAsia="fr-FR"/>
+        </w:rPr>
+        <w:t xml:space="preserve">Le </w:t>
+      </w:r>
+      <w:r>
+        <w:rPr>
+          <w:b/>
+          <w:bCs/>
+          <w:lang w:eastAsia="fr-FR"/>
+        </w:rPr>
+        <w:t>repliement</w:t>
+      </w:r>
+      <w:r>
+        <w:rPr>
+          <w:lang w:eastAsia="fr-FR"/>
+        </w:rPr>
+        <w:t xml:space="preserve"> permet de masquer temporairement une partie du texte, pour ne garder à l’écran que ce qui est utile. C’est pratique dans un long document, par exemple pour ne conserver que la manche en cours de saisie.</w:t>
+      </w:r>
+    </w:p>
+    <w:p>
+      <w:pPr>
+        <w:spacing w:before="100" w:beforeAutospacing="1" w:after="100" w:afterAutospacing="1" w:line="240" w:lineRule="auto"/>
+        <w:ind w:left="757" w:right="0" w:firstLine="0"/>
+        <w:jc w:val="left"/>
+        <w:rPr>
+          <w:rFonts w:eastAsia="Times New Roman" w:cs="Times New Roman"/>
+          <w:szCs w:val="24"/>
+          <w:lang w:eastAsia="fr-FR"/>
+        </w:rPr>
+      </w:pPr>
+      <w:r>
+        <w:rPr>
+          <w:rFonts w:eastAsia="Times New Roman" w:cs="Times New Roman"/>
+          <w:noProof/>
+          <w:szCs w:val="24"/>
+          <w:lang w:eastAsia="fr-FR"/>
+        </w:rPr>
+        <w:drawing>
+          <wp:inline distT="0" distB="0" distL="0" distR="0" wp14:anchorId="3351F496" wp14:editId="6A20F375">
+            <wp:extent cx="5972810" cy="3306445"/>
+            <wp:effectExtent l="0" t="0" r="0" b="0"/>
+            <wp:docPr id="135066668" name="Image 1"/>
+            <wp:cNvGraphicFramePr>
+              <a:graphicFrameLocks xmlns:a="http://schemas.openxmlformats.org/drawingml/2006/main" noChangeAspect="1"/>
+            </wp:cNvGraphicFramePr>
+            <a:graphic xmlns:a="http://schemas.openxmlformats.org/drawingml/2006/main">
+              <a:graphicData uri="http://schemas.openxmlformats.org/drawingml/2006/picture">
+                <pic:pic xmlns:pic="http://schemas.openxmlformats.org/drawingml/2006/picture">
+                  <pic:nvPicPr>
+                    <pic:cNvPr id="135066668" name=""/>
+                    <pic:cNvPicPr/>
+                  </pic:nvPicPr>
+                  <pic:blipFill>
+                    <a:blip r:embed="rId16"/>
+                    <a:stretch>
+                      <a:fillRect/>
+                    </a:stretch>
+                  </pic:blipFill>
+                  <pic:spPr>
+                    <a:xfrm>
+                      <a:off x="0" y="0"/>
+                      <a:ext cx="5972810" cy="3306445"/>
+                    </a:xfrm>
+                    <a:prstGeom prst="rect">
+                      <a:avLst/>
+                    </a:prstGeom>
+                  </pic:spPr>
+                </pic:pic>
+              </a:graphicData>
+            </a:graphic>
+          </wp:inline>
+        </w:drawing>
+      </w:r>
+    </w:p>
+    <w:p>
+      <w:pPr>
+        <w:spacing w:before="100" w:beforeAutospacing="1" w:after="100" w:afterAutospacing="1" w:line="240" w:lineRule="auto"/>
+        <w:ind w:left="757" w:right="0" w:firstLine="0"/>
+        <w:jc w:val="left"/>
+        <w:rPr>
+          <w:rFonts w:eastAsia="Times New Roman" w:cs="Times New Roman"/>
+          <w:szCs w:val="24"/>
+          <w:lang w:eastAsia="fr-FR"/>
+        </w:rPr>
+      </w:pPr>
+      <w:r>
+        <w:rPr>
+          <w:rFonts w:eastAsia="Times New Roman" w:cs="Times New Roman"/>
+          <w:szCs w:val="24"/>
+          <w:lang w:eastAsia="fr-FR"/>
+        </w:rPr>
+        <w:t xml:space="preserve">Dans la marge à gauche de l’éditeur, un petit symbole </w:t>
+      </w:r>
+      <w:r>
+        <w:rPr>
+          <w:rFonts w:eastAsia="Times New Roman" w:cs="Times New Roman"/>
+          <w:b/>
+          <w:bCs/>
+          <w:szCs w:val="24"/>
+          <w:lang w:eastAsia="fr-FR"/>
+        </w:rPr>
+        <w:t>moins</w:t>
+      </w:r>
+      <w:r>
+        <w:rPr>
+          <w:rFonts w:eastAsia="Times New Roman" w:cs="Times New Roman"/>
+          <w:szCs w:val="24"/>
+          <w:lang w:eastAsia="fr-FR"/>
+        </w:rPr>
+        <w:t xml:space="preserve"> (−) apparaît à côté du début de chaque bloc qui peut être replié.</w:t>
+      </w:r>
+    </w:p>
+    <w:p>
+      <w:pPr>
+        <w:numPr>
+          <w:ilvl w:val="0"/>
+          <w:numId w:val="13"/>
+        </w:numPr>
+        <w:spacing w:before="100" w:beforeAutospacing="1" w:after="100" w:afterAutospacing="1" w:line="240" w:lineRule="auto"/>
+        <w:ind w:right="0"/>
+        <w:jc w:val="left"/>
+        <w:rPr>
+          <w:rFonts w:eastAsia="Times New Roman" w:cs="Times New Roman"/>
+          <w:szCs w:val="24"/>
+          <w:lang w:eastAsia="fr-FR"/>
+        </w:rPr>
+      </w:pPr>
+      <w:r>
+        <w:rPr>
+          <w:rFonts w:eastAsia="Times New Roman" w:cs="Times New Roman"/>
+          <w:szCs w:val="24"/>
+          <w:lang w:eastAsia="fr-FR"/>
+        </w:rPr>
+        <w:t xml:space="preserve">Cliquer sur le </w:t>
+      </w:r>
+      <w:r>
+        <w:rPr>
+          <w:rFonts w:eastAsia="Times New Roman" w:cs="Times New Roman"/>
+          <w:b/>
+          <w:bCs/>
+          <w:szCs w:val="24"/>
+          <w:lang w:eastAsia="fr-FR"/>
+        </w:rPr>
+        <w:t>moins</w:t>
+      </w:r>
+      <w:r>
+        <w:rPr>
+          <w:rFonts w:eastAsia="Times New Roman" w:cs="Times New Roman"/>
+          <w:szCs w:val="24"/>
+          <w:lang w:eastAsia="fr-FR"/>
+        </w:rPr>
+        <w:t xml:space="preserve"> (−) replie le bloc : son contenu est masqué, seule la première ligne reste visible, suivie de points de suspension. Le symbole devient alors un </w:t>
+      </w:r>
+      <w:r>
+        <w:rPr>
+          <w:rFonts w:eastAsia="Times New Roman" w:cs="Times New Roman"/>
+          <w:b/>
+          <w:bCs/>
+          <w:szCs w:val="24"/>
+          <w:lang w:eastAsia="fr-FR"/>
+        </w:rPr>
+        <w:t>plus</w:t>
+      </w:r>
+      <w:r>
+        <w:rPr>
+          <w:rFonts w:eastAsia="Times New Roman" w:cs="Times New Roman"/>
+          <w:szCs w:val="24"/>
+          <w:lang w:eastAsia="fr-FR"/>
+        </w:rPr>
+        <w:t xml:space="preserve"> (+).</w:t>
+      </w:r>
+    </w:p>
+    <w:p>
+      <w:pPr>
+        <w:numPr>
+          <w:ilvl w:val="0"/>
+          <w:numId w:val="13"/>
+        </w:numPr>
+        <w:spacing w:before="100" w:beforeAutospacing="1" w:after="100" w:afterAutospacing="1" w:line="240" w:lineRule="auto"/>
+        <w:ind w:right="0"/>
+        <w:jc w:val="left"/>
+        <w:rPr>
+          <w:rFonts w:eastAsia="Times New Roman" w:cs="Times New Roman"/>
+          <w:szCs w:val="24"/>
+          <w:lang w:eastAsia="fr-FR"/>
+        </w:rPr>
+      </w:pPr>
+      <w:r>
+        <w:rPr>
+          <w:rFonts w:eastAsia="Times New Roman" w:cs="Times New Roman"/>
+          <w:szCs w:val="24"/>
+          <w:lang w:eastAsia="fr-FR"/>
+        </w:rPr>
+        <w:t xml:space="preserve">Cliquer sur le </w:t>
+      </w:r>
+      <w:r>
+        <w:rPr>
+          <w:rFonts w:eastAsia="Times New Roman" w:cs="Times New Roman"/>
+          <w:b/>
+          <w:bCs/>
+          <w:szCs w:val="24"/>
+          <w:lang w:eastAsia="fr-FR"/>
+        </w:rPr>
+        <w:t>plus</w:t>
+      </w:r>
+      <w:r>
+        <w:rPr>
+          <w:rFonts w:eastAsia="Times New Roman" w:cs="Times New Roman"/>
+          <w:szCs w:val="24"/>
+          <w:lang w:eastAsia="fr-FR"/>
+        </w:rPr>
+        <w:t xml:space="preserve"> (+) déplie le bloc et fait réapparaître tout son contenu.</w:t>
+      </w:r>
+    </w:p>
+    <w:p>
+      <w:pPr>
+        <w:spacing w:before="100" w:beforeAutospacing="1" w:after="100" w:afterAutospacing="1" w:line="240" w:lineRule="auto"/>
+        <w:ind w:left="757" w:right="0" w:firstLine="0"/>
+        <w:jc w:val="left"/>
+        <w:rPr>
+          <w:rFonts w:eastAsia="Times New Roman" w:cs="Times New Roman"/>
+          <w:szCs w:val="24"/>
+          <w:lang w:eastAsia="fr-FR"/>
+        </w:rPr>
+      </w:pPr>
+      <w:r>
+        <w:rPr>
+          <w:rFonts w:eastAsia="Times New Roman" w:cs="Times New Roman"/>
+          <w:szCs w:val="24"/>
+          <w:lang w:eastAsia="fr-FR"/>
+        </w:rPr>
+        <w:t>Le texte masqué n’est ni supprimé ni modifié : il reste dans le document et continue d’être pris en compte pour le scorage.</w:t>
+      </w:r>
+    </w:p>
+    <w:p>
+      <w:pPr>
+        <w:spacing w:before="100" w:beforeAutospacing="1" w:after="100" w:afterAutospacing="1" w:line="240" w:lineRule="auto"/>
+        <w:ind w:left="757" w:right="0" w:firstLine="0"/>
+        <w:jc w:val="left"/>
+        <w:rPr>
+          <w:rFonts w:eastAsia="Times New Roman" w:cs="Times New Roman"/>
+          <w:b/>
+          <w:bCs/>
+          <w:szCs w:val="24"/>
+          <w:lang w:eastAsia="fr-FR"/>
+        </w:rPr>
+      </w:pPr>
+      <w:r>
+        <w:rPr>
+          <w:rFonts w:eastAsia="Times New Roman" w:cs="Times New Roman"/>
+          <w:b/>
+          <w:bCs/>
+          <w:szCs w:val="24"/>
+          <w:lang w:eastAsia="fr-FR"/>
+        </w:rPr>
+        <w:t>Replier ou déplier tout le document</w:t>
+      </w:r>
+    </w:p>
+    <w:p>
+      <w:pPr>
+        <w:spacing w:before="100" w:beforeAutospacing="1" w:after="100" w:afterAutospacing="1" w:line="240" w:lineRule="auto"/>
+        <w:ind w:left="757" w:right="0" w:firstLine="0"/>
+        <w:jc w:val="left"/>
+        <w:rPr>
+          <w:rFonts w:eastAsia="Times New Roman" w:cs="Times New Roman"/>
+          <w:szCs w:val="24"/>
+          <w:lang w:eastAsia="fr-FR"/>
+        </w:rPr>
+      </w:pPr>
+      <w:r>
+        <w:rPr>
+          <w:rFonts w:eastAsia="Times New Roman" w:cs="Times New Roman"/>
+          <w:szCs w:val="24"/>
+          <w:lang w:eastAsia="fr-FR"/>
+        </w:rPr>
+        <w:t xml:space="preserve">Un clic droit dans la marge ouvre un menu </w:t>
+      </w:r>
+      <w:r>
+        <w:rPr>
+          <w:rFonts w:eastAsia="Times New Roman" w:cs="Times New Roman"/>
+          <w:b/>
+          <w:bCs/>
+          <w:szCs w:val="24"/>
+          <w:lang w:eastAsia="fr-FR"/>
+        </w:rPr>
+        <w:t>Repliement</w:t>
+      </w:r>
+      <w:r>
+        <w:rPr>
+          <w:rFonts w:eastAsia="Times New Roman" w:cs="Times New Roman"/>
+          <w:szCs w:val="24"/>
+          <w:lang w:eastAsia="fr-FR"/>
+        </w:rPr>
+        <w:t xml:space="preserve"> (</w:t>
+      </w:r>
+      <w:r>
+        <w:rPr>
+          <w:rFonts w:eastAsia="Times New Roman" w:cs="Times New Roman"/>
+          <w:i/>
+          <w:iCs/>
+          <w:szCs w:val="24"/>
+          <w:lang w:eastAsia="fr-FR"/>
+        </w:rPr>
+        <w:t>Folding</w:t>
+      </w:r>
+      <w:r>
+        <w:rPr>
+          <w:rFonts w:eastAsia="Times New Roman" w:cs="Times New Roman"/>
+          <w:szCs w:val="24"/>
+          <w:lang w:eastAsia="fr-FR"/>
+        </w:rPr>
+        <w:t xml:space="preserve">), qui propose notamment de </w:t>
+      </w:r>
+      <w:r>
+        <w:rPr>
+          <w:rFonts w:eastAsia="Times New Roman" w:cs="Times New Roman"/>
+          <w:b/>
+          <w:bCs/>
+          <w:szCs w:val="24"/>
+          <w:lang w:eastAsia="fr-FR"/>
+        </w:rPr>
+        <w:t>tout replier</w:t>
+      </w:r>
+      <w:r>
+        <w:rPr>
+          <w:rFonts w:eastAsia="Times New Roman" w:cs="Times New Roman"/>
+          <w:szCs w:val="24"/>
+          <w:lang w:eastAsia="fr-FR"/>
+        </w:rPr>
+        <w:t xml:space="preserve">, de </w:t>
+      </w:r>
+      <w:r>
+        <w:rPr>
+          <w:rFonts w:eastAsia="Times New Roman" w:cs="Times New Roman"/>
+          <w:b/>
+          <w:bCs/>
+          <w:szCs w:val="24"/>
+          <w:lang w:eastAsia="fr-FR"/>
+        </w:rPr>
+        <w:t>tout déplier</w:t>
+      </w:r>
+      <w:r>
+        <w:rPr>
+          <w:rFonts w:eastAsia="Times New Roman" w:cs="Times New Roman"/>
+          <w:szCs w:val="24"/>
+          <w:lang w:eastAsia="fr-FR"/>
+        </w:rPr>
+        <w:t xml:space="preserve"> ou de </w:t>
+      </w:r>
+      <w:r>
+        <w:rPr>
+          <w:rFonts w:eastAsia="Times New Roman" w:cs="Times New Roman"/>
+          <w:b/>
+          <w:bCs/>
+          <w:szCs w:val="24"/>
+          <w:lang w:eastAsia="fr-FR"/>
+        </w:rPr>
+        <w:t>rétablir</w:t>
+      </w:r>
+      <w:r>
+        <w:rPr>
+          <w:rFonts w:eastAsia="Times New Roman" w:cs="Times New Roman"/>
+          <w:szCs w:val="24"/>
+          <w:lang w:eastAsia="fr-FR"/>
+        </w:rPr>
+        <w:t xml:space="preserve"> l’état d’origine. Ces commandes sont aussi accessibles par des raccourcis clavier, par exemple </w:t>
+      </w:r>
+      <w:r>
+        <w:rPr>
+          <w:rFonts w:eastAsia="Times New Roman" w:cs="Times New Roman"/>
+          <w:b/>
+          <w:bCs/>
+          <w:szCs w:val="24"/>
+          <w:lang w:eastAsia="fr-FR"/>
+        </w:rPr>
+        <w:t>Ctrl + pavé numérique −</w:t>
+      </w:r>
+      <w:r>
+        <w:rPr>
+          <w:rFonts w:eastAsia="Times New Roman" w:cs="Times New Roman"/>
+          <w:szCs w:val="24"/>
+          <w:lang w:eastAsia="fr-FR"/>
+        </w:rPr>
+        <w:t xml:space="preserve"> pour replier et </w:t>
+      </w:r>
+      <w:r>
+        <w:rPr>
+          <w:rFonts w:eastAsia="Times New Roman" w:cs="Times New Roman"/>
+          <w:b/>
+          <w:bCs/>
+          <w:szCs w:val="24"/>
+          <w:lang w:eastAsia="fr-FR"/>
+        </w:rPr>
+        <w:t>Ctrl + pavé numérique +</w:t>
+      </w:r>
+      <w:r>
+        <w:rPr>
+          <w:rFonts w:eastAsia="Times New Roman" w:cs="Times New Roman"/>
+          <w:szCs w:val="24"/>
+          <w:lang w:eastAsia="fr-FR"/>
+        </w:rPr>
+        <w:t xml:space="preserve"> pour déplier le bloc sous le curseur.</w:t>
+      </w:r>
+    </w:p>
+    <w:p>
+      <w:pPr>
+        <w:spacing w:before="100" w:beforeAutospacing="1" w:after="100" w:afterAutospacing="1" w:line="240" w:lineRule="auto"/>
+        <w:ind w:left="757" w:right="0" w:firstLine="0"/>
+        <w:jc w:val="left"/>
+        <w:rPr>
+          <w:rFonts w:eastAsia="Times New Roman" w:cs="Times New Roman"/>
+          <w:szCs w:val="24"/>
+          <w:lang w:eastAsia="fr-FR"/>
+        </w:rPr>
+      </w:pPr>
+      <w:r>
+        <w:rPr>
+          <w:rFonts w:eastAsia="Times New Roman" w:cs="Times New Roman"/>
+          <w:szCs w:val="24"/>
+          <w:lang w:eastAsia="fr-FR"/>
+        </w:rPr>
+        <w:br/>
+      </w:r>
+    </w:p>
+    <w:p>
+      <w:pPr>
+        <w:pStyle w:val="Titre4"/>
+        <w:rPr>
+          <w:rFonts w:eastAsia="Times New Roman"/>
+          <w:lang w:eastAsia="fr-FR"/>
+        </w:rPr>
+      </w:pPr>
+      <w:bookmarkStart w:id="10" w:name="_Toc244093894"/>
+      <w:r>
+        <w:rPr>
+          <w:rFonts w:eastAsia="Times New Roman"/>
+          <w:lang w:eastAsia="fr-FR"/>
+        </w:rPr>
+        <w:t>L’annulation et le rétablissemen</w:t>
+      </w:r>
+      <w:r>
+        <w:rPr>
+          <w:rFonts w:eastAsia="Times New Roman"/>
+          <w:lang w:eastAsia="fr-FR"/>
+        </w:rPr>
+        <w:t>t</w:t>
+      </w:r>
+      <w:bookmarkEnd w:id="10"/>
+    </w:p>
+    <w:p>
+      <w:pPr>
+        <w:rPr>
+          <w:lang w:eastAsia="fr-FR"/>
+        </w:rPr>
+      </w:pPr>
+      <w:r>
+        <w:rPr>
+          <w:lang w:eastAsia="fr-FR"/>
+        </w:rPr>
+        <w:t xml:space="preserve">Pendant la saisie, il arrive de se tromper, de supprimer un texte par erreur ou de changer d’avis. L’éditeur garde la trace des modifications effectuées, ce qui permet de les </w:t>
+      </w:r>
+      <w:r>
+        <w:rPr>
+          <w:b/>
+          <w:bCs/>
+          <w:lang w:eastAsia="fr-FR"/>
+        </w:rPr>
+        <w:t>annuler</w:t>
+      </w:r>
+      <w:r>
+        <w:rPr>
+          <w:lang w:eastAsia="fr-FR"/>
+        </w:rPr>
+        <w:t xml:space="preserve"> puis, si besoin, de les </w:t>
+      </w:r>
+      <w:r>
+        <w:rPr>
+          <w:b/>
+          <w:bCs/>
+          <w:lang w:eastAsia="fr-FR"/>
+        </w:rPr>
+        <w:t>rétablir</w:t>
+      </w:r>
+      <w:r>
+        <w:rPr>
+          <w:lang w:eastAsia="fr-FR"/>
+        </w:rPr>
+        <w:t>, sans avoir à tout ressaisir.</w:t>
+      </w:r>
+    </w:p>
+    <w:p>
+      <w:pPr>
+        <w:rPr>
+          <w:lang w:eastAsia="fr-FR"/>
+        </w:rPr>
+      </w:pPr>
+      <w:r>
+        <w:rPr>
+          <w:lang w:eastAsia="fr-FR"/>
+        </w:rPr>
+        <w:t xml:space="preserve">La commande </w:t>
+      </w:r>
+      <w:r>
+        <w:rPr>
+          <w:b/>
+          <w:bCs/>
+          <w:lang w:eastAsia="fr-FR"/>
+        </w:rPr>
+        <w:t>Annuler</w:t>
+      </w:r>
+      <w:r>
+        <w:rPr>
+          <w:lang w:eastAsia="fr-FR"/>
+        </w:rPr>
+        <w:t xml:space="preserve"> défait la dernière modification effectuée dans l’éditeur : texte tapé, texte supprimé, collé ou reformaté. On peut l’utiliser plusieurs fois de suite pour remonter progressivement dans l’historique des modifications.</w:t>
+      </w:r>
+    </w:p>
+    <w:p>
+      <w:pPr>
+        <w:numPr>
+          <w:ilvl w:val="0"/>
+          <w:numId w:val="14"/>
+        </w:numPr>
+        <w:rPr>
+          <w:lang w:eastAsia="fr-FR"/>
+        </w:rPr>
+      </w:pPr>
+      <w:r>
+        <w:rPr>
+          <w:lang w:eastAsia="fr-FR"/>
+        </w:rPr>
+        <w:t xml:space="preserve">Raccourci : </w:t>
+      </w:r>
+      <w:r>
+        <w:rPr>
+          <w:b/>
+          <w:bCs/>
+          <w:lang w:eastAsia="fr-FR"/>
+        </w:rPr>
+        <w:t>Ctrl+Z</w:t>
+      </w:r>
+      <w:r>
+        <w:rPr>
+          <w:lang w:eastAsia="fr-FR"/>
+        </w:rPr>
+        <w:t>.</w:t>
+      </w:r>
+    </w:p>
+    <w:p>
+      <w:pPr>
+        <w:numPr>
+          <w:ilvl w:val="0"/>
+          <w:numId w:val="14"/>
+        </w:numPr>
+        <w:rPr>
+          <w:lang w:eastAsia="fr-FR"/>
+        </w:rPr>
+      </w:pPr>
+      <w:r>
+        <w:rPr>
+          <w:lang w:eastAsia="fr-FR"/>
+        </w:rPr>
+        <w:t xml:space="preserve">Menu : </w:t>
+      </w:r>
+      <w:r>
+        <w:rPr>
+          <w:b/>
+          <w:bCs/>
+          <w:lang w:eastAsia="fr-FR"/>
+        </w:rPr>
+        <w:t>Édition</w:t>
+      </w:r>
+      <w:r>
+        <w:rPr>
+          <w:lang w:eastAsia="fr-FR"/>
+        </w:rPr>
+        <w:t xml:space="preserve">, puis </w:t>
+      </w:r>
+      <w:r>
+        <w:rPr>
+          <w:b/>
+          <w:bCs/>
+          <w:lang w:eastAsia="fr-FR"/>
+        </w:rPr>
+        <w:t>Annuler</w:t>
+      </w:r>
+      <w:r>
+        <w:rPr>
+          <w:lang w:eastAsia="fr-FR"/>
+        </w:rPr>
+        <w:t>.</w:t>
+      </w:r>
+    </w:p>
+    <w:p>
+      <w:pPr>
+        <w:rPr>
+          <w:lang w:eastAsia="fr-FR"/>
+        </w:rPr>
+      </w:pPr>
+      <w:r>
+        <w:rPr>
+          <w:lang w:eastAsia="fr-FR"/>
+        </w:rPr>
+        <w:t xml:space="preserve">La commande </w:t>
+      </w:r>
+      <w:r>
+        <w:rPr>
+          <w:b/>
+          <w:bCs/>
+          <w:lang w:eastAsia="fr-FR"/>
+        </w:rPr>
+        <w:t>Rétablir</w:t>
+      </w:r>
+      <w:r>
+        <w:rPr>
+          <w:lang w:eastAsia="fr-FR"/>
+        </w:rPr>
+        <w:t xml:space="preserve"> est l’inverse de la précédente : elle réapplique une modification qui vient d’être annulée. Elle est utile lorsqu’on a annulé trop de modifications.</w:t>
+      </w:r>
+    </w:p>
+    <w:p>
+      <w:pPr>
+        <w:numPr>
+          <w:ilvl w:val="0"/>
+          <w:numId w:val="15"/>
+        </w:numPr>
+        <w:rPr>
+          <w:lang w:eastAsia="fr-FR"/>
+        </w:rPr>
+      </w:pPr>
+      <w:r>
+        <w:rPr>
+          <w:lang w:eastAsia="fr-FR"/>
+        </w:rPr>
+        <w:t xml:space="preserve">Raccourci : </w:t>
+      </w:r>
+      <w:r>
+        <w:rPr>
+          <w:b/>
+          <w:bCs/>
+          <w:lang w:eastAsia="fr-FR"/>
+        </w:rPr>
+        <w:t>Ctrl+Y</w:t>
+      </w:r>
+      <w:r>
+        <w:rPr>
+          <w:lang w:eastAsia="fr-FR"/>
+        </w:rPr>
+        <w:t>.</w:t>
+      </w:r>
+    </w:p>
+    <w:p>
+      <w:pPr>
+        <w:numPr>
+          <w:ilvl w:val="0"/>
+          <w:numId w:val="15"/>
+        </w:numPr>
+        <w:rPr>
+          <w:lang w:eastAsia="fr-FR"/>
+        </w:rPr>
+      </w:pPr>
+      <w:r>
+        <w:rPr>
+          <w:lang w:eastAsia="fr-FR"/>
+        </w:rPr>
+        <w:t xml:space="preserve">Menu : </w:t>
+      </w:r>
+      <w:r>
+        <w:rPr>
+          <w:b/>
+          <w:bCs/>
+          <w:lang w:eastAsia="fr-FR"/>
+        </w:rPr>
+        <w:t>Édition</w:t>
+      </w:r>
+      <w:r>
+        <w:rPr>
+          <w:lang w:eastAsia="fr-FR"/>
+        </w:rPr>
+        <w:t xml:space="preserve">, puis </w:t>
+      </w:r>
+      <w:r>
+        <w:rPr>
+          <w:b/>
+          <w:bCs/>
+          <w:lang w:eastAsia="fr-FR"/>
+        </w:rPr>
+        <w:t>Rétablir</w:t>
+      </w:r>
+      <w:r>
+        <w:rPr>
+          <w:lang w:eastAsia="fr-FR"/>
+        </w:rPr>
+        <w:t>.</w:t>
+      </w:r>
+    </w:p>
+    <w:p>
+      <w:pPr>
+        <w:pStyle w:val="Titre3"/>
+      </w:pPr>
+      <w:bookmarkStart w:id="11" w:name="_Toc244093895"/>
+      <w:r>
+        <w:t>La perspective.</w:t>
+      </w:r>
+      <w:bookmarkEnd w:id="11"/>
+    </w:p>
+    <w:p>
+      <w:pPr>
+        <w:spacing w:before="100" w:beforeAutospacing="1" w:after="100" w:afterAutospacing="1" w:line="240" w:lineRule="auto"/>
+        <w:ind w:right="0" w:firstLine="0"/>
+        <w:jc w:val="left"/>
+        <w:rPr>
+          <w:rFonts w:eastAsia="Times New Roman" w:cs="Times New Roman"/>
+          <w:szCs w:val="24"/>
+          <w:lang w:eastAsia="fr-FR"/>
+        </w:rPr>
+      </w:pPr>
+      <w:r>
+        <w:rPr>
+          <w:rFonts w:eastAsia="Times New Roman" w:cs="Times New Roman"/>
+          <w:szCs w:val="24"/>
+          <w:lang w:eastAsia="fr-FR"/>
+        </w:rPr>
+        <w:t xml:space="preserve">Une </w:t>
+      </w:r>
+      <w:r>
+        <w:rPr>
+          <w:rFonts w:eastAsia="Times New Roman" w:cs="Times New Roman"/>
+          <w:b/>
+          <w:bCs/>
+          <w:szCs w:val="24"/>
+          <w:lang w:eastAsia="fr-FR"/>
+        </w:rPr>
+        <w:t>perspective</w:t>
+      </w:r>
+      <w:r>
+        <w:rPr>
+          <w:rFonts w:eastAsia="Times New Roman" w:cs="Times New Roman"/>
+          <w:szCs w:val="24"/>
+          <w:lang w:eastAsia="fr-FR"/>
+        </w:rPr>
+        <w:t xml:space="preserve"> est une disposition prédéfinie de la fenêtre Eclipse : elle détermine quels éditeurs et quelles vues sont affichés, à quels endroits, et quelles barres d’outils et quels menus sont proposés. Chaque perspective est conçue pour un type de tâche précis.</w:t>
+      </w:r>
+    </w:p>
+    <w:p>
+      <w:pPr>
+        <w:spacing w:before="100" w:beforeAutospacing="1" w:after="100" w:afterAutospacing="1" w:line="240" w:lineRule="auto"/>
+        <w:ind w:right="0" w:firstLine="0"/>
+        <w:jc w:val="left"/>
+        <w:rPr>
+          <w:rFonts w:eastAsia="Times New Roman" w:cs="Times New Roman"/>
+          <w:szCs w:val="24"/>
+          <w:lang w:eastAsia="fr-FR"/>
+        </w:rPr>
+      </w:pPr>
+      <w:r>
+        <w:rPr>
+          <w:rFonts w:eastAsia="Times New Roman" w:cs="Times New Roman"/>
+          <w:szCs w:val="24"/>
+          <w:lang w:eastAsia="fr-FR"/>
+        </w:rPr>
+        <w:t>Passer d’une perspective à une autre change donc l’organisation de la fenêtre, sans fermer les documents ouverts. L’utilisateur peut ainsi disposer d’un espace de travail adapté à chaque activité, au lieu d’avoir une fenêtre unique qui cherche à tout faire.</w:t>
+      </w:r>
+    </w:p>
+    <w:p>
+      <w:pPr>
+        <w:spacing w:before="100" w:beforeAutospacing="1" w:after="100" w:afterAutospacing="1" w:line="240" w:lineRule="auto"/>
+        <w:ind w:right="0" w:firstLine="0"/>
+        <w:jc w:val="left"/>
+        <w:rPr>
+          <w:rFonts w:eastAsia="Times New Roman" w:cs="Times New Roman"/>
+          <w:szCs w:val="24"/>
+          <w:lang w:eastAsia="fr-FR"/>
+        </w:rPr>
+      </w:pPr>
+      <w:r>
+        <w:rPr>
+          <w:rFonts w:eastAsia="Times New Roman" w:cs="Times New Roman"/>
+          <w:szCs w:val="24"/>
+          <w:lang w:eastAsia="fr-FR"/>
+        </w:rPr>
+        <w:t xml:space="preserve">Comme pour les vues, l’utilisateur garde la main : il peut déplacer, redimensionner, fermer ou rouvrir les vues d’une perspective, et revenir à la disposition d’origine par la commande </w:t>
+      </w:r>
+      <w:r>
+        <w:rPr>
+          <w:rFonts w:eastAsia="Times New Roman" w:cs="Times New Roman"/>
+          <w:b/>
+          <w:bCs/>
+          <w:szCs w:val="24"/>
+          <w:lang w:eastAsia="fr-FR"/>
+        </w:rPr>
+        <w:t>Réinitialiser la perspective</w:t>
+      </w:r>
+      <w:r>
+        <w:rPr>
+          <w:rFonts w:eastAsia="Times New Roman" w:cs="Times New Roman"/>
+          <w:szCs w:val="24"/>
+          <w:lang w:eastAsia="fr-FR"/>
+        </w:rPr>
+        <w:t>.</w:t>
+      </w:r>
+    </w:p>
+    <w:p>
+      <w:pPr>
+        <w:rPr>
+          <w:b/>
+          <w:bCs/>
+        </w:rPr>
+      </w:pPr>
+      <w:r>
+        <w:rPr>
+          <w:b/>
+          <w:bCs/>
+        </w:rPr>
+        <w:t>La perspective de l’outil : la saisie manuelle d’un match</w:t>
+      </w:r>
+    </w:p>
+    <w:p>
+      <w:r>
+        <w:t xml:space="preserve">L’outil propose actuellement </w:t>
+      </w:r>
+      <w:r>
+        <w:rPr>
+          <w:b/>
+          <w:bCs/>
+        </w:rPr>
+        <w:t>une seule perspective</w:t>
+      </w:r>
+      <w:r>
+        <w:t xml:space="preserve">, dédiée à la </w:t>
+      </w:r>
+      <w:r>
+        <w:rPr>
+          <w:b/>
+          <w:bCs/>
+        </w:rPr>
+        <w:t>saisie manuelle d’un match à l’aide du langage de scorage</w:t>
+      </w:r>
+      <w:r>
+        <w:t>. Elle rassemble tout ce qui est nécessaire pour cette tâche :</w:t>
+      </w:r>
+    </w:p>
+    <w:p>
+      <w:pPr>
+        <w:numPr>
+          <w:ilvl w:val="0"/>
+          <w:numId w:val="16"/>
+        </w:numPr>
+      </w:pPr>
+      <w:r>
+        <w:rPr>
+          <w:b/>
+          <w:bCs/>
+        </w:rPr>
+        <w:t>Les éditeurs</w:t>
+      </w:r>
+      <w:r>
+        <w:t xml:space="preserve"> : l’éditeur de match, pour saisir les actions, et l’éditeur d’équipe, pour décrire les équipes.</w:t>
+      </w:r>
+    </w:p>
+    <w:p>
+      <w:pPr>
+        <w:numPr>
+          <w:ilvl w:val="0"/>
+          <w:numId w:val="16"/>
+        </w:numPr>
+      </w:pPr>
+      <w:r>
+        <w:rPr>
+          <w:b/>
+          <w:bCs/>
+        </w:rPr>
+        <w:t>Les vues spécifiques</w:t>
+      </w:r>
+      <w:r>
+        <w:t xml:space="preserve"> : le score général, le lineup actif et la position des joueurs dans l’infield, qui se mettent à jour pendant la saisie.</w:t>
+      </w:r>
+    </w:p>
+    <w:p>
+      <w:pPr>
+        <w:numPr>
+          <w:ilvl w:val="0"/>
+          <w:numId w:val="16"/>
+        </w:numPr>
+      </w:pPr>
+      <w:r>
+        <w:rPr>
+          <w:b/>
+          <w:bCs/>
+        </w:rPr>
+        <w:t>Les fonctions d’aide à la saisie</w:t>
+      </w:r>
+      <w:r>
+        <w:t xml:space="preserve"> décrites plus haut : coloration syntaxique, auto-complétion, templates, validation en temps réel.</w:t>
+      </w:r>
+    </w:p>
+    <w:p>
+      <w:r>
+        <w:t>Dans cette perspective, l’utilisateur écrit le déroulement du match, et les vues lui présentent aussitôt la situation qui en résulte.</w:t>
+      </w:r>
+    </w:p>
+    <w:p>
+      <w:pPr>
+        <w:pStyle w:val="Titre3"/>
+      </w:pPr>
+      <w:bookmarkStart w:id="12" w:name="_Toc244093896"/>
+      <w:r>
+        <w:t>La gestion des erreurs.</w:t>
+      </w:r>
+      <w:bookmarkEnd w:id="12"/>
+    </w:p>
+    <w:p>
+      <w:pPr>
+        <w:spacing w:before="100" w:beforeAutospacing="1" w:after="100" w:afterAutospacing="1" w:line="240" w:lineRule="auto"/>
+        <w:ind w:right="0" w:firstLine="0"/>
+        <w:jc w:val="left"/>
+        <w:rPr>
+          <w:rFonts w:eastAsia="Times New Roman" w:cs="Times New Roman"/>
+          <w:szCs w:val="24"/>
+          <w:lang w:eastAsia="fr-FR"/>
+        </w:rPr>
+      </w:pPr>
+      <w:r>
+        <w:rPr>
+          <w:rFonts w:eastAsia="Times New Roman" w:cs="Times New Roman"/>
+          <w:szCs w:val="24"/>
+          <w:lang w:eastAsia="fr-FR"/>
+        </w:rPr>
+        <w:t>L’outil vérifie en permanence ce que l’utilisateur saisit. Dès qu’une incohérence est détectée (une notation incorrecte, une action impossible dans la situation du match, un élément inconnu), elle est signalée. Cette vérification est automatique : il n’y a aucune commande à lancer.</w:t>
+      </w:r>
+    </w:p>
+    <w:p>
+      <w:pPr>
+        <w:spacing w:before="100" w:beforeAutospacing="1" w:after="100" w:afterAutospacing="1" w:line="240" w:lineRule="auto"/>
+        <w:ind w:right="0" w:firstLine="0"/>
+        <w:jc w:val="left"/>
+        <w:rPr>
+          <w:rFonts w:eastAsia="Times New Roman" w:cs="Times New Roman"/>
+          <w:szCs w:val="24"/>
+          <w:lang w:eastAsia="fr-FR"/>
+        </w:rPr>
+      </w:pPr>
+      <w:r>
+        <w:rPr>
+          <w:rFonts w:eastAsia="Times New Roman" w:cs="Times New Roman"/>
+          <w:szCs w:val="24"/>
+          <w:lang w:eastAsia="fr-FR"/>
+        </w:rPr>
+        <w:t xml:space="preserve">Une même erreur est signalée à </w:t>
+      </w:r>
+      <w:r>
+        <w:rPr>
+          <w:rFonts w:eastAsia="Times New Roman" w:cs="Times New Roman"/>
+          <w:b/>
+          <w:bCs/>
+          <w:szCs w:val="24"/>
+          <w:lang w:eastAsia="fr-FR"/>
+        </w:rPr>
+        <w:t>trois endroits</w:t>
+      </w:r>
+      <w:r>
+        <w:rPr>
+          <w:rFonts w:eastAsia="Times New Roman" w:cs="Times New Roman"/>
+          <w:szCs w:val="24"/>
+          <w:lang w:eastAsia="fr-FR"/>
+        </w:rPr>
+        <w:t>, qui répondent à trois besoins différents : savoir qu’il y a un problème, savoir où il se trouve, et comprendre de quoi il s’agit.</w:t>
+      </w:r>
+    </w:p>
+    <w:p>
+      <w:pPr>
+        <w:rPr>
+          <w:b/>
+          <w:bCs/>
+        </w:rPr>
+      </w:pPr>
+      <w:r>
+        <w:rPr>
+          <w:b/>
+          <w:bCs/>
+        </w:rPr>
+        <w:t>Dans l’éditeur</w:t>
+      </w:r>
+    </w:p>
+    <w:p>
+      <w:r>
+        <w:t>C’est là que l’erreur est la plus visible, puisque c’est là qu’on la commet.</w:t>
+      </w:r>
+    </w:p>
+    <w:p>
+      <w:pPr>
+        <w:numPr>
+          <w:ilvl w:val="0"/>
+          <w:numId w:val="17"/>
+        </w:numPr>
+      </w:pPr>
+      <w:r>
+        <w:t xml:space="preserve">Le texte fautif est </w:t>
+      </w:r>
+      <w:r>
+        <w:rPr>
+          <w:b/>
+          <w:bCs/>
+        </w:rPr>
+        <w:t>souligné en rouge</w:t>
+      </w:r>
+      <w:r>
+        <w:t>.</w:t>
+      </w:r>
+    </w:p>
+    <w:p>
+      <w:pPr>
+        <w:numPr>
+          <w:ilvl w:val="0"/>
+          <w:numId w:val="17"/>
+        </w:numPr>
+      </w:pPr>
+      <w:r>
+        <w:t xml:space="preserve">Une </w:t>
+      </w:r>
+      <w:r>
+        <w:rPr>
+          <w:b/>
+          <w:bCs/>
+        </w:rPr>
+        <w:t>croix rouge</w:t>
+      </w:r>
+      <w:r>
+        <w:t xml:space="preserve"> apparaît dans la marge, en face de la ligne concernée. En plaçant le curseur dessus, on affiche le message qui explique l’erreur.</w:t>
+      </w:r>
+    </w:p>
+    <w:p>
+      <w:pPr>
+        <w:numPr>
+          <w:ilvl w:val="0"/>
+          <w:numId w:val="17"/>
+        </w:numPr>
+      </w:pPr>
+      <w:r>
+        <w:t xml:space="preserve">Un </w:t>
+      </w:r>
+      <w:r>
+        <w:rPr>
+          <w:b/>
+          <w:bCs/>
+        </w:rPr>
+        <w:t>trait rouge</w:t>
+      </w:r>
+      <w:r>
+        <w:t xml:space="preserve"> apparaît dans la règle à droite de l’éditeur. Il repère l’emplacement de l’erreur dans l’ensemble du document, et un clic dessus permet d’y accéder directement.</w:t>
+      </w:r>
+    </w:p>
+    <w:p>
+      <w:pPr>
+        <w:rPr>
+          <w:b/>
+          <w:bCs/>
+        </w:rPr>
+      </w:pPr>
+      <w:r>
+        <w:rPr>
+          <w:b/>
+          <w:bCs/>
+        </w:rPr>
+        <w:t>Dans le Project Explorer</w:t>
+      </w:r>
+    </w:p>
+    <w:p>
+      <w:r>
+        <w:t xml:space="preserve">Le Project Explorer présente les fichiers du projet. Lorsqu’un fichier contient une erreur, une </w:t>
+      </w:r>
+      <w:r>
+        <w:rPr>
+          <w:b/>
+          <w:bCs/>
+        </w:rPr>
+        <w:t>croix rouge</w:t>
+      </w:r>
+      <w:r>
+        <w:t xml:space="preserve"> s’affiche sur son icône, et le même repère apparaît sur le dossier qui le contient, et ainsi de suite jusqu’au projet.</w:t>
+      </w:r>
+    </w:p>
+    <w:p>
+      <w:r>
+        <w:t>Cela permet de savoir d’un coup d’œil quels fichiers sont à corriger, même quand ils ne sont pas ouverts, par exemple si un match utilise une équipe dont la description contient une erreur.</w:t>
+      </w:r>
+    </w:p>
+    <w:p>
+      <w:pPr>
+        <w:rPr>
+          <w:b/>
+          <w:bCs/>
+        </w:rPr>
+      </w:pPr>
+      <w:r>
+        <w:rPr>
+          <w:b/>
+          <w:bCs/>
+        </w:rPr>
+        <w:t>Dans la vue des erreurs</w:t>
+      </w:r>
+    </w:p>
+    <w:p>
+      <w:r>
+        <w:t xml:space="preserve">La vue des erreurs rassemble </w:t>
+      </w:r>
+      <w:r>
+        <w:rPr>
+          <w:b/>
+          <w:bCs/>
+        </w:rPr>
+        <w:t>toutes les erreurs de tous les fichiers</w:t>
+      </w:r>
+      <w:r>
+        <w:t xml:space="preserve"> dans une seule liste. Pour chacune, elle indique :</w:t>
+      </w:r>
+    </w:p>
+    <w:p>
+      <w:pPr>
+        <w:pStyle w:val="Titre3"/>
+      </w:pPr>
+      <w:bookmarkStart w:id="13" w:name="_Toc244093897"/>
+      <w:r>
+        <w:t>L’aide dans l’outil.</w:t>
+      </w:r>
+      <w:bookmarkEnd w:id="13"/>
+    </w:p>
+    <w:p>
+      <w:pPr>
+        <w:numPr>
+          <w:ilvl w:val="0"/>
+          <w:numId w:val="9"/>
+        </w:numPr>
+        <w:tabs>
+          <w:tab w:val="num" w:pos="360"/>
+        </w:tabs>
+        <w:rPr>
+          <w:b/>
+          <w:bCs/>
+        </w:rPr>
+      </w:pPr>
+      <w:r>
+        <w:rPr>
+          <w:b/>
+          <w:bCs/>
+        </w:rPr>
+        <w:t>L’aide intégrée</w:t>
+      </w:r>
+    </w:p>
+    <w:p>
+      <w:r>
+        <w:t xml:space="preserve">Si vous lisez ces lignes, c’est que vous avez déjà trouvé le chemin de l’aide : le menu </w:t>
+      </w:r>
+      <w:r>
+        <w:rPr>
+          <w:b/>
+          <w:bCs/>
+        </w:rPr>
+        <w:t>Aide</w:t>
+      </w:r>
+      <w:r>
+        <w:t xml:space="preserve">, puis </w:t>
+      </w:r>
+      <w:r>
+        <w:rPr>
+          <w:b/>
+          <w:bCs/>
+        </w:rPr>
+        <w:t>Contenu de l’aide</w:t>
+      </w:r>
+      <w:r>
+        <w:t>. C’est le point d’entrée de cette documentation, disponible à tout moment pendant l’utilisation de l’outil, sans connexion Internet.</w:t>
+      </w:r>
+    </w:p>
+    <w:p>
+      <w:pPr>
+        <w:rPr>
+          <w:b/>
+          <w:bCs/>
+        </w:rPr>
+      </w:pPr>
+      <w:r>
+        <w:rPr>
+          <w:b/>
+          <w:bCs/>
+        </w:rPr>
+        <w:t>Une aide intégrée à l’outil</w:t>
+      </w:r>
+    </w:p>
+    <w:p>
+      <w:r>
+        <w:t>L’aide est installée avec l’outil et s’ouvre dans une fenêtre dédiée, ou dans une vue de l’application selon la configuration. Elle décrit les principes de l’outil, ses éditeurs, ses vues et ses fonctions de saisie. Comme elle est livrée avec l’application, elle correspond toujours à la version que vous utilisez.</w:t>
+      </w:r>
+    </w:p>
+    <w:p>
+      <w:pPr>
+        <w:rPr>
+          <w:b/>
+          <w:bCs/>
+        </w:rPr>
+      </w:pPr>
+      <w:r>
+        <w:rPr>
+          <w:b/>
+          <w:bCs/>
+        </w:rPr>
+        <w:t>Se repérer dans l’aide</w:t>
+      </w:r>
+    </w:p>
+    <w:p>
+      <w:r>
+        <w:t>La fenêtre d’aide est organisée en deux zones :</w:t>
+      </w:r>
+    </w:p>
+    <w:p>
+      <w:pPr>
+        <w:numPr>
+          <w:ilvl w:val="0"/>
+          <w:numId w:val="18"/>
+        </w:numPr>
+      </w:pPr>
+      <w:r>
+        <w:rPr>
+          <w:b/>
+          <w:bCs/>
+        </w:rPr>
+        <w:t>Le sommaire</w:t>
+      </w:r>
+      <w:r>
+        <w:t>, à gauche, présente les chapitres sous forme d’arborescence. Un clic sur un titre ouvre la page correspondante.</w:t>
+      </w:r>
+    </w:p>
+    <w:p>
+      <w:pPr>
+        <w:numPr>
+          <w:ilvl w:val="0"/>
+          <w:numId w:val="18"/>
+        </w:numPr>
+      </w:pPr>
+      <w:r>
+        <w:rPr>
+          <w:b/>
+          <w:bCs/>
+        </w:rPr>
+        <w:t>Le contenu</w:t>
+      </w:r>
+      <w:r>
+        <w:t>, à droite, affiche la page sélectionnée. Les liens permettent de passer d’une page à une autre, et les boutons de navigation de revenir en arrière ou d’avancer, comme dans un navigateur.</w:t>
+      </w:r>
+    </w:p>
+    <w:p>
+      <w:pPr>
+        <w:rPr>
+          <w:b/>
+          <w:bCs/>
+        </w:rPr>
+      </w:pPr>
+      <w:r>
+        <w:rPr>
+          <w:b/>
+          <w:bCs/>
+        </w:rPr>
+        <w:t>Rechercher une information</w:t>
+      </w:r>
+    </w:p>
+    <w:p>
+      <w:r>
+        <w:t xml:space="preserve">La </w:t>
+      </w:r>
+      <w:r>
+        <w:rPr>
+          <w:b/>
+          <w:bCs/>
+        </w:rPr>
+        <w:t>recherche</w:t>
+      </w:r>
+      <w:r>
+        <w:t xml:space="preserve"> permet de trouver rapidement une page à partir d’un mot ou d’une expression, sans parcourir tout le sommaire. Les résultats sont classés par pertinence, et un clic sur un résultat ouvre la page concernée.</w:t>
+      </w:r>
+    </w:p>
+    <w:p>
+      <w:pPr>
+        <w:rPr>
+          <w:b/>
+          <w:bCs/>
+        </w:rPr>
+      </w:pPr>
+      <w:r>
+        <w:rPr>
+          <w:b/>
+          <w:bCs/>
+        </w:rPr>
+        <w:t>Garder une page à portée de main</w:t>
+      </w:r>
+    </w:p>
+    <w:p>
+      <w:r>
+        <w:t xml:space="preserve">Il est possible d’ajouter une page aux </w:t>
+      </w:r>
+      <w:r>
+        <w:rPr>
+          <w:b/>
+          <w:bCs/>
+        </w:rPr>
+        <w:t>favoris</w:t>
+      </w:r>
+      <w:r>
+        <w:t xml:space="preserve"> de l’aide, pour la retrouver plus vite, et d’</w:t>
+      </w:r>
+      <w:r>
+        <w:rPr>
+          <w:b/>
+          <w:bCs/>
+        </w:rPr>
+        <w:t>imprimer</w:t>
+      </w:r>
+      <w:r>
+        <w:t xml:space="preserve"> la page affichée si l’on souhaite disposer d’une version papier.</w:t>
+      </w:r>
+    </w:p>
+    <w:p>
+      <w:pPr>
+        <w:pStyle w:val="Titre3"/>
+      </w:pPr>
+      <w:bookmarkStart w:id="14" w:name="_Toc244093898"/>
+      <w:r>
+        <w:t>Les préférences.</w:t>
+      </w:r>
+      <w:bookmarkEnd w:id="14"/>
+      <w:r>
+        <w:tab/>
+      </w:r>
+    </w:p>
+    <w:p>
+      <w:r>
+        <w:t xml:space="preserve">Les </w:t>
+      </w:r>
+      <w:r>
+        <w:rPr>
+          <w:b/>
+          <w:bCs/>
+        </w:rPr>
+        <w:t>préférences</w:t>
+      </w:r>
+      <w:r>
+        <w:t xml:space="preserve"> permettent d’adapter l’outil à ses habitudes de travail : l’apparence, le comportement des éditeurs, les templates, etc. Elles sont enregistrées pour l’utilisateur et conservées d’une session à l’autre.</w:t>
+      </w:r>
+    </w:p>
+    <w:p>
+      <w:pPr>
+        <w:rPr>
+          <w:b/>
+          <w:bCs/>
+        </w:rPr>
+      </w:pPr>
+      <w:r>
+        <w:rPr>
+          <w:b/>
+          <w:bCs/>
+        </w:rPr>
+        <w:t>Ouvrir les préférences</w:t>
+      </w:r>
+    </w:p>
+    <w:p>
+      <w:r>
+        <w:t xml:space="preserve">Les préférences s’ouvrent depuis le menu </w:t>
+      </w:r>
+      <w:r>
+        <w:rPr>
+          <w:b/>
+          <w:bCs/>
+        </w:rPr>
+        <w:t>Fenêtre</w:t>
+      </w:r>
+      <w:r>
+        <w:t xml:space="preserve">, puis </w:t>
+      </w:r>
+      <w:r>
+        <w:rPr>
+          <w:b/>
+          <w:bCs/>
+        </w:rPr>
+        <w:t>Préférences</w:t>
+      </w:r>
+      <w:r>
+        <w:t>. Elles s’affichent dans une fenêtre dédiée, divisée en deux zones :</w:t>
+      </w:r>
+    </w:p>
+    <w:p>
+      <w:pPr>
+        <w:numPr>
+          <w:ilvl w:val="0"/>
+          <w:numId w:val="19"/>
+        </w:numPr>
+      </w:pPr>
+      <w:r>
+        <w:rPr>
+          <w:b/>
+          <w:bCs/>
+        </w:rPr>
+        <w:t>L’arborescence</w:t>
+      </w:r>
+      <w:r>
+        <w:t>, à gauche, regroupe les pages de préférences par thème. Un clic sur un titre affiche la page correspondante, et un champ de filtre en haut de l’arborescence permet de retrouver rapidement une page à partir d’un mot.</w:t>
+      </w:r>
+    </w:p>
+    <w:p>
+      <w:pPr>
+        <w:numPr>
+          <w:ilvl w:val="0"/>
+          <w:numId w:val="19"/>
+        </w:numPr>
+      </w:pPr>
+      <w:r>
+        <w:rPr>
+          <w:b/>
+          <w:bCs/>
+        </w:rPr>
+        <w:t>La page de réglages</w:t>
+      </w:r>
+      <w:r>
+        <w:t>, à droite, présente les options du thème sélectionné.</w:t>
+      </w:r>
+    </w:p>
+    <w:p>
+      <w:pPr>
+        <w:rPr>
+          <w:b/>
+          <w:bCs/>
+        </w:rPr>
+      </w:pPr>
+      <w:r>
+        <w:rPr>
+          <w:b/>
+          <w:bCs/>
+        </w:rPr>
+        <w:t>Ce que l’on peut régler</w:t>
+      </w:r>
+    </w:p>
+    <w:p>
+      <w:r>
+        <w:t>Les préférences concernent notamment :</w:t>
+      </w:r>
+    </w:p>
+    <w:p>
+      <w:pPr>
+        <w:numPr>
+          <w:ilvl w:val="0"/>
+          <w:numId w:val="20"/>
+        </w:numPr>
+      </w:pPr>
+      <w:r>
+        <w:rPr>
+          <w:b/>
+          <w:bCs/>
+        </w:rPr>
+        <w:t>L’apparence générale</w:t>
+      </w:r>
+      <w:r>
+        <w:t xml:space="preserve"> de l’application.</w:t>
+      </w:r>
+    </w:p>
+    <w:p>
+      <w:pPr>
+        <w:numPr>
+          <w:ilvl w:val="0"/>
+          <w:numId w:val="20"/>
+        </w:numPr>
+      </w:pPr>
+      <w:r>
+        <w:rPr>
+          <w:b/>
+          <w:bCs/>
+        </w:rPr>
+        <w:t>Le comportement des éditeurs</w:t>
+      </w:r>
+      <w:r>
+        <w:t xml:space="preserve"> : polices, couleurs de la coloration syntaxique, numérotation des lignes, etc.</w:t>
+      </w:r>
+    </w:p>
+    <w:p>
+      <w:pPr>
+        <w:numPr>
+          <w:ilvl w:val="0"/>
+          <w:numId w:val="20"/>
+        </w:numPr>
+      </w:pPr>
+      <w:r>
+        <w:rPr>
+          <w:b/>
+          <w:bCs/>
+        </w:rPr>
+        <w:t>Les templates</w:t>
+      </w:r>
+      <w:r>
+        <w:t xml:space="preserve"> de l’éditeur, que l’on peut créer, modifier ou supprimer, comme décrit dans le chapitre consacré aux éditeurs.</w:t>
+      </w:r>
+    </w:p>
+    <w:p>
+      <w:pPr>
+        <w:numPr>
+          <w:ilvl w:val="0"/>
+          <w:numId w:val="20"/>
+        </w:numPr>
+      </w:pPr>
+      <w:r>
+        <w:rPr>
+          <w:b/>
+          <w:bCs/>
+        </w:rPr>
+        <w:t>Les raccourcis clavier</w:t>
+      </w:r>
+      <w:r>
+        <w:t>, que l’on peut personnaliser.</w:t>
+      </w:r>
+    </w:p>
+    <w:p>
+      <w:pPr>
+        <w:rPr>
+          <w:b/>
+          <w:bCs/>
+        </w:rPr>
+      </w:pPr>
+      <w:r>
+        <w:rPr>
+          <w:b/>
+          <w:bCs/>
+        </w:rPr>
+        <w:t>Valider ou annuler ses modifications</w:t>
+      </w:r>
+    </w:p>
+    <w:p>
+      <w:r>
+        <w:t>Quatre boutons permettent de gérer les modifications faites dans une page :</w:t>
+      </w:r>
+    </w:p>
+    <w:p>
+      <w:pPr>
+        <w:numPr>
+          <w:ilvl w:val="0"/>
+          <w:numId w:val="21"/>
+        </w:numPr>
+      </w:pPr>
+      <w:r>
+        <w:rPr>
+          <w:b/>
+          <w:bCs/>
+        </w:rPr>
+        <w:t>Appliquer</w:t>
+      </w:r>
+      <w:r>
+        <w:t xml:space="preserve"> enregistre les modifications de la page en gardant la fenêtre ouverte, ce qui permet d’en tester l’effet avant de continuer.</w:t>
+      </w:r>
+    </w:p>
+    <w:p>
+      <w:pPr>
+        <w:numPr>
+          <w:ilvl w:val="0"/>
+          <w:numId w:val="21"/>
+        </w:numPr>
+      </w:pPr>
+      <w:r>
+        <w:rPr>
+          <w:b/>
+          <w:bCs/>
+        </w:rPr>
+        <w:t>Appliquer et fermer</w:t>
+      </w:r>
+      <w:r>
+        <w:t xml:space="preserve"> enregistre les modifications et ferme la fenêtre.</w:t>
+      </w:r>
+    </w:p>
+    <w:p>
+      <w:pPr>
+        <w:numPr>
+          <w:ilvl w:val="0"/>
+          <w:numId w:val="21"/>
+        </w:numPr>
+      </w:pPr>
+      <w:r>
+        <w:rPr>
+          <w:b/>
+          <w:bCs/>
+        </w:rPr>
+        <w:t>Annuler</w:t>
+      </w:r>
+      <w:r>
+        <w:t xml:space="preserve"> ferme la fenêtre en abandonnant les modifications non appliquées.</w:t>
+      </w:r>
+    </w:p>
+    <w:p>
+      <w:pPr>
+        <w:numPr>
+          <w:ilvl w:val="0"/>
+          <w:numId w:val="21"/>
+        </w:numPr>
+      </w:pPr>
+      <w:r>
+        <w:rPr>
+          <w:b/>
+          <w:bCs/>
+        </w:rPr>
+        <w:t>Restaurer les valeurs par défaut</w:t>
+      </w:r>
+      <w:r>
+        <w:t xml:space="preserve"> rétablit les réglages d’origine de la page affichée, ce qui permet de revenir en arrière si l’on s’est perdu.</w:t>
+      </w:r>
+    </w:p>
+    <w:p>
+      <w:pPr>
+        <w:rPr>
+          <w:b/>
+          <w:bCs/>
+        </w:rPr>
+      </w:pPr>
+      <w:r>
+        <w:rPr>
+          <w:b/>
+          <w:bCs/>
+        </w:rPr>
+        <w:t>Exporter et importer ses préférences</w:t>
+      </w:r>
+    </w:p>
+    <w:p>
+      <w:r>
+        <w:t xml:space="preserve">Les préférences peuvent être </w:t>
+      </w:r>
+      <w:r>
+        <w:rPr>
+          <w:b/>
+          <w:bCs/>
+        </w:rPr>
+        <w:t>exportées</w:t>
+      </w:r>
+      <w:r>
+        <w:t xml:space="preserve"> dans un fichier, puis </w:t>
+      </w:r>
+      <w:r>
+        <w:rPr>
+          <w:b/>
+          <w:bCs/>
+        </w:rPr>
+        <w:t>importées</w:t>
+      </w:r>
+      <w:r>
+        <w:t xml:space="preserve"> sur un autre poste. Cela permet de retrouver son environnement après une réinstallation ou de partager une configuration entre plusieurs utilisateurs.</w:t>
+      </w:r>
+    </w:p>
+    <w:p>
+      <w:pPr>
+        <w:pStyle w:val="Titre3"/>
+      </w:pPr>
+      <w:bookmarkStart w:id="15" w:name="_Toc244093899"/>
+      <w:r>
+        <w:t>Les propriétés.</w:t>
+      </w:r>
+      <w:bookmarkEnd w:id="15"/>
+    </w:p>
+    <w:p>
+      <w:r>
+        <w:t xml:space="preserve">Les </w:t>
+      </w:r>
+      <w:r>
+        <w:rPr>
+          <w:b/>
+          <w:bCs/>
+        </w:rPr>
+        <w:t>propriétés</w:t>
+      </w:r>
+      <w:r>
+        <w:t xml:space="preserve"> décrivent un élément précis : un projet, un dossier ou un fichier. Elles se distinguent des préférences : les préférences s’appliquent à tout l’outil, alors que les propriétés ne concernent que l’élément sélectionné.</w:t>
+      </w:r>
+    </w:p>
+    <w:p>
+      <w:pPr>
+        <w:rPr>
+          <w:b/>
+          <w:bCs/>
+        </w:rPr>
+      </w:pPr>
+      <w:r>
+        <w:rPr>
+          <w:b/>
+          <w:bCs/>
+        </w:rPr>
+        <w:t>Ouvrir les propriétés</w:t>
+      </w:r>
+    </w:p>
+    <w:p>
+      <w:r>
+        <w:t xml:space="preserve">Les propriétés s’ouvrent depuis le </w:t>
+      </w:r>
+      <w:r>
+        <w:rPr>
+          <w:b/>
+          <w:bCs/>
+        </w:rPr>
+        <w:t>Project Explorer</w:t>
+      </w:r>
+      <w:r>
+        <w:t xml:space="preserve"> :</w:t>
+      </w:r>
+    </w:p>
+    <w:p>
+      <w:pPr>
+        <w:numPr>
+          <w:ilvl w:val="0"/>
+          <w:numId w:val="22"/>
+        </w:numPr>
+      </w:pPr>
+      <w:r>
+        <w:t>Sélectionner l’élément concerné (projet, dossier ou fichier).</w:t>
+      </w:r>
+    </w:p>
+    <w:p>
+      <w:pPr>
+        <w:numPr>
+          <w:ilvl w:val="0"/>
+          <w:numId w:val="22"/>
+        </w:numPr>
+      </w:pPr>
+      <w:r>
+        <w:t xml:space="preserve">Faire un clic droit, puis choisir </w:t>
+      </w:r>
+      <w:r>
+        <w:rPr>
+          <w:b/>
+          <w:bCs/>
+        </w:rPr>
+        <w:t>Propriétés</w:t>
+      </w:r>
+      <w:r>
+        <w:t xml:space="preserve">. Le raccourci </w:t>
+      </w:r>
+      <w:r>
+        <w:rPr>
+          <w:b/>
+          <w:bCs/>
+        </w:rPr>
+        <w:t>Alt+Entrée</w:t>
+      </w:r>
+      <w:r>
+        <w:t xml:space="preserve"> fait la même chose.</w:t>
+      </w:r>
+    </w:p>
+    <w:p>
+      <w:r>
+        <w:t>Comme pour les préférences, la fenêtre est divisée en deux zones : l’arborescence des pages à gauche, et la page de réglages à droite. Les pages proposées dépendent du type d’élément sélectionné.</w:t>
+      </w:r>
+    </w:p>
+    <w:p>
+      <w:pPr>
+        <w:rPr>
+          <w:b/>
+          <w:bCs/>
+        </w:rPr>
+      </w:pPr>
+      <w:r>
+        <w:rPr>
+          <w:b/>
+          <w:bCs/>
+        </w:rPr>
+        <w:t>Ce que l’on peut consulter et modifier</w:t>
+      </w:r>
+    </w:p>
+    <w:p>
+      <w:r>
+        <w:t>Les propriétés d’un fichier ou d’un projet donnent notamment :</w:t>
+      </w:r>
+    </w:p>
+    <w:p>
+      <w:pPr>
+        <w:numPr>
+          <w:ilvl w:val="0"/>
+          <w:numId w:val="23"/>
+        </w:numPr>
+      </w:pPr>
+      <w:r>
+        <w:rPr>
+          <w:b/>
+          <w:bCs/>
+        </w:rPr>
+        <w:t>Des informations générales</w:t>
+      </w:r>
+      <w:r>
+        <w:t xml:space="preserve"> : le nom, l’emplacement sur le disque, la taille, la date de dernière modification.</w:t>
+      </w:r>
+    </w:p>
+    <w:p>
+      <w:pPr>
+        <w:numPr>
+          <w:ilvl w:val="0"/>
+          <w:numId w:val="23"/>
+        </w:numPr>
+      </w:pPr>
+      <w:r>
+        <w:rPr>
+          <w:b/>
+          <w:bCs/>
+        </w:rPr>
+        <w:t>Des informations d’état</w:t>
+      </w:r>
+      <w:r>
+        <w:t>, par exemple si l’élément est modifiable ou en lecture seule.</w:t>
+      </w:r>
+    </w:p>
+    <w:p>
+      <w:pPr>
+        <w:numPr>
+          <w:ilvl w:val="0"/>
+          <w:numId w:val="23"/>
+        </w:numPr>
+      </w:pPr>
+      <w:r>
+        <w:rPr>
+          <w:b/>
+          <w:bCs/>
+        </w:rPr>
+        <w:t>Des réglages propres à l’élément</w:t>
+      </w:r>
+      <w:r>
+        <w:t>, lorsque l’outil en propose.</w:t>
+      </w:r>
+    </w:p>
+    <w:p>
+      <w:pPr>
+        <w:rPr>
+          <w:b/>
+          <w:bCs/>
+        </w:rPr>
+      </w:pPr>
+      <w:r>
+        <w:rPr>
+          <w:b/>
+          <w:bCs/>
+        </w:rPr>
+        <w:t>Valider ou annuler ses modifications</w:t>
+      </w:r>
+    </w:p>
+    <w:p>
+      <w:r>
+        <w:t>Les boutons sont les mêmes que pour les préférences :</w:t>
+      </w:r>
+    </w:p>
+    <w:p>
+      <w:pPr>
+        <w:numPr>
+          <w:ilvl w:val="0"/>
+          <w:numId w:val="24"/>
+        </w:numPr>
+      </w:pPr>
+      <w:r>
+        <w:rPr>
+          <w:b/>
+          <w:bCs/>
+        </w:rPr>
+        <w:t>Appliquer</w:t>
+      </w:r>
+      <w:r>
+        <w:t xml:space="preserve"> enregistre les modifications en gardant la fenêtre ouverte.</w:t>
+      </w:r>
+    </w:p>
+    <w:p>
+      <w:pPr>
+        <w:numPr>
+          <w:ilvl w:val="0"/>
+          <w:numId w:val="24"/>
+        </w:numPr>
+      </w:pPr>
+      <w:r>
+        <w:rPr>
+          <w:b/>
+          <w:bCs/>
+        </w:rPr>
+        <w:t>Appliquer et fermer</w:t>
+      </w:r>
+      <w:r>
+        <w:t xml:space="preserve"> enregistre et ferme la fenêtre.</w:t>
+      </w:r>
+    </w:p>
+    <w:p>
+      <w:pPr>
+        <w:numPr>
+          <w:ilvl w:val="0"/>
+          <w:numId w:val="24"/>
+        </w:numPr>
+      </w:pPr>
+      <w:r>
+        <w:rPr>
+          <w:b/>
+          <w:bCs/>
+        </w:rPr>
+        <w:t>Annuler</w:t>
+      </w:r>
+      <w:r>
+        <w:t xml:space="preserve"> ferme la fenêtre en abandonnant les modifications.</w:t>
+      </w:r>
+    </w:p>
+    <w:p>
+      <w:pPr>
+        <w:numPr>
+          <w:ilvl w:val="0"/>
+          <w:numId w:val="24"/>
+        </w:numPr>
+      </w:pPr>
+      <w:r>
+        <w:rPr>
+          <w:b/>
+          <w:bCs/>
+        </w:rPr>
+        <w:t>Restaurer les valeurs par défaut</w:t>
+      </w:r>
+      <w:r>
+        <w:t xml:space="preserve"> rétablit les réglages d’origine de la page affichée.</w:t>
+      </w:r>
+    </w:p>
+    <w:p>
+      <w:pPr>
+        <w:rPr>
+          <w:b/>
+          <w:bCs/>
+        </w:rPr>
+      </w:pPr>
+      <w:r>
+        <w:rPr>
+          <w:b/>
+          <w:bCs/>
+        </w:rPr>
+        <w:t>Préférences ou propriétés ?</w:t>
+      </w:r>
+    </w:p>
+    <w:p>
+      <w:pPr>
+        <w:numPr>
+          <w:ilvl w:val="0"/>
+          <w:numId w:val="25"/>
+        </w:numPr>
+      </w:pPr>
+      <w:r>
+        <w:t xml:space="preserve">Pour un réglage qui doit valoir </w:t>
+      </w:r>
+      <w:r>
+        <w:rPr>
+          <w:b/>
+          <w:bCs/>
+        </w:rPr>
+        <w:t>partout</w:t>
+      </w:r>
+      <w:r>
+        <w:t xml:space="preserve"> dans l’outil, utiliser les </w:t>
+      </w:r>
+      <w:r>
+        <w:rPr>
+          <w:b/>
+          <w:bCs/>
+        </w:rPr>
+        <w:t>préférences</w:t>
+      </w:r>
+      <w:r>
+        <w:t>.</w:t>
+      </w:r>
+    </w:p>
+    <w:p>
+      <w:pPr>
+        <w:numPr>
+          <w:ilvl w:val="0"/>
+          <w:numId w:val="25"/>
+        </w:numPr>
+      </w:pPr>
+      <w:r>
+        <w:t xml:space="preserve">Pour un réglage qui ne doit concerner </w:t>
+      </w:r>
+      <w:r>
+        <w:rPr>
+          <w:b/>
+          <w:bCs/>
+        </w:rPr>
+        <w:t>qu’un projet ou un fichier</w:t>
+      </w:r>
+      <w:r>
+        <w:t xml:space="preserve">, utiliser les </w:t>
+      </w:r>
+      <w:r>
+        <w:rPr>
+          <w:b/>
+          <w:bCs/>
+        </w:rPr>
+        <w:t>propriétés</w:t>
+      </w:r>
+      <w:r>
+        <w:t>.</w:t>
+      </w:r>
+    </w:p>
+    <w:p>
       <w:pPr>
         <w:pStyle w:val="Titre2"/>
+      </w:pPr>
+      <w:bookmarkStart w:id="16" w:name="_Toc244093900"/>
+      <w:r>
+        <w:t>Les vues de l’outil</w:t>
+      </w:r>
+      <w:r>
+        <w:t>.</w:t>
+      </w:r>
+      <w:bookmarkEnd w:id="16"/>
+    </w:p>
+    <w:p>
+      <w:pPr>
+        <w:pStyle w:val="Titre3"/>
+      </w:pPr>
+      <w:bookmarkStart w:id="17" w:name="_Toc244093901"/>
+      <w:r>
+        <w:t>M</w:t>
+      </w:r>
+      <w:r>
+        <w:t>anageur de championnat</w:t>
+      </w:r>
+      <w:r>
+        <w:t>.</w:t>
+      </w:r>
+      <w:bookmarkEnd w:id="17"/>
+    </w:p>
+    <w:p>
+      <w:pPr>
+        <w:pStyle w:val="Titre3"/>
+      </w:pPr>
+      <w:bookmarkStart w:id="18" w:name="_Toc244093902"/>
+      <w:r>
+        <w:t>C</w:t>
+      </w:r>
+      <w:r>
+        <w:t>hamp intérieur</w:t>
+      </w:r>
+      <w:r>
+        <w:t>.</w:t>
+      </w:r>
+      <w:bookmarkEnd w:id="18"/>
+    </w:p>
+    <w:p>
+      <w:pPr>
+        <w:pStyle w:val="Titre3"/>
+      </w:pPr>
+      <w:bookmarkStart w:id="19" w:name="_Toc244093903"/>
+      <w:r>
+        <w:t>F</w:t>
+      </w:r>
+      <w:r>
+        <w:t>euille</w:t>
+      </w:r>
+      <w:r>
+        <w:t xml:space="preserve"> de scorage </w:t>
+      </w:r>
+      <w:r>
+        <w:t>visiteur et recevant</w:t>
+      </w:r>
+      <w:r>
+        <w:t>.</w:t>
+      </w:r>
+      <w:bookmarkEnd w:id="19"/>
+    </w:p>
+    <w:p>
+      <w:pPr>
+        <w:pStyle w:val="Titre3"/>
+      </w:pPr>
+      <w:bookmarkStart w:id="20" w:name="_Toc244093904"/>
+      <w:r>
+        <w:t>Vue générale du score</w:t>
+      </w:r>
+      <w:r>
+        <w:t>.</w:t>
+      </w:r>
+      <w:bookmarkEnd w:id="20"/>
+    </w:p>
+    <w:p>
+      <w:pPr>
+        <w:pStyle w:val="Titre3"/>
+      </w:pPr>
+      <w:bookmarkStart w:id="21" w:name="_Toc244093905"/>
+      <w:r>
+        <w:t>La console</w:t>
+      </w:r>
+      <w:r>
+        <w:t>.</w:t>
+      </w:r>
+      <w:bookmarkEnd w:id="21"/>
+    </w:p>
+    <w:p>
+      <w:pPr>
+        <w:pStyle w:val="Titre3"/>
+      </w:pPr>
+      <w:bookmarkStart w:id="22" w:name="_Toc244093906"/>
+      <w:r>
+        <w:t>La vue problème</w:t>
+      </w:r>
+      <w:r>
+        <w:t>.</w:t>
+      </w:r>
+      <w:bookmarkEnd w:id="22"/>
+    </w:p>
+    <w:p>
+      <w:pPr>
+        <w:pStyle w:val="Titre3"/>
+      </w:pPr>
+      <w:bookmarkStart w:id="23" w:name="_Toc244093907"/>
+      <w:r>
+        <w:t>La vue outline</w:t>
+      </w:r>
+      <w:r>
+        <w:t>.</w:t>
+      </w:r>
+      <w:bookmarkEnd w:id="23"/>
+    </w:p>
+    <w:p>
+      <w:pPr>
+        <w:pStyle w:val="Titre2"/>
+      </w:pPr>
+      <w:bookmarkStart w:id="24" w:name="_Toc244093908"/>
+      <w:r>
+        <w:t>Les éditeurs de l’outil</w:t>
+      </w:r>
+      <w:bookmarkEnd w:id="24"/>
+    </w:p>
+    <w:p>
+      <w:pPr>
+        <w:pStyle w:val="Titre3"/>
+      </w:pPr>
+      <w:bookmarkStart w:id="25" w:name="_Toc244093909"/>
+      <w:r>
+        <w:t>L’éditeur d’équipe</w:t>
+      </w:r>
+      <w:r>
+        <w:t>.</w:t>
+      </w:r>
+      <w:bookmarkEnd w:id="25"/>
+    </w:p>
+    <w:p>
+      <w:pPr>
+        <w:pStyle w:val="Titre3"/>
+      </w:pPr>
+      <w:bookmarkStart w:id="26" w:name="_Toc244093910"/>
+      <w:r>
+        <w:t>L’éditeur de match</w:t>
+      </w:r>
+      <w:r>
+        <w:t>.</w:t>
+      </w:r>
+      <w:bookmarkEnd w:id="26"/>
+    </w:p>
+    <w:p>
+      <w:pPr>
+        <w:tabs>
+          <w:tab w:val="left" w:pos="7797"/>
+        </w:tabs>
       </w:pPr>
     </w:p>
     <w:p/>
@@ -536,13 +6236,21 @@
         <w:rPr>
           <w:color w:val="000000" w:themeColor="text1"/>
         </w:rPr>
-        <w:t xml:space="preserve">Ce manuel utilisateur va être constitué de plusieurs </w:t>
-      </w:r>
-      <w:r>
+        <w:t>Ce manuel utilisateur va être constitué de plusieurs chapitres :</w:t>
+      </w:r>
+    </w:p>
+    <w:p>
+      <w:pPr>
+        <w:pStyle w:val="NormalAnglais"/>
         <w:rPr>
           <w:color w:val="000000" w:themeColor="text1"/>
         </w:rPr>
-        <w:t>chapitres :</w:t>
+      </w:pPr>
+      <w:r>
+        <w:rPr>
+          <w:color w:val="000000" w:themeColor="text1"/>
+        </w:rPr>
+        <w:t>1.  Le premier chapitre va décrire l'environnement de l'outil et les différentes fonctionnalités d'Eclipse qui vont aider à la saisie des matchs. On va aussi décrire les différentes vues et éditeurs spécialement conçus pour cette application.</w:t>
       </w:r>
     </w:p>
     <w:p>
@@ -556,145 +6264,35 @@
         <w:rPr>
           <w:color w:val="000000" w:themeColor="text1"/>
         </w:rPr>
-        <w:t xml:space="preserve">1.  Le premier chapitre va décrire l'environnement de l'outil et </w:t>
-      </w:r>
-      <w:r>
+        <w:t>2.  Le deuxième chapitre va décrire la gestion de ce que l'on va appeler un championnat, une saison, une catégorie</w:t>
+      </w:r>
+    </w:p>
+    <w:p>
+      <w:pPr>
+        <w:pStyle w:val="NormalAnglais"/>
         <w:rPr>
           <w:color w:val="000000" w:themeColor="text1"/>
         </w:rPr>
-        <w:t>les différentes fonctionnalités</w:t>
-      </w:r>
+      </w:pPr>
       <w:r>
         <w:rPr>
           <w:color w:val="000000" w:themeColor="text1"/>
         </w:rPr>
-        <w:t xml:space="preserve"> d'</w:t>
-      </w:r>
-      <w:r>
+        <w:t>3. Le troisième partie va être la description des éditeurs et décrire comment on effectue la saisie d'un match</w:t>
+      </w:r>
+    </w:p>
+    <w:p>
+      <w:pPr>
+        <w:pStyle w:val="NormalAnglais"/>
         <w:rPr>
           <w:color w:val="000000" w:themeColor="text1"/>
         </w:rPr>
-        <w:t>E</w:t>
-      </w:r>
+      </w:pPr>
       <w:r>
         <w:rPr>
           <w:color w:val="000000" w:themeColor="text1"/>
         </w:rPr>
-        <w:t xml:space="preserve">clipse qui vont aider à la saisie </w:t>
-      </w:r>
-      <w:r>
-        <w:rPr>
-          <w:color w:val="000000" w:themeColor="text1"/>
-        </w:rPr>
-        <w:t>des matchs</w:t>
-      </w:r>
-      <w:r>
-        <w:rPr>
-          <w:color w:val="000000" w:themeColor="text1"/>
-        </w:rPr>
-        <w:t xml:space="preserve">. On va aussi </w:t>
-      </w:r>
-      <w:r>
-        <w:rPr>
-          <w:color w:val="000000" w:themeColor="text1"/>
-        </w:rPr>
-        <w:t>décrire</w:t>
-      </w:r>
-      <w:r>
-        <w:rPr>
-          <w:color w:val="000000" w:themeColor="text1"/>
-        </w:rPr>
-        <w:t xml:space="preserve"> les différentes vues et </w:t>
-      </w:r>
-      <w:r>
-        <w:rPr>
-          <w:color w:val="000000" w:themeColor="text1"/>
-        </w:rPr>
-        <w:t>é</w:t>
-      </w:r>
-      <w:r>
-        <w:rPr>
-          <w:color w:val="000000" w:themeColor="text1"/>
-        </w:rPr>
-        <w:t>diteurs spécialement conçus pour cette application.</w:t>
-      </w:r>
-    </w:p>
-    <w:p>
-      <w:pPr>
-        <w:pStyle w:val="NormalAnglais"/>
-        <w:rPr>
-          <w:color w:val="000000" w:themeColor="text1"/>
-        </w:rPr>
-      </w:pPr>
-      <w:r>
-        <w:rPr>
-          <w:color w:val="000000" w:themeColor="text1"/>
-        </w:rPr>
-        <w:t>2.  Le deuxième chapitre va décrire la gestion de ce que l'on va app</w:t>
-      </w:r>
-      <w:r>
-        <w:rPr>
-          <w:color w:val="000000" w:themeColor="text1"/>
-        </w:rPr>
-        <w:t>e</w:t>
-      </w:r>
-      <w:r>
-        <w:rPr>
-          <w:color w:val="000000" w:themeColor="text1"/>
-        </w:rPr>
-        <w:t xml:space="preserve">ler un </w:t>
-      </w:r>
-      <w:r>
-        <w:rPr>
-          <w:color w:val="000000" w:themeColor="text1"/>
-        </w:rPr>
-        <w:t>championnat</w:t>
-      </w:r>
-      <w:r>
-        <w:rPr>
-          <w:color w:val="000000" w:themeColor="text1"/>
-        </w:rPr>
-        <w:t>, une saison, une catégorie</w:t>
-      </w:r>
-    </w:p>
-    <w:p>
-      <w:pPr>
-        <w:pStyle w:val="NormalAnglais"/>
-        <w:rPr>
-          <w:color w:val="000000" w:themeColor="text1"/>
-        </w:rPr>
-      </w:pPr>
-      <w:r>
-        <w:rPr>
-          <w:color w:val="000000" w:themeColor="text1"/>
-        </w:rPr>
-        <w:t>3. Le troisième partie va être la description des éditeurs et décrire comment on effectue la saisie d'un match</w:t>
-      </w:r>
-    </w:p>
-    <w:p>
-      <w:pPr>
-        <w:pStyle w:val="NormalAnglais"/>
-        <w:rPr>
-          <w:color w:val="000000" w:themeColor="text1"/>
-        </w:rPr>
-      </w:pPr>
-      <w:r>
-        <w:rPr>
-          <w:color w:val="000000" w:themeColor="text1"/>
-        </w:rPr>
-        <w:t xml:space="preserve">4. Le quatrième et dernier chapitre va décrire les différents </w:t>
-      </w:r>
-      <w:r>
-        <w:rPr>
-          <w:color w:val="000000" w:themeColor="text1"/>
-        </w:rPr>
-        <w:t>rapports</w:t>
-      </w:r>
-      <w:r>
-        <w:rPr>
-          <w:color w:val="000000" w:themeColor="text1"/>
-        </w:rPr>
-        <w:t xml:space="preserve"> que l'outil permet de créer</w:t>
+        <w:t>4. Le quatrième et dernier chapitre va décrire les différents rapports que l'outil permet de créer</w:t>
       </w:r>
     </w:p>
     <w:p/>
@@ -764,7 +6362,7 @@
       </w:r>
     </w:p>
     <w:p>
-      <w:subDoc r:id="rId7"/>
+      <w:subDoc r:id="rId17"/>
       <w:r>
         <w:t xml:space="preserve">        </w:t>
       </w:r>
@@ -782,8 +6380,1479 @@
 </file>
 
 <file path=word/numbering.xml><?xml version="1.0" encoding="utf-8"?>
-<w:numbering xmlns:wpc="http://schemas.microsoft.com/office/word/2010/wordprocessingCanvas" xmlns:cx="http://schemas.microsoft.com/office/drawing/2014/chartex" xmlns:cx1="http://schemas.microsoft.com/office/drawing/2015/9/8/chartex" xmlns:cx2="http://schemas.microsoft.com/office/drawing/2015/10/21/chartex" xmlns:cx3="http://schemas.microsoft.com/office/drawing/2016/5/9/chartex" xmlns:cx4="http://schemas.microsoft.com/office/drawing/2016/5/10/chartex" xmlns:cx5="http://schemas.microsoft.com/office/drawing/2016/5/11/chartex" xmlns:cx6="http://schemas.microsoft.com/office/drawing/2016/5/12/chartex" xmlns:cx7="http://schemas.microsoft.com/office/drawing/2016/5/13/chartex" xmlns:cx8="http://schemas.microsoft.com/office/drawing/2016/5/14/chartex" xmlns:mc="http://schemas.openxmlformats.org/markup-compatibility/2006" xmlns:aink="http://schemas.microsoft.com/office/drawing/2016/ink" xmlns:am3d="http://schemas.microsoft.com/office/drawing/2017/model3d" xmlns:o="urn:schemas-microsoft-com:office:office" xmlns:r="http://schemas.openxmlformats.org/officeDocument/2006/relationships" xmlns:m="http://schemas.openxmlformats.org/officeDocument/2006/math" xmlns:v="urn:schemas-microsoft-com:vml" xmlns:wp14="http://schemas.microsoft.com/office/word/2010/wordprocessingDrawing" xmlns:wp="http://schemas.openxmlformats.org/drawingml/2006/wordprocessingDrawing" xmlns:w10="urn:schemas-microsoft-com:office:word" xmlns:w="http://schemas.openxmlformats.org/wordprocessingml/2006/main" xmlns:w14="http://schemas.microsoft.com/office/word/2010/wordml" xmlns:w15="http://schemas.microsoft.com/office/word/2012/wordml" xmlns:w16cid="http://schemas.microsoft.com/office/word/2016/wordml/cid" xmlns:w16se="http://schemas.microsoft.com/office/word/2015/wordml/symex" xmlns:wpg="http://schemas.microsoft.com/office/word/2010/wordprocessingGroup" xmlns:wpi="http://schemas.microsoft.com/office/word/2010/wordprocessingInk" xmlns:wne="http://schemas.microsoft.com/office/word/2006/wordml" xmlns:wps="http://schemas.microsoft.com/office/word/2010/wordprocessingShape" mc:Ignorable="w14 w15 w16se w16cid wp14">
+<w:numbering xmlns:wpc="http://schemas.microsoft.com/office/word/2010/wordprocessingCanvas" xmlns:cx="http://schemas.microsoft.com/office/drawing/2014/chartex" xmlns:cx1="http://schemas.microsoft.com/office/drawing/2015/9/8/chartex" xmlns:cx2="http://schemas.microsoft.com/office/drawing/2015/10/21/chartex" xmlns:cx3="http://schemas.microsoft.com/office/drawing/2016/5/9/chartex" xmlns:cx4="http://schemas.microsoft.com/office/drawing/2016/5/10/chartex" xmlns:cx5="http://schemas.microsoft.com/office/drawing/2016/5/11/chartex" xmlns:cx6="http://schemas.microsoft.com/office/drawing/2016/5/12/chartex" xmlns:cx7="http://schemas.microsoft.com/office/drawing/2016/5/13/chartex" xmlns:cx8="http://schemas.microsoft.com/office/drawing/2016/5/14/chartex" xmlns:mc="http://schemas.openxmlformats.org/markup-compatibility/2006" xmlns:aink="http://schemas.microsoft.com/office/drawing/2016/ink" xmlns:am3d="http://schemas.microsoft.com/office/drawing/2017/model3d" xmlns:o="urn:schemas-microsoft-com:office:office" xmlns:oel="http://schemas.microsoft.com/office/2019/extlst" xmlns:r="http://schemas.openxmlformats.org/officeDocument/2006/relationships" xmlns:m="http://schemas.openxmlformats.org/officeDocument/2006/math" xmlns:v="urn:schemas-microsoft-com:vml" xmlns:wp14="http://schemas.microsoft.com/office/word/2010/wordprocessingDrawing" xmlns:wp="http://schemas.openxmlformats.org/drawingml/2006/wordprocessingDrawing" xmlns:w10="urn:schemas-microsoft-com:office:word" xmlns:w="http://schemas.openxmlformats.org/wordprocessingml/2006/main" xmlns:w14="http://schemas.microsoft.com/office/word/2010/wordml" xmlns:w15="http://schemas.microsoft.com/office/word/2012/wordml" xmlns:w16cex="http://schemas.microsoft.com/office/word/2018/wordml/cex" xmlns:w16cid="http://schemas.microsoft.com/office/word/2016/wordml/cid" xmlns:w16="http://schemas.microsoft.com/office/word/2018/wordml" xmlns:w16du="http://schemas.microsoft.com/office/word/2023/wordml/word16du" xmlns:w16sdtdh="http://schemas.microsoft.com/office/word/2020/wordml/sdtdatahash" xmlns:w16sdtfl="http://schemas.microsoft.com/office/word/2024/wordml/sdtformatlock" xmlns:w16se="http://schemas.microsoft.com/office/word/2015/wordml/symex" xmlns:wpg="http://schemas.microsoft.com/office/word/2010/wordprocessingGroup" xmlns:wpi="http://schemas.microsoft.com/office/word/2010/wordprocessingInk" xmlns:wne="http://schemas.microsoft.com/office/word/2006/wordml" xmlns:wps="http://schemas.microsoft.com/office/word/2010/wordprocessingShape" mc:Ignorable="w14 w15 w16se w16cid w16 w16cex w16sdtdh w16sdtfl w16du wp14">
   <w:abstractNum w:abstractNumId="0" w15:restartNumberingAfterBreak="0">
+    <w:nsid w:val="035B7C72"/>
+    <w:multiLevelType w:val="multilevel"/>
+    <w:tmpl w:val="CC380094"/>
+    <w:lvl w:ilvl="0">
+      <w:start w:val="1"/>
+      <w:numFmt w:val="bullet"/>
+      <w:lvlText w:val=""/>
+      <w:lvlJc w:val="left"/>
+      <w:pPr>
+        <w:tabs>
+          <w:tab w:val="num" w:pos="720"/>
+        </w:tabs>
+        <w:ind w:left="720" w:hanging="360"/>
+      </w:pPr>
+      <w:rPr>
+        <w:rFonts w:ascii="Symbol" w:hAnsi="Symbol" w:hint="default"/>
+        <w:sz w:val="20"/>
+      </w:rPr>
+    </w:lvl>
+    <w:lvl w:ilvl="1" w:tentative="1">
+      <w:start w:val="1"/>
+      <w:numFmt w:val="bullet"/>
+      <w:lvlText w:val="o"/>
+      <w:lvlJc w:val="left"/>
+      <w:pPr>
+        <w:tabs>
+          <w:tab w:val="num" w:pos="1440"/>
+        </w:tabs>
+        <w:ind w:left="1440" w:hanging="360"/>
+      </w:pPr>
+      <w:rPr>
+        <w:rFonts w:ascii="Courier New" w:hAnsi="Courier New" w:hint="default"/>
+        <w:sz w:val="20"/>
+      </w:rPr>
+    </w:lvl>
+    <w:lvl w:ilvl="2" w:tentative="1">
+      <w:start w:val="1"/>
+      <w:numFmt w:val="bullet"/>
+      <w:lvlText w:val=""/>
+      <w:lvlJc w:val="left"/>
+      <w:pPr>
+        <w:tabs>
+          <w:tab w:val="num" w:pos="2160"/>
+        </w:tabs>
+        <w:ind w:left="2160" w:hanging="360"/>
+      </w:pPr>
+      <w:rPr>
+        <w:rFonts w:ascii="Wingdings" w:hAnsi="Wingdings" w:hint="default"/>
+        <w:sz w:val="20"/>
+      </w:rPr>
+    </w:lvl>
+    <w:lvl w:ilvl="3" w:tentative="1">
+      <w:start w:val="1"/>
+      <w:numFmt w:val="bullet"/>
+      <w:lvlText w:val=""/>
+      <w:lvlJc w:val="left"/>
+      <w:pPr>
+        <w:tabs>
+          <w:tab w:val="num" w:pos="2880"/>
+        </w:tabs>
+        <w:ind w:left="2880" w:hanging="360"/>
+      </w:pPr>
+      <w:rPr>
+        <w:rFonts w:ascii="Wingdings" w:hAnsi="Wingdings" w:hint="default"/>
+        <w:sz w:val="20"/>
+      </w:rPr>
+    </w:lvl>
+    <w:lvl w:ilvl="4" w:tentative="1">
+      <w:start w:val="1"/>
+      <w:numFmt w:val="bullet"/>
+      <w:lvlText w:val=""/>
+      <w:lvlJc w:val="left"/>
+      <w:pPr>
+        <w:tabs>
+          <w:tab w:val="num" w:pos="3600"/>
+        </w:tabs>
+        <w:ind w:left="3600" w:hanging="360"/>
+      </w:pPr>
+      <w:rPr>
+        <w:rFonts w:ascii="Wingdings" w:hAnsi="Wingdings" w:hint="default"/>
+        <w:sz w:val="20"/>
+      </w:rPr>
+    </w:lvl>
+    <w:lvl w:ilvl="5" w:tentative="1">
+      <w:start w:val="1"/>
+      <w:numFmt w:val="bullet"/>
+      <w:lvlText w:val=""/>
+      <w:lvlJc w:val="left"/>
+      <w:pPr>
+        <w:tabs>
+          <w:tab w:val="num" w:pos="4320"/>
+        </w:tabs>
+        <w:ind w:left="4320" w:hanging="360"/>
+      </w:pPr>
+      <w:rPr>
+        <w:rFonts w:ascii="Wingdings" w:hAnsi="Wingdings" w:hint="default"/>
+        <w:sz w:val="20"/>
+      </w:rPr>
+    </w:lvl>
+    <w:lvl w:ilvl="6" w:tentative="1">
+      <w:start w:val="1"/>
+      <w:numFmt w:val="bullet"/>
+      <w:lvlText w:val=""/>
+      <w:lvlJc w:val="left"/>
+      <w:pPr>
+        <w:tabs>
+          <w:tab w:val="num" w:pos="5040"/>
+        </w:tabs>
+        <w:ind w:left="5040" w:hanging="360"/>
+      </w:pPr>
+      <w:rPr>
+        <w:rFonts w:ascii="Wingdings" w:hAnsi="Wingdings" w:hint="default"/>
+        <w:sz w:val="20"/>
+      </w:rPr>
+    </w:lvl>
+    <w:lvl w:ilvl="7" w:tentative="1">
+      <w:start w:val="1"/>
+      <w:numFmt w:val="bullet"/>
+      <w:lvlText w:val=""/>
+      <w:lvlJc w:val="left"/>
+      <w:pPr>
+        <w:tabs>
+          <w:tab w:val="num" w:pos="5760"/>
+        </w:tabs>
+        <w:ind w:left="5760" w:hanging="360"/>
+      </w:pPr>
+      <w:rPr>
+        <w:rFonts w:ascii="Wingdings" w:hAnsi="Wingdings" w:hint="default"/>
+        <w:sz w:val="20"/>
+      </w:rPr>
+    </w:lvl>
+    <w:lvl w:ilvl="8" w:tentative="1">
+      <w:start w:val="1"/>
+      <w:numFmt w:val="bullet"/>
+      <w:lvlText w:val=""/>
+      <w:lvlJc w:val="left"/>
+      <w:pPr>
+        <w:tabs>
+          <w:tab w:val="num" w:pos="6480"/>
+        </w:tabs>
+        <w:ind w:left="6480" w:hanging="360"/>
+      </w:pPr>
+      <w:rPr>
+        <w:rFonts w:ascii="Wingdings" w:hAnsi="Wingdings" w:hint="default"/>
+        <w:sz w:val="20"/>
+      </w:rPr>
+    </w:lvl>
+  </w:abstractNum>
+  <w:abstractNum w:abstractNumId="1" w15:restartNumberingAfterBreak="0">
+    <w:nsid w:val="08043FB0"/>
+    <w:multiLevelType w:val="multilevel"/>
+    <w:tmpl w:val="E37A5048"/>
+    <w:lvl w:ilvl="0">
+      <w:start w:val="1"/>
+      <w:numFmt w:val="decimal"/>
+      <w:lvlText w:val="%1."/>
+      <w:lvlJc w:val="left"/>
+      <w:pPr>
+        <w:tabs>
+          <w:tab w:val="num" w:pos="720"/>
+        </w:tabs>
+        <w:ind w:left="720" w:hanging="360"/>
+      </w:pPr>
+    </w:lvl>
+    <w:lvl w:ilvl="1" w:tentative="1">
+      <w:start w:val="1"/>
+      <w:numFmt w:val="decimal"/>
+      <w:lvlText w:val="%2."/>
+      <w:lvlJc w:val="left"/>
+      <w:pPr>
+        <w:tabs>
+          <w:tab w:val="num" w:pos="1440"/>
+        </w:tabs>
+        <w:ind w:left="1440" w:hanging="360"/>
+      </w:pPr>
+    </w:lvl>
+    <w:lvl w:ilvl="2" w:tentative="1">
+      <w:start w:val="1"/>
+      <w:numFmt w:val="decimal"/>
+      <w:lvlText w:val="%3."/>
+      <w:lvlJc w:val="left"/>
+      <w:pPr>
+        <w:tabs>
+          <w:tab w:val="num" w:pos="2160"/>
+        </w:tabs>
+        <w:ind w:left="2160" w:hanging="360"/>
+      </w:pPr>
+    </w:lvl>
+    <w:lvl w:ilvl="3" w:tentative="1">
+      <w:start w:val="1"/>
+      <w:numFmt w:val="decimal"/>
+      <w:lvlText w:val="%4."/>
+      <w:lvlJc w:val="left"/>
+      <w:pPr>
+        <w:tabs>
+          <w:tab w:val="num" w:pos="2880"/>
+        </w:tabs>
+        <w:ind w:left="2880" w:hanging="360"/>
+      </w:pPr>
+    </w:lvl>
+    <w:lvl w:ilvl="4" w:tentative="1">
+      <w:start w:val="1"/>
+      <w:numFmt w:val="decimal"/>
+      <w:lvlText w:val="%5."/>
+      <w:lvlJc w:val="left"/>
+      <w:pPr>
+        <w:tabs>
+          <w:tab w:val="num" w:pos="3600"/>
+        </w:tabs>
+        <w:ind w:left="3600" w:hanging="360"/>
+      </w:pPr>
+    </w:lvl>
+    <w:lvl w:ilvl="5" w:tentative="1">
+      <w:start w:val="1"/>
+      <w:numFmt w:val="decimal"/>
+      <w:lvlText w:val="%6."/>
+      <w:lvlJc w:val="left"/>
+      <w:pPr>
+        <w:tabs>
+          <w:tab w:val="num" w:pos="4320"/>
+        </w:tabs>
+        <w:ind w:left="4320" w:hanging="360"/>
+      </w:pPr>
+    </w:lvl>
+    <w:lvl w:ilvl="6" w:tentative="1">
+      <w:start w:val="1"/>
+      <w:numFmt w:val="decimal"/>
+      <w:lvlText w:val="%7."/>
+      <w:lvlJc w:val="left"/>
+      <w:pPr>
+        <w:tabs>
+          <w:tab w:val="num" w:pos="5040"/>
+        </w:tabs>
+        <w:ind w:left="5040" w:hanging="360"/>
+      </w:pPr>
+    </w:lvl>
+    <w:lvl w:ilvl="7" w:tentative="1">
+      <w:start w:val="1"/>
+      <w:numFmt w:val="decimal"/>
+      <w:lvlText w:val="%8."/>
+      <w:lvlJc w:val="left"/>
+      <w:pPr>
+        <w:tabs>
+          <w:tab w:val="num" w:pos="5760"/>
+        </w:tabs>
+        <w:ind w:left="5760" w:hanging="360"/>
+      </w:pPr>
+    </w:lvl>
+    <w:lvl w:ilvl="8" w:tentative="1">
+      <w:start w:val="1"/>
+      <w:numFmt w:val="decimal"/>
+      <w:lvlText w:val="%9."/>
+      <w:lvlJc w:val="left"/>
+      <w:pPr>
+        <w:tabs>
+          <w:tab w:val="num" w:pos="6480"/>
+        </w:tabs>
+        <w:ind w:left="6480" w:hanging="360"/>
+      </w:pPr>
+    </w:lvl>
+  </w:abstractNum>
+  <w:abstractNum w:abstractNumId="2" w15:restartNumberingAfterBreak="0">
+    <w:nsid w:val="081A6FF0"/>
+    <w:multiLevelType w:val="multilevel"/>
+    <w:tmpl w:val="37866D30"/>
+    <w:lvl w:ilvl="0">
+      <w:start w:val="1"/>
+      <w:numFmt w:val="bullet"/>
+      <w:lvlText w:val=""/>
+      <w:lvlJc w:val="left"/>
+      <w:pPr>
+        <w:tabs>
+          <w:tab w:val="num" w:pos="720"/>
+        </w:tabs>
+        <w:ind w:left="720" w:hanging="360"/>
+      </w:pPr>
+      <w:rPr>
+        <w:rFonts w:ascii="Symbol" w:hAnsi="Symbol" w:hint="default"/>
+        <w:sz w:val="20"/>
+      </w:rPr>
+    </w:lvl>
+    <w:lvl w:ilvl="1" w:tentative="1">
+      <w:start w:val="1"/>
+      <w:numFmt w:val="bullet"/>
+      <w:lvlText w:val="o"/>
+      <w:lvlJc w:val="left"/>
+      <w:pPr>
+        <w:tabs>
+          <w:tab w:val="num" w:pos="1440"/>
+        </w:tabs>
+        <w:ind w:left="1440" w:hanging="360"/>
+      </w:pPr>
+      <w:rPr>
+        <w:rFonts w:ascii="Courier New" w:hAnsi="Courier New" w:hint="default"/>
+        <w:sz w:val="20"/>
+      </w:rPr>
+    </w:lvl>
+    <w:lvl w:ilvl="2" w:tentative="1">
+      <w:start w:val="1"/>
+      <w:numFmt w:val="bullet"/>
+      <w:lvlText w:val=""/>
+      <w:lvlJc w:val="left"/>
+      <w:pPr>
+        <w:tabs>
+          <w:tab w:val="num" w:pos="2160"/>
+        </w:tabs>
+        <w:ind w:left="2160" w:hanging="360"/>
+      </w:pPr>
+      <w:rPr>
+        <w:rFonts w:ascii="Wingdings" w:hAnsi="Wingdings" w:hint="default"/>
+        <w:sz w:val="20"/>
+      </w:rPr>
+    </w:lvl>
+    <w:lvl w:ilvl="3" w:tentative="1">
+      <w:start w:val="1"/>
+      <w:numFmt w:val="bullet"/>
+      <w:lvlText w:val=""/>
+      <w:lvlJc w:val="left"/>
+      <w:pPr>
+        <w:tabs>
+          <w:tab w:val="num" w:pos="2880"/>
+        </w:tabs>
+        <w:ind w:left="2880" w:hanging="360"/>
+      </w:pPr>
+      <w:rPr>
+        <w:rFonts w:ascii="Wingdings" w:hAnsi="Wingdings" w:hint="default"/>
+        <w:sz w:val="20"/>
+      </w:rPr>
+    </w:lvl>
+    <w:lvl w:ilvl="4" w:tentative="1">
+      <w:start w:val="1"/>
+      <w:numFmt w:val="bullet"/>
+      <w:lvlText w:val=""/>
+      <w:lvlJc w:val="left"/>
+      <w:pPr>
+        <w:tabs>
+          <w:tab w:val="num" w:pos="3600"/>
+        </w:tabs>
+        <w:ind w:left="3600" w:hanging="360"/>
+      </w:pPr>
+      <w:rPr>
+        <w:rFonts w:ascii="Wingdings" w:hAnsi="Wingdings" w:hint="default"/>
+        <w:sz w:val="20"/>
+      </w:rPr>
+    </w:lvl>
+    <w:lvl w:ilvl="5" w:tentative="1">
+      <w:start w:val="1"/>
+      <w:numFmt w:val="bullet"/>
+      <w:lvlText w:val=""/>
+      <w:lvlJc w:val="left"/>
+      <w:pPr>
+        <w:tabs>
+          <w:tab w:val="num" w:pos="4320"/>
+        </w:tabs>
+        <w:ind w:left="4320" w:hanging="360"/>
+      </w:pPr>
+      <w:rPr>
+        <w:rFonts w:ascii="Wingdings" w:hAnsi="Wingdings" w:hint="default"/>
+        <w:sz w:val="20"/>
+      </w:rPr>
+    </w:lvl>
+    <w:lvl w:ilvl="6" w:tentative="1">
+      <w:start w:val="1"/>
+      <w:numFmt w:val="bullet"/>
+      <w:lvlText w:val=""/>
+      <w:lvlJc w:val="left"/>
+      <w:pPr>
+        <w:tabs>
+          <w:tab w:val="num" w:pos="5040"/>
+        </w:tabs>
+        <w:ind w:left="5040" w:hanging="360"/>
+      </w:pPr>
+      <w:rPr>
+        <w:rFonts w:ascii="Wingdings" w:hAnsi="Wingdings" w:hint="default"/>
+        <w:sz w:val="20"/>
+      </w:rPr>
+    </w:lvl>
+    <w:lvl w:ilvl="7" w:tentative="1">
+      <w:start w:val="1"/>
+      <w:numFmt w:val="bullet"/>
+      <w:lvlText w:val=""/>
+      <w:lvlJc w:val="left"/>
+      <w:pPr>
+        <w:tabs>
+          <w:tab w:val="num" w:pos="5760"/>
+        </w:tabs>
+        <w:ind w:left="5760" w:hanging="360"/>
+      </w:pPr>
+      <w:rPr>
+        <w:rFonts w:ascii="Wingdings" w:hAnsi="Wingdings" w:hint="default"/>
+        <w:sz w:val="20"/>
+      </w:rPr>
+    </w:lvl>
+    <w:lvl w:ilvl="8" w:tentative="1">
+      <w:start w:val="1"/>
+      <w:numFmt w:val="bullet"/>
+      <w:lvlText w:val=""/>
+      <w:lvlJc w:val="left"/>
+      <w:pPr>
+        <w:tabs>
+          <w:tab w:val="num" w:pos="6480"/>
+        </w:tabs>
+        <w:ind w:left="6480" w:hanging="360"/>
+      </w:pPr>
+      <w:rPr>
+        <w:rFonts w:ascii="Wingdings" w:hAnsi="Wingdings" w:hint="default"/>
+        <w:sz w:val="20"/>
+      </w:rPr>
+    </w:lvl>
+  </w:abstractNum>
+  <w:abstractNum w:abstractNumId="3" w15:restartNumberingAfterBreak="0">
+    <w:nsid w:val="0C64146F"/>
+    <w:multiLevelType w:val="hybridMultilevel"/>
+    <w:tmpl w:val="3D5A1A84"/>
+    <w:lvl w:ilvl="0" w:tplc="C3A2B5DA">
+      <w:numFmt w:val="bullet"/>
+      <w:lvlText w:val="-"/>
+      <w:lvlJc w:val="left"/>
+      <w:pPr>
+        <w:ind w:left="1874" w:hanging="360"/>
+      </w:pPr>
+      <w:rPr>
+        <w:rFonts w:ascii="Times New Roman" w:eastAsiaTheme="minorHAnsi" w:hAnsi="Times New Roman" w:cs="Times New Roman" w:hint="default"/>
+      </w:rPr>
+    </w:lvl>
+    <w:lvl w:ilvl="1" w:tplc="040C0003" w:tentative="1">
+      <w:start w:val="1"/>
+      <w:numFmt w:val="bullet"/>
+      <w:lvlText w:val="o"/>
+      <w:lvlJc w:val="left"/>
+      <w:pPr>
+        <w:ind w:left="2557" w:hanging="360"/>
+      </w:pPr>
+      <w:rPr>
+        <w:rFonts w:ascii="Courier New" w:hAnsi="Courier New" w:cs="Courier New" w:hint="default"/>
+      </w:rPr>
+    </w:lvl>
+    <w:lvl w:ilvl="2" w:tplc="040C0005" w:tentative="1">
+      <w:start w:val="1"/>
+      <w:numFmt w:val="bullet"/>
+      <w:lvlText w:val=""/>
+      <w:lvlJc w:val="left"/>
+      <w:pPr>
+        <w:ind w:left="3277" w:hanging="360"/>
+      </w:pPr>
+      <w:rPr>
+        <w:rFonts w:ascii="Wingdings" w:hAnsi="Wingdings" w:hint="default"/>
+      </w:rPr>
+    </w:lvl>
+    <w:lvl w:ilvl="3" w:tplc="040C0001" w:tentative="1">
+      <w:start w:val="1"/>
+      <w:numFmt w:val="bullet"/>
+      <w:lvlText w:val=""/>
+      <w:lvlJc w:val="left"/>
+      <w:pPr>
+        <w:ind w:left="3997" w:hanging="360"/>
+      </w:pPr>
+      <w:rPr>
+        <w:rFonts w:ascii="Symbol" w:hAnsi="Symbol" w:hint="default"/>
+      </w:rPr>
+    </w:lvl>
+    <w:lvl w:ilvl="4" w:tplc="040C0003" w:tentative="1">
+      <w:start w:val="1"/>
+      <w:numFmt w:val="bullet"/>
+      <w:lvlText w:val="o"/>
+      <w:lvlJc w:val="left"/>
+      <w:pPr>
+        <w:ind w:left="4717" w:hanging="360"/>
+      </w:pPr>
+      <w:rPr>
+        <w:rFonts w:ascii="Courier New" w:hAnsi="Courier New" w:cs="Courier New" w:hint="default"/>
+      </w:rPr>
+    </w:lvl>
+    <w:lvl w:ilvl="5" w:tplc="040C0005" w:tentative="1">
+      <w:start w:val="1"/>
+      <w:numFmt w:val="bullet"/>
+      <w:lvlText w:val=""/>
+      <w:lvlJc w:val="left"/>
+      <w:pPr>
+        <w:ind w:left="5437" w:hanging="360"/>
+      </w:pPr>
+      <w:rPr>
+        <w:rFonts w:ascii="Wingdings" w:hAnsi="Wingdings" w:hint="default"/>
+      </w:rPr>
+    </w:lvl>
+    <w:lvl w:ilvl="6" w:tplc="040C0001" w:tentative="1">
+      <w:start w:val="1"/>
+      <w:numFmt w:val="bullet"/>
+      <w:lvlText w:val=""/>
+      <w:lvlJc w:val="left"/>
+      <w:pPr>
+        <w:ind w:left="6157" w:hanging="360"/>
+      </w:pPr>
+      <w:rPr>
+        <w:rFonts w:ascii="Symbol" w:hAnsi="Symbol" w:hint="default"/>
+      </w:rPr>
+    </w:lvl>
+    <w:lvl w:ilvl="7" w:tplc="040C0003" w:tentative="1">
+      <w:start w:val="1"/>
+      <w:numFmt w:val="bullet"/>
+      <w:lvlText w:val="o"/>
+      <w:lvlJc w:val="left"/>
+      <w:pPr>
+        <w:ind w:left="6877" w:hanging="360"/>
+      </w:pPr>
+      <w:rPr>
+        <w:rFonts w:ascii="Courier New" w:hAnsi="Courier New" w:cs="Courier New" w:hint="default"/>
+      </w:rPr>
+    </w:lvl>
+    <w:lvl w:ilvl="8" w:tplc="040C0005" w:tentative="1">
+      <w:start w:val="1"/>
+      <w:numFmt w:val="bullet"/>
+      <w:lvlText w:val=""/>
+      <w:lvlJc w:val="left"/>
+      <w:pPr>
+        <w:ind w:left="7597" w:hanging="360"/>
+      </w:pPr>
+      <w:rPr>
+        <w:rFonts w:ascii="Wingdings" w:hAnsi="Wingdings" w:hint="default"/>
+      </w:rPr>
+    </w:lvl>
+  </w:abstractNum>
+  <w:abstractNum w:abstractNumId="4" w15:restartNumberingAfterBreak="0">
+    <w:nsid w:val="0F1140F2"/>
+    <w:multiLevelType w:val="multilevel"/>
+    <w:tmpl w:val="9776F274"/>
+    <w:lvl w:ilvl="0">
+      <w:start w:val="1"/>
+      <w:numFmt w:val="bullet"/>
+      <w:lvlText w:val=""/>
+      <w:lvlJc w:val="left"/>
+      <w:pPr>
+        <w:tabs>
+          <w:tab w:val="num" w:pos="720"/>
+        </w:tabs>
+        <w:ind w:left="720" w:hanging="360"/>
+      </w:pPr>
+      <w:rPr>
+        <w:rFonts w:ascii="Symbol" w:hAnsi="Symbol" w:hint="default"/>
+        <w:sz w:val="20"/>
+      </w:rPr>
+    </w:lvl>
+    <w:lvl w:ilvl="1" w:tentative="1">
+      <w:start w:val="1"/>
+      <w:numFmt w:val="bullet"/>
+      <w:lvlText w:val="o"/>
+      <w:lvlJc w:val="left"/>
+      <w:pPr>
+        <w:tabs>
+          <w:tab w:val="num" w:pos="1440"/>
+        </w:tabs>
+        <w:ind w:left="1440" w:hanging="360"/>
+      </w:pPr>
+      <w:rPr>
+        <w:rFonts w:ascii="Courier New" w:hAnsi="Courier New" w:hint="default"/>
+        <w:sz w:val="20"/>
+      </w:rPr>
+    </w:lvl>
+    <w:lvl w:ilvl="2" w:tentative="1">
+      <w:start w:val="1"/>
+      <w:numFmt w:val="bullet"/>
+      <w:lvlText w:val=""/>
+      <w:lvlJc w:val="left"/>
+      <w:pPr>
+        <w:tabs>
+          <w:tab w:val="num" w:pos="2160"/>
+        </w:tabs>
+        <w:ind w:left="2160" w:hanging="360"/>
+      </w:pPr>
+      <w:rPr>
+        <w:rFonts w:ascii="Wingdings" w:hAnsi="Wingdings" w:hint="default"/>
+        <w:sz w:val="20"/>
+      </w:rPr>
+    </w:lvl>
+    <w:lvl w:ilvl="3" w:tentative="1">
+      <w:start w:val="1"/>
+      <w:numFmt w:val="bullet"/>
+      <w:lvlText w:val=""/>
+      <w:lvlJc w:val="left"/>
+      <w:pPr>
+        <w:tabs>
+          <w:tab w:val="num" w:pos="2880"/>
+        </w:tabs>
+        <w:ind w:left="2880" w:hanging="360"/>
+      </w:pPr>
+      <w:rPr>
+        <w:rFonts w:ascii="Wingdings" w:hAnsi="Wingdings" w:hint="default"/>
+        <w:sz w:val="20"/>
+      </w:rPr>
+    </w:lvl>
+    <w:lvl w:ilvl="4" w:tentative="1">
+      <w:start w:val="1"/>
+      <w:numFmt w:val="bullet"/>
+      <w:lvlText w:val=""/>
+      <w:lvlJc w:val="left"/>
+      <w:pPr>
+        <w:tabs>
+          <w:tab w:val="num" w:pos="3600"/>
+        </w:tabs>
+        <w:ind w:left="3600" w:hanging="360"/>
+      </w:pPr>
+      <w:rPr>
+        <w:rFonts w:ascii="Wingdings" w:hAnsi="Wingdings" w:hint="default"/>
+        <w:sz w:val="20"/>
+      </w:rPr>
+    </w:lvl>
+    <w:lvl w:ilvl="5" w:tentative="1">
+      <w:start w:val="1"/>
+      <w:numFmt w:val="bullet"/>
+      <w:lvlText w:val=""/>
+      <w:lvlJc w:val="left"/>
+      <w:pPr>
+        <w:tabs>
+          <w:tab w:val="num" w:pos="4320"/>
+        </w:tabs>
+        <w:ind w:left="4320" w:hanging="360"/>
+      </w:pPr>
+      <w:rPr>
+        <w:rFonts w:ascii="Wingdings" w:hAnsi="Wingdings" w:hint="default"/>
+        <w:sz w:val="20"/>
+      </w:rPr>
+    </w:lvl>
+    <w:lvl w:ilvl="6" w:tentative="1">
+      <w:start w:val="1"/>
+      <w:numFmt w:val="bullet"/>
+      <w:lvlText w:val=""/>
+      <w:lvlJc w:val="left"/>
+      <w:pPr>
+        <w:tabs>
+          <w:tab w:val="num" w:pos="5040"/>
+        </w:tabs>
+        <w:ind w:left="5040" w:hanging="360"/>
+      </w:pPr>
+      <w:rPr>
+        <w:rFonts w:ascii="Wingdings" w:hAnsi="Wingdings" w:hint="default"/>
+        <w:sz w:val="20"/>
+      </w:rPr>
+    </w:lvl>
+    <w:lvl w:ilvl="7" w:tentative="1">
+      <w:start w:val="1"/>
+      <w:numFmt w:val="bullet"/>
+      <w:lvlText w:val=""/>
+      <w:lvlJc w:val="left"/>
+      <w:pPr>
+        <w:tabs>
+          <w:tab w:val="num" w:pos="5760"/>
+        </w:tabs>
+        <w:ind w:left="5760" w:hanging="360"/>
+      </w:pPr>
+      <w:rPr>
+        <w:rFonts w:ascii="Wingdings" w:hAnsi="Wingdings" w:hint="default"/>
+        <w:sz w:val="20"/>
+      </w:rPr>
+    </w:lvl>
+    <w:lvl w:ilvl="8" w:tentative="1">
+      <w:start w:val="1"/>
+      <w:numFmt w:val="bullet"/>
+      <w:lvlText w:val=""/>
+      <w:lvlJc w:val="left"/>
+      <w:pPr>
+        <w:tabs>
+          <w:tab w:val="num" w:pos="6480"/>
+        </w:tabs>
+        <w:ind w:left="6480" w:hanging="360"/>
+      </w:pPr>
+      <w:rPr>
+        <w:rFonts w:ascii="Wingdings" w:hAnsi="Wingdings" w:hint="default"/>
+        <w:sz w:val="20"/>
+      </w:rPr>
+    </w:lvl>
+  </w:abstractNum>
+  <w:abstractNum w:abstractNumId="5" w15:restartNumberingAfterBreak="0">
+    <w:nsid w:val="0F1A03D4"/>
+    <w:multiLevelType w:val="multilevel"/>
+    <w:tmpl w:val="FB687200"/>
+    <w:lvl w:ilvl="0">
+      <w:start w:val="1"/>
+      <w:numFmt w:val="bullet"/>
+      <w:lvlText w:val=""/>
+      <w:lvlJc w:val="left"/>
+      <w:pPr>
+        <w:tabs>
+          <w:tab w:val="num" w:pos="720"/>
+        </w:tabs>
+        <w:ind w:left="720" w:hanging="360"/>
+      </w:pPr>
+      <w:rPr>
+        <w:rFonts w:ascii="Symbol" w:hAnsi="Symbol" w:hint="default"/>
+        <w:sz w:val="20"/>
+      </w:rPr>
+    </w:lvl>
+    <w:lvl w:ilvl="1" w:tentative="1">
+      <w:start w:val="1"/>
+      <w:numFmt w:val="bullet"/>
+      <w:lvlText w:val="o"/>
+      <w:lvlJc w:val="left"/>
+      <w:pPr>
+        <w:tabs>
+          <w:tab w:val="num" w:pos="1440"/>
+        </w:tabs>
+        <w:ind w:left="1440" w:hanging="360"/>
+      </w:pPr>
+      <w:rPr>
+        <w:rFonts w:ascii="Courier New" w:hAnsi="Courier New" w:hint="default"/>
+        <w:sz w:val="20"/>
+      </w:rPr>
+    </w:lvl>
+    <w:lvl w:ilvl="2" w:tentative="1">
+      <w:start w:val="1"/>
+      <w:numFmt w:val="bullet"/>
+      <w:lvlText w:val=""/>
+      <w:lvlJc w:val="left"/>
+      <w:pPr>
+        <w:tabs>
+          <w:tab w:val="num" w:pos="2160"/>
+        </w:tabs>
+        <w:ind w:left="2160" w:hanging="360"/>
+      </w:pPr>
+      <w:rPr>
+        <w:rFonts w:ascii="Wingdings" w:hAnsi="Wingdings" w:hint="default"/>
+        <w:sz w:val="20"/>
+      </w:rPr>
+    </w:lvl>
+    <w:lvl w:ilvl="3" w:tentative="1">
+      <w:start w:val="1"/>
+      <w:numFmt w:val="bullet"/>
+      <w:lvlText w:val=""/>
+      <w:lvlJc w:val="left"/>
+      <w:pPr>
+        <w:tabs>
+          <w:tab w:val="num" w:pos="2880"/>
+        </w:tabs>
+        <w:ind w:left="2880" w:hanging="360"/>
+      </w:pPr>
+      <w:rPr>
+        <w:rFonts w:ascii="Wingdings" w:hAnsi="Wingdings" w:hint="default"/>
+        <w:sz w:val="20"/>
+      </w:rPr>
+    </w:lvl>
+    <w:lvl w:ilvl="4" w:tentative="1">
+      <w:start w:val="1"/>
+      <w:numFmt w:val="bullet"/>
+      <w:lvlText w:val=""/>
+      <w:lvlJc w:val="left"/>
+      <w:pPr>
+        <w:tabs>
+          <w:tab w:val="num" w:pos="3600"/>
+        </w:tabs>
+        <w:ind w:left="3600" w:hanging="360"/>
+      </w:pPr>
+      <w:rPr>
+        <w:rFonts w:ascii="Wingdings" w:hAnsi="Wingdings" w:hint="default"/>
+        <w:sz w:val="20"/>
+      </w:rPr>
+    </w:lvl>
+    <w:lvl w:ilvl="5" w:tentative="1">
+      <w:start w:val="1"/>
+      <w:numFmt w:val="bullet"/>
+      <w:lvlText w:val=""/>
+      <w:lvlJc w:val="left"/>
+      <w:pPr>
+        <w:tabs>
+          <w:tab w:val="num" w:pos="4320"/>
+        </w:tabs>
+        <w:ind w:left="4320" w:hanging="360"/>
+      </w:pPr>
+      <w:rPr>
+        <w:rFonts w:ascii="Wingdings" w:hAnsi="Wingdings" w:hint="default"/>
+        <w:sz w:val="20"/>
+      </w:rPr>
+    </w:lvl>
+    <w:lvl w:ilvl="6" w:tentative="1">
+      <w:start w:val="1"/>
+      <w:numFmt w:val="bullet"/>
+      <w:lvlText w:val=""/>
+      <w:lvlJc w:val="left"/>
+      <w:pPr>
+        <w:tabs>
+          <w:tab w:val="num" w:pos="5040"/>
+        </w:tabs>
+        <w:ind w:left="5040" w:hanging="360"/>
+      </w:pPr>
+      <w:rPr>
+        <w:rFonts w:ascii="Wingdings" w:hAnsi="Wingdings" w:hint="default"/>
+        <w:sz w:val="20"/>
+      </w:rPr>
+    </w:lvl>
+    <w:lvl w:ilvl="7" w:tentative="1">
+      <w:start w:val="1"/>
+      <w:numFmt w:val="bullet"/>
+      <w:lvlText w:val=""/>
+      <w:lvlJc w:val="left"/>
+      <w:pPr>
+        <w:tabs>
+          <w:tab w:val="num" w:pos="5760"/>
+        </w:tabs>
+        <w:ind w:left="5760" w:hanging="360"/>
+      </w:pPr>
+      <w:rPr>
+        <w:rFonts w:ascii="Wingdings" w:hAnsi="Wingdings" w:hint="default"/>
+        <w:sz w:val="20"/>
+      </w:rPr>
+    </w:lvl>
+    <w:lvl w:ilvl="8" w:tentative="1">
+      <w:start w:val="1"/>
+      <w:numFmt w:val="bullet"/>
+      <w:lvlText w:val=""/>
+      <w:lvlJc w:val="left"/>
+      <w:pPr>
+        <w:tabs>
+          <w:tab w:val="num" w:pos="6480"/>
+        </w:tabs>
+        <w:ind w:left="6480" w:hanging="360"/>
+      </w:pPr>
+      <w:rPr>
+        <w:rFonts w:ascii="Wingdings" w:hAnsi="Wingdings" w:hint="default"/>
+        <w:sz w:val="20"/>
+      </w:rPr>
+    </w:lvl>
+  </w:abstractNum>
+  <w:abstractNum w:abstractNumId="6" w15:restartNumberingAfterBreak="0">
+    <w:nsid w:val="11C4351C"/>
+    <w:multiLevelType w:val="multilevel"/>
+    <w:tmpl w:val="41D03B68"/>
+    <w:lvl w:ilvl="0">
+      <w:start w:val="1"/>
+      <w:numFmt w:val="bullet"/>
+      <w:lvlText w:val=""/>
+      <w:lvlJc w:val="left"/>
+      <w:pPr>
+        <w:tabs>
+          <w:tab w:val="num" w:pos="720"/>
+        </w:tabs>
+        <w:ind w:left="720" w:hanging="360"/>
+      </w:pPr>
+      <w:rPr>
+        <w:rFonts w:ascii="Symbol" w:hAnsi="Symbol" w:hint="default"/>
+        <w:sz w:val="20"/>
+      </w:rPr>
+    </w:lvl>
+    <w:lvl w:ilvl="1" w:tentative="1">
+      <w:start w:val="1"/>
+      <w:numFmt w:val="bullet"/>
+      <w:lvlText w:val="o"/>
+      <w:lvlJc w:val="left"/>
+      <w:pPr>
+        <w:tabs>
+          <w:tab w:val="num" w:pos="1440"/>
+        </w:tabs>
+        <w:ind w:left="1440" w:hanging="360"/>
+      </w:pPr>
+      <w:rPr>
+        <w:rFonts w:ascii="Courier New" w:hAnsi="Courier New" w:hint="default"/>
+        <w:sz w:val="20"/>
+      </w:rPr>
+    </w:lvl>
+    <w:lvl w:ilvl="2" w:tentative="1">
+      <w:start w:val="1"/>
+      <w:numFmt w:val="bullet"/>
+      <w:lvlText w:val=""/>
+      <w:lvlJc w:val="left"/>
+      <w:pPr>
+        <w:tabs>
+          <w:tab w:val="num" w:pos="2160"/>
+        </w:tabs>
+        <w:ind w:left="2160" w:hanging="360"/>
+      </w:pPr>
+      <w:rPr>
+        <w:rFonts w:ascii="Wingdings" w:hAnsi="Wingdings" w:hint="default"/>
+        <w:sz w:val="20"/>
+      </w:rPr>
+    </w:lvl>
+    <w:lvl w:ilvl="3" w:tentative="1">
+      <w:start w:val="1"/>
+      <w:numFmt w:val="bullet"/>
+      <w:lvlText w:val=""/>
+      <w:lvlJc w:val="left"/>
+      <w:pPr>
+        <w:tabs>
+          <w:tab w:val="num" w:pos="2880"/>
+        </w:tabs>
+        <w:ind w:left="2880" w:hanging="360"/>
+      </w:pPr>
+      <w:rPr>
+        <w:rFonts w:ascii="Wingdings" w:hAnsi="Wingdings" w:hint="default"/>
+        <w:sz w:val="20"/>
+      </w:rPr>
+    </w:lvl>
+    <w:lvl w:ilvl="4" w:tentative="1">
+      <w:start w:val="1"/>
+      <w:numFmt w:val="bullet"/>
+      <w:lvlText w:val=""/>
+      <w:lvlJc w:val="left"/>
+      <w:pPr>
+        <w:tabs>
+          <w:tab w:val="num" w:pos="3600"/>
+        </w:tabs>
+        <w:ind w:left="3600" w:hanging="360"/>
+      </w:pPr>
+      <w:rPr>
+        <w:rFonts w:ascii="Wingdings" w:hAnsi="Wingdings" w:hint="default"/>
+        <w:sz w:val="20"/>
+      </w:rPr>
+    </w:lvl>
+    <w:lvl w:ilvl="5" w:tentative="1">
+      <w:start w:val="1"/>
+      <w:numFmt w:val="bullet"/>
+      <w:lvlText w:val=""/>
+      <w:lvlJc w:val="left"/>
+      <w:pPr>
+        <w:tabs>
+          <w:tab w:val="num" w:pos="4320"/>
+        </w:tabs>
+        <w:ind w:left="4320" w:hanging="360"/>
+      </w:pPr>
+      <w:rPr>
+        <w:rFonts w:ascii="Wingdings" w:hAnsi="Wingdings" w:hint="default"/>
+        <w:sz w:val="20"/>
+      </w:rPr>
+    </w:lvl>
+    <w:lvl w:ilvl="6" w:tentative="1">
+      <w:start w:val="1"/>
+      <w:numFmt w:val="bullet"/>
+      <w:lvlText w:val=""/>
+      <w:lvlJc w:val="left"/>
+      <w:pPr>
+        <w:tabs>
+          <w:tab w:val="num" w:pos="5040"/>
+        </w:tabs>
+        <w:ind w:left="5040" w:hanging="360"/>
+      </w:pPr>
+      <w:rPr>
+        <w:rFonts w:ascii="Wingdings" w:hAnsi="Wingdings" w:hint="default"/>
+        <w:sz w:val="20"/>
+      </w:rPr>
+    </w:lvl>
+    <w:lvl w:ilvl="7" w:tentative="1">
+      <w:start w:val="1"/>
+      <w:numFmt w:val="bullet"/>
+      <w:lvlText w:val=""/>
+      <w:lvlJc w:val="left"/>
+      <w:pPr>
+        <w:tabs>
+          <w:tab w:val="num" w:pos="5760"/>
+        </w:tabs>
+        <w:ind w:left="5760" w:hanging="360"/>
+      </w:pPr>
+      <w:rPr>
+        <w:rFonts w:ascii="Wingdings" w:hAnsi="Wingdings" w:hint="default"/>
+        <w:sz w:val="20"/>
+      </w:rPr>
+    </w:lvl>
+    <w:lvl w:ilvl="8" w:tentative="1">
+      <w:start w:val="1"/>
+      <w:numFmt w:val="bullet"/>
+      <w:lvlText w:val=""/>
+      <w:lvlJc w:val="left"/>
+      <w:pPr>
+        <w:tabs>
+          <w:tab w:val="num" w:pos="6480"/>
+        </w:tabs>
+        <w:ind w:left="6480" w:hanging="360"/>
+      </w:pPr>
+      <w:rPr>
+        <w:rFonts w:ascii="Wingdings" w:hAnsi="Wingdings" w:hint="default"/>
+        <w:sz w:val="20"/>
+      </w:rPr>
+    </w:lvl>
+  </w:abstractNum>
+  <w:abstractNum w:abstractNumId="7" w15:restartNumberingAfterBreak="0">
+    <w:nsid w:val="1CDF5605"/>
+    <w:multiLevelType w:val="hybridMultilevel"/>
+    <w:tmpl w:val="3DF0744A"/>
+    <w:lvl w:ilvl="0" w:tplc="6FEC5042">
+      <w:start w:val="1"/>
+      <w:numFmt w:val="decimal"/>
+      <w:pStyle w:val="Titre2"/>
+      <w:lvlText w:val="%1"/>
+      <w:lvlJc w:val="left"/>
+      <w:pPr>
+        <w:ind w:left="720" w:hanging="360"/>
+      </w:pPr>
+      <w:rPr>
+        <w:rFonts w:hint="default"/>
+      </w:rPr>
+    </w:lvl>
+    <w:lvl w:ilvl="1" w:tplc="040C0019" w:tentative="1">
+      <w:start w:val="1"/>
+      <w:numFmt w:val="lowerLetter"/>
+      <w:lvlText w:val="%2."/>
+      <w:lvlJc w:val="left"/>
+      <w:pPr>
+        <w:ind w:left="1440" w:hanging="360"/>
+      </w:pPr>
+    </w:lvl>
+    <w:lvl w:ilvl="2" w:tplc="040C001B" w:tentative="1">
+      <w:start w:val="1"/>
+      <w:numFmt w:val="lowerRoman"/>
+      <w:lvlText w:val="%3."/>
+      <w:lvlJc w:val="right"/>
+      <w:pPr>
+        <w:ind w:left="2160" w:hanging="180"/>
+      </w:pPr>
+    </w:lvl>
+    <w:lvl w:ilvl="3" w:tplc="040C000F" w:tentative="1">
+      <w:start w:val="1"/>
+      <w:numFmt w:val="decimal"/>
+      <w:lvlText w:val="%4."/>
+      <w:lvlJc w:val="left"/>
+      <w:pPr>
+        <w:ind w:left="2880" w:hanging="360"/>
+      </w:pPr>
+    </w:lvl>
+    <w:lvl w:ilvl="4" w:tplc="040C0019" w:tentative="1">
+      <w:start w:val="1"/>
+      <w:numFmt w:val="lowerLetter"/>
+      <w:lvlText w:val="%5."/>
+      <w:lvlJc w:val="left"/>
+      <w:pPr>
+        <w:ind w:left="3600" w:hanging="360"/>
+      </w:pPr>
+    </w:lvl>
+    <w:lvl w:ilvl="5" w:tplc="040C001B" w:tentative="1">
+      <w:start w:val="1"/>
+      <w:numFmt w:val="lowerRoman"/>
+      <w:lvlText w:val="%6."/>
+      <w:lvlJc w:val="right"/>
+      <w:pPr>
+        <w:ind w:left="4320" w:hanging="180"/>
+      </w:pPr>
+    </w:lvl>
+    <w:lvl w:ilvl="6" w:tplc="040C000F" w:tentative="1">
+      <w:start w:val="1"/>
+      <w:numFmt w:val="decimal"/>
+      <w:lvlText w:val="%7."/>
+      <w:lvlJc w:val="left"/>
+      <w:pPr>
+        <w:ind w:left="5040" w:hanging="360"/>
+      </w:pPr>
+    </w:lvl>
+    <w:lvl w:ilvl="7" w:tplc="040C0019" w:tentative="1">
+      <w:start w:val="1"/>
+      <w:numFmt w:val="lowerLetter"/>
+      <w:lvlText w:val="%8."/>
+      <w:lvlJc w:val="left"/>
+      <w:pPr>
+        <w:ind w:left="5760" w:hanging="360"/>
+      </w:pPr>
+    </w:lvl>
+    <w:lvl w:ilvl="8" w:tplc="040C001B" w:tentative="1">
+      <w:start w:val="1"/>
+      <w:numFmt w:val="lowerRoman"/>
+      <w:lvlText w:val="%9."/>
+      <w:lvlJc w:val="right"/>
+      <w:pPr>
+        <w:ind w:left="6480" w:hanging="180"/>
+      </w:pPr>
+    </w:lvl>
+  </w:abstractNum>
+  <w:abstractNum w:abstractNumId="8" w15:restartNumberingAfterBreak="0">
+    <w:nsid w:val="258756BA"/>
+    <w:multiLevelType w:val="multilevel"/>
+    <w:tmpl w:val="D0F0FDAC"/>
+    <w:lvl w:ilvl="0">
+      <w:start w:val="1"/>
+      <w:numFmt w:val="decimal"/>
+      <w:lvlText w:val="%1."/>
+      <w:lvlJc w:val="left"/>
+      <w:pPr>
+        <w:tabs>
+          <w:tab w:val="num" w:pos="720"/>
+        </w:tabs>
+        <w:ind w:left="720" w:hanging="360"/>
+      </w:pPr>
+    </w:lvl>
+    <w:lvl w:ilvl="1" w:tentative="1">
+      <w:start w:val="1"/>
+      <w:numFmt w:val="decimal"/>
+      <w:lvlText w:val="%2."/>
+      <w:lvlJc w:val="left"/>
+      <w:pPr>
+        <w:tabs>
+          <w:tab w:val="num" w:pos="1440"/>
+        </w:tabs>
+        <w:ind w:left="1440" w:hanging="360"/>
+      </w:pPr>
+    </w:lvl>
+    <w:lvl w:ilvl="2" w:tentative="1">
+      <w:start w:val="1"/>
+      <w:numFmt w:val="decimal"/>
+      <w:lvlText w:val="%3."/>
+      <w:lvlJc w:val="left"/>
+      <w:pPr>
+        <w:tabs>
+          <w:tab w:val="num" w:pos="2160"/>
+        </w:tabs>
+        <w:ind w:left="2160" w:hanging="360"/>
+      </w:pPr>
+    </w:lvl>
+    <w:lvl w:ilvl="3" w:tentative="1">
+      <w:start w:val="1"/>
+      <w:numFmt w:val="decimal"/>
+      <w:lvlText w:val="%4."/>
+      <w:lvlJc w:val="left"/>
+      <w:pPr>
+        <w:tabs>
+          <w:tab w:val="num" w:pos="2880"/>
+        </w:tabs>
+        <w:ind w:left="2880" w:hanging="360"/>
+      </w:pPr>
+    </w:lvl>
+    <w:lvl w:ilvl="4" w:tentative="1">
+      <w:start w:val="1"/>
+      <w:numFmt w:val="decimal"/>
+      <w:lvlText w:val="%5."/>
+      <w:lvlJc w:val="left"/>
+      <w:pPr>
+        <w:tabs>
+          <w:tab w:val="num" w:pos="3600"/>
+        </w:tabs>
+        <w:ind w:left="3600" w:hanging="360"/>
+      </w:pPr>
+    </w:lvl>
+    <w:lvl w:ilvl="5" w:tentative="1">
+      <w:start w:val="1"/>
+      <w:numFmt w:val="decimal"/>
+      <w:lvlText w:val="%6."/>
+      <w:lvlJc w:val="left"/>
+      <w:pPr>
+        <w:tabs>
+          <w:tab w:val="num" w:pos="4320"/>
+        </w:tabs>
+        <w:ind w:left="4320" w:hanging="360"/>
+      </w:pPr>
+    </w:lvl>
+    <w:lvl w:ilvl="6" w:tentative="1">
+      <w:start w:val="1"/>
+      <w:numFmt w:val="decimal"/>
+      <w:lvlText w:val="%7."/>
+      <w:lvlJc w:val="left"/>
+      <w:pPr>
+        <w:tabs>
+          <w:tab w:val="num" w:pos="5040"/>
+        </w:tabs>
+        <w:ind w:left="5040" w:hanging="360"/>
+      </w:pPr>
+    </w:lvl>
+    <w:lvl w:ilvl="7" w:tentative="1">
+      <w:start w:val="1"/>
+      <w:numFmt w:val="decimal"/>
+      <w:lvlText w:val="%8."/>
+      <w:lvlJc w:val="left"/>
+      <w:pPr>
+        <w:tabs>
+          <w:tab w:val="num" w:pos="5760"/>
+        </w:tabs>
+        <w:ind w:left="5760" w:hanging="360"/>
+      </w:pPr>
+    </w:lvl>
+    <w:lvl w:ilvl="8" w:tentative="1">
+      <w:start w:val="1"/>
+      <w:numFmt w:val="decimal"/>
+      <w:lvlText w:val="%9."/>
+      <w:lvlJc w:val="left"/>
+      <w:pPr>
+        <w:tabs>
+          <w:tab w:val="num" w:pos="6480"/>
+        </w:tabs>
+        <w:ind w:left="6480" w:hanging="360"/>
+      </w:pPr>
+    </w:lvl>
+  </w:abstractNum>
+  <w:abstractNum w:abstractNumId="9" w15:restartNumberingAfterBreak="0">
+    <w:nsid w:val="25BB42CA"/>
+    <w:multiLevelType w:val="multilevel"/>
+    <w:tmpl w:val="11A2C228"/>
+    <w:lvl w:ilvl="0">
+      <w:start w:val="1"/>
+      <w:numFmt w:val="bullet"/>
+      <w:lvlText w:val=""/>
+      <w:lvlJc w:val="left"/>
+      <w:pPr>
+        <w:tabs>
+          <w:tab w:val="num" w:pos="720"/>
+        </w:tabs>
+        <w:ind w:left="720" w:hanging="360"/>
+      </w:pPr>
+      <w:rPr>
+        <w:rFonts w:ascii="Symbol" w:hAnsi="Symbol" w:hint="default"/>
+        <w:sz w:val="20"/>
+      </w:rPr>
+    </w:lvl>
+    <w:lvl w:ilvl="1" w:tentative="1">
+      <w:start w:val="1"/>
+      <w:numFmt w:val="bullet"/>
+      <w:lvlText w:val="o"/>
+      <w:lvlJc w:val="left"/>
+      <w:pPr>
+        <w:tabs>
+          <w:tab w:val="num" w:pos="1440"/>
+        </w:tabs>
+        <w:ind w:left="1440" w:hanging="360"/>
+      </w:pPr>
+      <w:rPr>
+        <w:rFonts w:ascii="Courier New" w:hAnsi="Courier New" w:hint="default"/>
+        <w:sz w:val="20"/>
+      </w:rPr>
+    </w:lvl>
+    <w:lvl w:ilvl="2" w:tentative="1">
+      <w:start w:val="1"/>
+      <w:numFmt w:val="bullet"/>
+      <w:lvlText w:val=""/>
+      <w:lvlJc w:val="left"/>
+      <w:pPr>
+        <w:tabs>
+          <w:tab w:val="num" w:pos="2160"/>
+        </w:tabs>
+        <w:ind w:left="2160" w:hanging="360"/>
+      </w:pPr>
+      <w:rPr>
+        <w:rFonts w:ascii="Wingdings" w:hAnsi="Wingdings" w:hint="default"/>
+        <w:sz w:val="20"/>
+      </w:rPr>
+    </w:lvl>
+    <w:lvl w:ilvl="3" w:tentative="1">
+      <w:start w:val="1"/>
+      <w:numFmt w:val="bullet"/>
+      <w:lvlText w:val=""/>
+      <w:lvlJc w:val="left"/>
+      <w:pPr>
+        <w:tabs>
+          <w:tab w:val="num" w:pos="2880"/>
+        </w:tabs>
+        <w:ind w:left="2880" w:hanging="360"/>
+      </w:pPr>
+      <w:rPr>
+        <w:rFonts w:ascii="Wingdings" w:hAnsi="Wingdings" w:hint="default"/>
+        <w:sz w:val="20"/>
+      </w:rPr>
+    </w:lvl>
+    <w:lvl w:ilvl="4" w:tentative="1">
+      <w:start w:val="1"/>
+      <w:numFmt w:val="bullet"/>
+      <w:lvlText w:val=""/>
+      <w:lvlJc w:val="left"/>
+      <w:pPr>
+        <w:tabs>
+          <w:tab w:val="num" w:pos="3600"/>
+        </w:tabs>
+        <w:ind w:left="3600" w:hanging="360"/>
+      </w:pPr>
+      <w:rPr>
+        <w:rFonts w:ascii="Wingdings" w:hAnsi="Wingdings" w:hint="default"/>
+        <w:sz w:val="20"/>
+      </w:rPr>
+    </w:lvl>
+    <w:lvl w:ilvl="5" w:tentative="1">
+      <w:start w:val="1"/>
+      <w:numFmt w:val="bullet"/>
+      <w:lvlText w:val=""/>
+      <w:lvlJc w:val="left"/>
+      <w:pPr>
+        <w:tabs>
+          <w:tab w:val="num" w:pos="4320"/>
+        </w:tabs>
+        <w:ind w:left="4320" w:hanging="360"/>
+      </w:pPr>
+      <w:rPr>
+        <w:rFonts w:ascii="Wingdings" w:hAnsi="Wingdings" w:hint="default"/>
+        <w:sz w:val="20"/>
+      </w:rPr>
+    </w:lvl>
+    <w:lvl w:ilvl="6" w:tentative="1">
+      <w:start w:val="1"/>
+      <w:numFmt w:val="bullet"/>
+      <w:lvlText w:val=""/>
+      <w:lvlJc w:val="left"/>
+      <w:pPr>
+        <w:tabs>
+          <w:tab w:val="num" w:pos="5040"/>
+        </w:tabs>
+        <w:ind w:left="5040" w:hanging="360"/>
+      </w:pPr>
+      <w:rPr>
+        <w:rFonts w:ascii="Wingdings" w:hAnsi="Wingdings" w:hint="default"/>
+        <w:sz w:val="20"/>
+      </w:rPr>
+    </w:lvl>
+    <w:lvl w:ilvl="7" w:tentative="1">
+      <w:start w:val="1"/>
+      <w:numFmt w:val="bullet"/>
+      <w:lvlText w:val=""/>
+      <w:lvlJc w:val="left"/>
+      <w:pPr>
+        <w:tabs>
+          <w:tab w:val="num" w:pos="5760"/>
+        </w:tabs>
+        <w:ind w:left="5760" w:hanging="360"/>
+      </w:pPr>
+      <w:rPr>
+        <w:rFonts w:ascii="Wingdings" w:hAnsi="Wingdings" w:hint="default"/>
+        <w:sz w:val="20"/>
+      </w:rPr>
+    </w:lvl>
+    <w:lvl w:ilvl="8" w:tentative="1">
+      <w:start w:val="1"/>
+      <w:numFmt w:val="bullet"/>
+      <w:lvlText w:val=""/>
+      <w:lvlJc w:val="left"/>
+      <w:pPr>
+        <w:tabs>
+          <w:tab w:val="num" w:pos="6480"/>
+        </w:tabs>
+        <w:ind w:left="6480" w:hanging="360"/>
+      </w:pPr>
+      <w:rPr>
+        <w:rFonts w:ascii="Wingdings" w:hAnsi="Wingdings" w:hint="default"/>
+        <w:sz w:val="20"/>
+      </w:rPr>
+    </w:lvl>
+  </w:abstractNum>
+  <w:abstractNum w:abstractNumId="10" w15:restartNumberingAfterBreak="0">
+    <w:nsid w:val="2EF101E6"/>
+    <w:multiLevelType w:val="multilevel"/>
+    <w:tmpl w:val="FF84FE94"/>
+    <w:lvl w:ilvl="0">
+      <w:start w:val="1"/>
+      <w:numFmt w:val="bullet"/>
+      <w:lvlText w:val=""/>
+      <w:lvlJc w:val="left"/>
+      <w:pPr>
+        <w:tabs>
+          <w:tab w:val="num" w:pos="720"/>
+        </w:tabs>
+        <w:ind w:left="720" w:hanging="360"/>
+      </w:pPr>
+      <w:rPr>
+        <w:rFonts w:ascii="Symbol" w:hAnsi="Symbol" w:hint="default"/>
+        <w:sz w:val="20"/>
+      </w:rPr>
+    </w:lvl>
+    <w:lvl w:ilvl="1" w:tentative="1">
+      <w:start w:val="1"/>
+      <w:numFmt w:val="bullet"/>
+      <w:lvlText w:val="o"/>
+      <w:lvlJc w:val="left"/>
+      <w:pPr>
+        <w:tabs>
+          <w:tab w:val="num" w:pos="1440"/>
+        </w:tabs>
+        <w:ind w:left="1440" w:hanging="360"/>
+      </w:pPr>
+      <w:rPr>
+        <w:rFonts w:ascii="Courier New" w:hAnsi="Courier New" w:hint="default"/>
+        <w:sz w:val="20"/>
+      </w:rPr>
+    </w:lvl>
+    <w:lvl w:ilvl="2" w:tentative="1">
+      <w:start w:val="1"/>
+      <w:numFmt w:val="bullet"/>
+      <w:lvlText w:val=""/>
+      <w:lvlJc w:val="left"/>
+      <w:pPr>
+        <w:tabs>
+          <w:tab w:val="num" w:pos="2160"/>
+        </w:tabs>
+        <w:ind w:left="2160" w:hanging="360"/>
+      </w:pPr>
+      <w:rPr>
+        <w:rFonts w:ascii="Wingdings" w:hAnsi="Wingdings" w:hint="default"/>
+        <w:sz w:val="20"/>
+      </w:rPr>
+    </w:lvl>
+    <w:lvl w:ilvl="3" w:tentative="1">
+      <w:start w:val="1"/>
+      <w:numFmt w:val="bullet"/>
+      <w:lvlText w:val=""/>
+      <w:lvlJc w:val="left"/>
+      <w:pPr>
+        <w:tabs>
+          <w:tab w:val="num" w:pos="2880"/>
+        </w:tabs>
+        <w:ind w:left="2880" w:hanging="360"/>
+      </w:pPr>
+      <w:rPr>
+        <w:rFonts w:ascii="Wingdings" w:hAnsi="Wingdings" w:hint="default"/>
+        <w:sz w:val="20"/>
+      </w:rPr>
+    </w:lvl>
+    <w:lvl w:ilvl="4" w:tentative="1">
+      <w:start w:val="1"/>
+      <w:numFmt w:val="bullet"/>
+      <w:lvlText w:val=""/>
+      <w:lvlJc w:val="left"/>
+      <w:pPr>
+        <w:tabs>
+          <w:tab w:val="num" w:pos="3600"/>
+        </w:tabs>
+        <w:ind w:left="3600" w:hanging="360"/>
+      </w:pPr>
+      <w:rPr>
+        <w:rFonts w:ascii="Wingdings" w:hAnsi="Wingdings" w:hint="default"/>
+        <w:sz w:val="20"/>
+      </w:rPr>
+    </w:lvl>
+    <w:lvl w:ilvl="5" w:tentative="1">
+      <w:start w:val="1"/>
+      <w:numFmt w:val="bullet"/>
+      <w:lvlText w:val=""/>
+      <w:lvlJc w:val="left"/>
+      <w:pPr>
+        <w:tabs>
+          <w:tab w:val="num" w:pos="4320"/>
+        </w:tabs>
+        <w:ind w:left="4320" w:hanging="360"/>
+      </w:pPr>
+      <w:rPr>
+        <w:rFonts w:ascii="Wingdings" w:hAnsi="Wingdings" w:hint="default"/>
+        <w:sz w:val="20"/>
+      </w:rPr>
+    </w:lvl>
+    <w:lvl w:ilvl="6" w:tentative="1">
+      <w:start w:val="1"/>
+      <w:numFmt w:val="bullet"/>
+      <w:lvlText w:val=""/>
+      <w:lvlJc w:val="left"/>
+      <w:pPr>
+        <w:tabs>
+          <w:tab w:val="num" w:pos="5040"/>
+        </w:tabs>
+        <w:ind w:left="5040" w:hanging="360"/>
+      </w:pPr>
+      <w:rPr>
+        <w:rFonts w:ascii="Wingdings" w:hAnsi="Wingdings" w:hint="default"/>
+        <w:sz w:val="20"/>
+      </w:rPr>
+    </w:lvl>
+    <w:lvl w:ilvl="7" w:tentative="1">
+      <w:start w:val="1"/>
+      <w:numFmt w:val="bullet"/>
+      <w:lvlText w:val=""/>
+      <w:lvlJc w:val="left"/>
+      <w:pPr>
+        <w:tabs>
+          <w:tab w:val="num" w:pos="5760"/>
+        </w:tabs>
+        <w:ind w:left="5760" w:hanging="360"/>
+      </w:pPr>
+      <w:rPr>
+        <w:rFonts w:ascii="Wingdings" w:hAnsi="Wingdings" w:hint="default"/>
+        <w:sz w:val="20"/>
+      </w:rPr>
+    </w:lvl>
+    <w:lvl w:ilvl="8" w:tentative="1">
+      <w:start w:val="1"/>
+      <w:numFmt w:val="bullet"/>
+      <w:lvlText w:val=""/>
+      <w:lvlJc w:val="left"/>
+      <w:pPr>
+        <w:tabs>
+          <w:tab w:val="num" w:pos="6480"/>
+        </w:tabs>
+        <w:ind w:left="6480" w:hanging="360"/>
+      </w:pPr>
+      <w:rPr>
+        <w:rFonts w:ascii="Wingdings" w:hAnsi="Wingdings" w:hint="default"/>
+        <w:sz w:val="20"/>
+      </w:rPr>
+    </w:lvl>
+  </w:abstractNum>
+  <w:abstractNum w:abstractNumId="11" w15:restartNumberingAfterBreak="0">
     <w:nsid w:val="3CDD3B02"/>
     <w:multiLevelType w:val="hybridMultilevel"/>
     <w:tmpl w:val="ADAADC72"/>
@@ -895,14 +7964,1793 @@
       </w:rPr>
     </w:lvl>
   </w:abstractNum>
-  <w:num w:numId="1">
+  <w:abstractNum w:abstractNumId="12" w15:restartNumberingAfterBreak="0">
+    <w:nsid w:val="3E435388"/>
+    <w:multiLevelType w:val="multilevel"/>
+    <w:tmpl w:val="BD6C642E"/>
+    <w:lvl w:ilvl="0">
+      <w:start w:val="1"/>
+      <w:numFmt w:val="bullet"/>
+      <w:lvlText w:val=""/>
+      <w:lvlJc w:val="left"/>
+      <w:pPr>
+        <w:tabs>
+          <w:tab w:val="num" w:pos="720"/>
+        </w:tabs>
+        <w:ind w:left="720" w:hanging="360"/>
+      </w:pPr>
+      <w:rPr>
+        <w:rFonts w:ascii="Symbol" w:hAnsi="Symbol" w:hint="default"/>
+        <w:sz w:val="20"/>
+      </w:rPr>
+    </w:lvl>
+    <w:lvl w:ilvl="1" w:tentative="1">
+      <w:start w:val="1"/>
+      <w:numFmt w:val="bullet"/>
+      <w:lvlText w:val="o"/>
+      <w:lvlJc w:val="left"/>
+      <w:pPr>
+        <w:tabs>
+          <w:tab w:val="num" w:pos="1440"/>
+        </w:tabs>
+        <w:ind w:left="1440" w:hanging="360"/>
+      </w:pPr>
+      <w:rPr>
+        <w:rFonts w:ascii="Courier New" w:hAnsi="Courier New" w:hint="default"/>
+        <w:sz w:val="20"/>
+      </w:rPr>
+    </w:lvl>
+    <w:lvl w:ilvl="2" w:tentative="1">
+      <w:start w:val="1"/>
+      <w:numFmt w:val="bullet"/>
+      <w:lvlText w:val=""/>
+      <w:lvlJc w:val="left"/>
+      <w:pPr>
+        <w:tabs>
+          <w:tab w:val="num" w:pos="2160"/>
+        </w:tabs>
+        <w:ind w:left="2160" w:hanging="360"/>
+      </w:pPr>
+      <w:rPr>
+        <w:rFonts w:ascii="Wingdings" w:hAnsi="Wingdings" w:hint="default"/>
+        <w:sz w:val="20"/>
+      </w:rPr>
+    </w:lvl>
+    <w:lvl w:ilvl="3" w:tentative="1">
+      <w:start w:val="1"/>
+      <w:numFmt w:val="bullet"/>
+      <w:lvlText w:val=""/>
+      <w:lvlJc w:val="left"/>
+      <w:pPr>
+        <w:tabs>
+          <w:tab w:val="num" w:pos="2880"/>
+        </w:tabs>
+        <w:ind w:left="2880" w:hanging="360"/>
+      </w:pPr>
+      <w:rPr>
+        <w:rFonts w:ascii="Wingdings" w:hAnsi="Wingdings" w:hint="default"/>
+        <w:sz w:val="20"/>
+      </w:rPr>
+    </w:lvl>
+    <w:lvl w:ilvl="4" w:tentative="1">
+      <w:start w:val="1"/>
+      <w:numFmt w:val="bullet"/>
+      <w:lvlText w:val=""/>
+      <w:lvlJc w:val="left"/>
+      <w:pPr>
+        <w:tabs>
+          <w:tab w:val="num" w:pos="3600"/>
+        </w:tabs>
+        <w:ind w:left="3600" w:hanging="360"/>
+      </w:pPr>
+      <w:rPr>
+        <w:rFonts w:ascii="Wingdings" w:hAnsi="Wingdings" w:hint="default"/>
+        <w:sz w:val="20"/>
+      </w:rPr>
+    </w:lvl>
+    <w:lvl w:ilvl="5" w:tentative="1">
+      <w:start w:val="1"/>
+      <w:numFmt w:val="bullet"/>
+      <w:lvlText w:val=""/>
+      <w:lvlJc w:val="left"/>
+      <w:pPr>
+        <w:tabs>
+          <w:tab w:val="num" w:pos="4320"/>
+        </w:tabs>
+        <w:ind w:left="4320" w:hanging="360"/>
+      </w:pPr>
+      <w:rPr>
+        <w:rFonts w:ascii="Wingdings" w:hAnsi="Wingdings" w:hint="default"/>
+        <w:sz w:val="20"/>
+      </w:rPr>
+    </w:lvl>
+    <w:lvl w:ilvl="6" w:tentative="1">
+      <w:start w:val="1"/>
+      <w:numFmt w:val="bullet"/>
+      <w:lvlText w:val=""/>
+      <w:lvlJc w:val="left"/>
+      <w:pPr>
+        <w:tabs>
+          <w:tab w:val="num" w:pos="5040"/>
+        </w:tabs>
+        <w:ind w:left="5040" w:hanging="360"/>
+      </w:pPr>
+      <w:rPr>
+        <w:rFonts w:ascii="Wingdings" w:hAnsi="Wingdings" w:hint="default"/>
+        <w:sz w:val="20"/>
+      </w:rPr>
+    </w:lvl>
+    <w:lvl w:ilvl="7" w:tentative="1">
+      <w:start w:val="1"/>
+      <w:numFmt w:val="bullet"/>
+      <w:lvlText w:val=""/>
+      <w:lvlJc w:val="left"/>
+      <w:pPr>
+        <w:tabs>
+          <w:tab w:val="num" w:pos="5760"/>
+        </w:tabs>
+        <w:ind w:left="5760" w:hanging="360"/>
+      </w:pPr>
+      <w:rPr>
+        <w:rFonts w:ascii="Wingdings" w:hAnsi="Wingdings" w:hint="default"/>
+        <w:sz w:val="20"/>
+      </w:rPr>
+    </w:lvl>
+    <w:lvl w:ilvl="8" w:tentative="1">
+      <w:start w:val="1"/>
+      <w:numFmt w:val="bullet"/>
+      <w:lvlText w:val=""/>
+      <w:lvlJc w:val="left"/>
+      <w:pPr>
+        <w:tabs>
+          <w:tab w:val="num" w:pos="6480"/>
+        </w:tabs>
+        <w:ind w:left="6480" w:hanging="360"/>
+      </w:pPr>
+      <w:rPr>
+        <w:rFonts w:ascii="Wingdings" w:hAnsi="Wingdings" w:hint="default"/>
+        <w:sz w:val="20"/>
+      </w:rPr>
+    </w:lvl>
+  </w:abstractNum>
+  <w:abstractNum w:abstractNumId="13" w15:restartNumberingAfterBreak="0">
+    <w:nsid w:val="3EF5709B"/>
+    <w:multiLevelType w:val="multilevel"/>
+    <w:tmpl w:val="7A4ADFFE"/>
+    <w:lvl w:ilvl="0">
+      <w:start w:val="1"/>
+      <w:numFmt w:val="bullet"/>
+      <w:lvlText w:val=""/>
+      <w:lvlJc w:val="left"/>
+      <w:pPr>
+        <w:tabs>
+          <w:tab w:val="num" w:pos="720"/>
+        </w:tabs>
+        <w:ind w:left="720" w:hanging="360"/>
+      </w:pPr>
+      <w:rPr>
+        <w:rFonts w:ascii="Symbol" w:hAnsi="Symbol" w:hint="default"/>
+        <w:sz w:val="20"/>
+      </w:rPr>
+    </w:lvl>
+    <w:lvl w:ilvl="1" w:tentative="1">
+      <w:start w:val="1"/>
+      <w:numFmt w:val="bullet"/>
+      <w:lvlText w:val="o"/>
+      <w:lvlJc w:val="left"/>
+      <w:pPr>
+        <w:tabs>
+          <w:tab w:val="num" w:pos="1440"/>
+        </w:tabs>
+        <w:ind w:left="1440" w:hanging="360"/>
+      </w:pPr>
+      <w:rPr>
+        <w:rFonts w:ascii="Courier New" w:hAnsi="Courier New" w:hint="default"/>
+        <w:sz w:val="20"/>
+      </w:rPr>
+    </w:lvl>
+    <w:lvl w:ilvl="2" w:tentative="1">
+      <w:start w:val="1"/>
+      <w:numFmt w:val="bullet"/>
+      <w:lvlText w:val=""/>
+      <w:lvlJc w:val="left"/>
+      <w:pPr>
+        <w:tabs>
+          <w:tab w:val="num" w:pos="2160"/>
+        </w:tabs>
+        <w:ind w:left="2160" w:hanging="360"/>
+      </w:pPr>
+      <w:rPr>
+        <w:rFonts w:ascii="Wingdings" w:hAnsi="Wingdings" w:hint="default"/>
+        <w:sz w:val="20"/>
+      </w:rPr>
+    </w:lvl>
+    <w:lvl w:ilvl="3" w:tentative="1">
+      <w:start w:val="1"/>
+      <w:numFmt w:val="bullet"/>
+      <w:lvlText w:val=""/>
+      <w:lvlJc w:val="left"/>
+      <w:pPr>
+        <w:tabs>
+          <w:tab w:val="num" w:pos="2880"/>
+        </w:tabs>
+        <w:ind w:left="2880" w:hanging="360"/>
+      </w:pPr>
+      <w:rPr>
+        <w:rFonts w:ascii="Wingdings" w:hAnsi="Wingdings" w:hint="default"/>
+        <w:sz w:val="20"/>
+      </w:rPr>
+    </w:lvl>
+    <w:lvl w:ilvl="4" w:tentative="1">
+      <w:start w:val="1"/>
+      <w:numFmt w:val="bullet"/>
+      <w:lvlText w:val=""/>
+      <w:lvlJc w:val="left"/>
+      <w:pPr>
+        <w:tabs>
+          <w:tab w:val="num" w:pos="3600"/>
+        </w:tabs>
+        <w:ind w:left="3600" w:hanging="360"/>
+      </w:pPr>
+      <w:rPr>
+        <w:rFonts w:ascii="Wingdings" w:hAnsi="Wingdings" w:hint="default"/>
+        <w:sz w:val="20"/>
+      </w:rPr>
+    </w:lvl>
+    <w:lvl w:ilvl="5" w:tentative="1">
+      <w:start w:val="1"/>
+      <w:numFmt w:val="bullet"/>
+      <w:lvlText w:val=""/>
+      <w:lvlJc w:val="left"/>
+      <w:pPr>
+        <w:tabs>
+          <w:tab w:val="num" w:pos="4320"/>
+        </w:tabs>
+        <w:ind w:left="4320" w:hanging="360"/>
+      </w:pPr>
+      <w:rPr>
+        <w:rFonts w:ascii="Wingdings" w:hAnsi="Wingdings" w:hint="default"/>
+        <w:sz w:val="20"/>
+      </w:rPr>
+    </w:lvl>
+    <w:lvl w:ilvl="6" w:tentative="1">
+      <w:start w:val="1"/>
+      <w:numFmt w:val="bullet"/>
+      <w:lvlText w:val=""/>
+      <w:lvlJc w:val="left"/>
+      <w:pPr>
+        <w:tabs>
+          <w:tab w:val="num" w:pos="5040"/>
+        </w:tabs>
+        <w:ind w:left="5040" w:hanging="360"/>
+      </w:pPr>
+      <w:rPr>
+        <w:rFonts w:ascii="Wingdings" w:hAnsi="Wingdings" w:hint="default"/>
+        <w:sz w:val="20"/>
+      </w:rPr>
+    </w:lvl>
+    <w:lvl w:ilvl="7" w:tentative="1">
+      <w:start w:val="1"/>
+      <w:numFmt w:val="bullet"/>
+      <w:lvlText w:val=""/>
+      <w:lvlJc w:val="left"/>
+      <w:pPr>
+        <w:tabs>
+          <w:tab w:val="num" w:pos="5760"/>
+        </w:tabs>
+        <w:ind w:left="5760" w:hanging="360"/>
+      </w:pPr>
+      <w:rPr>
+        <w:rFonts w:ascii="Wingdings" w:hAnsi="Wingdings" w:hint="default"/>
+        <w:sz w:val="20"/>
+      </w:rPr>
+    </w:lvl>
+    <w:lvl w:ilvl="8" w:tentative="1">
+      <w:start w:val="1"/>
+      <w:numFmt w:val="bullet"/>
+      <w:lvlText w:val=""/>
+      <w:lvlJc w:val="left"/>
+      <w:pPr>
+        <w:tabs>
+          <w:tab w:val="num" w:pos="6480"/>
+        </w:tabs>
+        <w:ind w:left="6480" w:hanging="360"/>
+      </w:pPr>
+      <w:rPr>
+        <w:rFonts w:ascii="Wingdings" w:hAnsi="Wingdings" w:hint="default"/>
+        <w:sz w:val="20"/>
+      </w:rPr>
+    </w:lvl>
+  </w:abstractNum>
+  <w:abstractNum w:abstractNumId="14" w15:restartNumberingAfterBreak="0">
+    <w:nsid w:val="40135814"/>
+    <w:multiLevelType w:val="multilevel"/>
+    <w:tmpl w:val="86144668"/>
+    <w:lvl w:ilvl="0">
+      <w:start w:val="1"/>
+      <w:numFmt w:val="bullet"/>
+      <w:lvlText w:val=""/>
+      <w:lvlJc w:val="left"/>
+      <w:pPr>
+        <w:tabs>
+          <w:tab w:val="num" w:pos="720"/>
+        </w:tabs>
+        <w:ind w:left="720" w:hanging="360"/>
+      </w:pPr>
+      <w:rPr>
+        <w:rFonts w:ascii="Symbol" w:hAnsi="Symbol" w:hint="default"/>
+        <w:sz w:val="20"/>
+      </w:rPr>
+    </w:lvl>
+    <w:lvl w:ilvl="1" w:tentative="1">
+      <w:start w:val="1"/>
+      <w:numFmt w:val="bullet"/>
+      <w:lvlText w:val="o"/>
+      <w:lvlJc w:val="left"/>
+      <w:pPr>
+        <w:tabs>
+          <w:tab w:val="num" w:pos="1440"/>
+        </w:tabs>
+        <w:ind w:left="1440" w:hanging="360"/>
+      </w:pPr>
+      <w:rPr>
+        <w:rFonts w:ascii="Courier New" w:hAnsi="Courier New" w:hint="default"/>
+        <w:sz w:val="20"/>
+      </w:rPr>
+    </w:lvl>
+    <w:lvl w:ilvl="2" w:tentative="1">
+      <w:start w:val="1"/>
+      <w:numFmt w:val="bullet"/>
+      <w:lvlText w:val=""/>
+      <w:lvlJc w:val="left"/>
+      <w:pPr>
+        <w:tabs>
+          <w:tab w:val="num" w:pos="2160"/>
+        </w:tabs>
+        <w:ind w:left="2160" w:hanging="360"/>
+      </w:pPr>
+      <w:rPr>
+        <w:rFonts w:ascii="Wingdings" w:hAnsi="Wingdings" w:hint="default"/>
+        <w:sz w:val="20"/>
+      </w:rPr>
+    </w:lvl>
+    <w:lvl w:ilvl="3" w:tentative="1">
+      <w:start w:val="1"/>
+      <w:numFmt w:val="bullet"/>
+      <w:lvlText w:val=""/>
+      <w:lvlJc w:val="left"/>
+      <w:pPr>
+        <w:tabs>
+          <w:tab w:val="num" w:pos="2880"/>
+        </w:tabs>
+        <w:ind w:left="2880" w:hanging="360"/>
+      </w:pPr>
+      <w:rPr>
+        <w:rFonts w:ascii="Wingdings" w:hAnsi="Wingdings" w:hint="default"/>
+        <w:sz w:val="20"/>
+      </w:rPr>
+    </w:lvl>
+    <w:lvl w:ilvl="4" w:tentative="1">
+      <w:start w:val="1"/>
+      <w:numFmt w:val="bullet"/>
+      <w:lvlText w:val=""/>
+      <w:lvlJc w:val="left"/>
+      <w:pPr>
+        <w:tabs>
+          <w:tab w:val="num" w:pos="3600"/>
+        </w:tabs>
+        <w:ind w:left="3600" w:hanging="360"/>
+      </w:pPr>
+      <w:rPr>
+        <w:rFonts w:ascii="Wingdings" w:hAnsi="Wingdings" w:hint="default"/>
+        <w:sz w:val="20"/>
+      </w:rPr>
+    </w:lvl>
+    <w:lvl w:ilvl="5" w:tentative="1">
+      <w:start w:val="1"/>
+      <w:numFmt w:val="bullet"/>
+      <w:lvlText w:val=""/>
+      <w:lvlJc w:val="left"/>
+      <w:pPr>
+        <w:tabs>
+          <w:tab w:val="num" w:pos="4320"/>
+        </w:tabs>
+        <w:ind w:left="4320" w:hanging="360"/>
+      </w:pPr>
+      <w:rPr>
+        <w:rFonts w:ascii="Wingdings" w:hAnsi="Wingdings" w:hint="default"/>
+        <w:sz w:val="20"/>
+      </w:rPr>
+    </w:lvl>
+    <w:lvl w:ilvl="6" w:tentative="1">
+      <w:start w:val="1"/>
+      <w:numFmt w:val="bullet"/>
+      <w:lvlText w:val=""/>
+      <w:lvlJc w:val="left"/>
+      <w:pPr>
+        <w:tabs>
+          <w:tab w:val="num" w:pos="5040"/>
+        </w:tabs>
+        <w:ind w:left="5040" w:hanging="360"/>
+      </w:pPr>
+      <w:rPr>
+        <w:rFonts w:ascii="Wingdings" w:hAnsi="Wingdings" w:hint="default"/>
+        <w:sz w:val="20"/>
+      </w:rPr>
+    </w:lvl>
+    <w:lvl w:ilvl="7" w:tentative="1">
+      <w:start w:val="1"/>
+      <w:numFmt w:val="bullet"/>
+      <w:lvlText w:val=""/>
+      <w:lvlJc w:val="left"/>
+      <w:pPr>
+        <w:tabs>
+          <w:tab w:val="num" w:pos="5760"/>
+        </w:tabs>
+        <w:ind w:left="5760" w:hanging="360"/>
+      </w:pPr>
+      <w:rPr>
+        <w:rFonts w:ascii="Wingdings" w:hAnsi="Wingdings" w:hint="default"/>
+        <w:sz w:val="20"/>
+      </w:rPr>
+    </w:lvl>
+    <w:lvl w:ilvl="8" w:tentative="1">
+      <w:start w:val="1"/>
+      <w:numFmt w:val="bullet"/>
+      <w:lvlText w:val=""/>
+      <w:lvlJc w:val="left"/>
+      <w:pPr>
+        <w:tabs>
+          <w:tab w:val="num" w:pos="6480"/>
+        </w:tabs>
+        <w:ind w:left="6480" w:hanging="360"/>
+      </w:pPr>
+      <w:rPr>
+        <w:rFonts w:ascii="Wingdings" w:hAnsi="Wingdings" w:hint="default"/>
+        <w:sz w:val="20"/>
+      </w:rPr>
+    </w:lvl>
+  </w:abstractNum>
+  <w:abstractNum w:abstractNumId="15" w15:restartNumberingAfterBreak="0">
+    <w:nsid w:val="49BA1A94"/>
+    <w:multiLevelType w:val="hybridMultilevel"/>
+    <w:tmpl w:val="ABA68644"/>
+    <w:lvl w:ilvl="0" w:tplc="7B0289F0">
+      <w:start w:val="1"/>
+      <w:numFmt w:val="decimal"/>
+      <w:pStyle w:val="Titre3"/>
+      <w:lvlText w:val="%1.1.1"/>
+      <w:lvlJc w:val="left"/>
+      <w:pPr>
+        <w:ind w:left="720" w:hanging="360"/>
+      </w:pPr>
+      <w:rPr>
+        <w:rFonts w:hint="default"/>
+      </w:rPr>
+    </w:lvl>
+    <w:lvl w:ilvl="1" w:tplc="040C0019" w:tentative="1">
+      <w:start w:val="1"/>
+      <w:numFmt w:val="lowerLetter"/>
+      <w:lvlText w:val="%2."/>
+      <w:lvlJc w:val="left"/>
+      <w:pPr>
+        <w:ind w:left="1440" w:hanging="360"/>
+      </w:pPr>
+    </w:lvl>
+    <w:lvl w:ilvl="2" w:tplc="040C001B" w:tentative="1">
+      <w:start w:val="1"/>
+      <w:numFmt w:val="lowerRoman"/>
+      <w:lvlText w:val="%3."/>
+      <w:lvlJc w:val="right"/>
+      <w:pPr>
+        <w:ind w:left="2160" w:hanging="180"/>
+      </w:pPr>
+    </w:lvl>
+    <w:lvl w:ilvl="3" w:tplc="040C000F" w:tentative="1">
+      <w:start w:val="1"/>
+      <w:numFmt w:val="decimal"/>
+      <w:lvlText w:val="%4."/>
+      <w:lvlJc w:val="left"/>
+      <w:pPr>
+        <w:ind w:left="2880" w:hanging="360"/>
+      </w:pPr>
+    </w:lvl>
+    <w:lvl w:ilvl="4" w:tplc="040C0019" w:tentative="1">
+      <w:start w:val="1"/>
+      <w:numFmt w:val="lowerLetter"/>
+      <w:lvlText w:val="%5."/>
+      <w:lvlJc w:val="left"/>
+      <w:pPr>
+        <w:ind w:left="3600" w:hanging="360"/>
+      </w:pPr>
+    </w:lvl>
+    <w:lvl w:ilvl="5" w:tplc="040C001B" w:tentative="1">
+      <w:start w:val="1"/>
+      <w:numFmt w:val="lowerRoman"/>
+      <w:lvlText w:val="%6."/>
+      <w:lvlJc w:val="right"/>
+      <w:pPr>
+        <w:ind w:left="4320" w:hanging="180"/>
+      </w:pPr>
+    </w:lvl>
+    <w:lvl w:ilvl="6" w:tplc="040C000F" w:tentative="1">
+      <w:start w:val="1"/>
+      <w:numFmt w:val="decimal"/>
+      <w:lvlText w:val="%7."/>
+      <w:lvlJc w:val="left"/>
+      <w:pPr>
+        <w:ind w:left="5040" w:hanging="360"/>
+      </w:pPr>
+    </w:lvl>
+    <w:lvl w:ilvl="7" w:tplc="040C0019" w:tentative="1">
+      <w:start w:val="1"/>
+      <w:numFmt w:val="lowerLetter"/>
+      <w:lvlText w:val="%8."/>
+      <w:lvlJc w:val="left"/>
+      <w:pPr>
+        <w:ind w:left="5760" w:hanging="360"/>
+      </w:pPr>
+    </w:lvl>
+    <w:lvl w:ilvl="8" w:tplc="040C001B" w:tentative="1">
+      <w:start w:val="1"/>
+      <w:numFmt w:val="lowerRoman"/>
+      <w:lvlText w:val="%9."/>
+      <w:lvlJc w:val="right"/>
+      <w:pPr>
+        <w:ind w:left="6480" w:hanging="180"/>
+      </w:pPr>
+    </w:lvl>
+  </w:abstractNum>
+  <w:abstractNum w:abstractNumId="16" w15:restartNumberingAfterBreak="0">
+    <w:nsid w:val="49CF58DF"/>
+    <w:multiLevelType w:val="multilevel"/>
+    <w:tmpl w:val="52E48B6C"/>
+    <w:lvl w:ilvl="0">
+      <w:start w:val="1"/>
+      <w:numFmt w:val="bullet"/>
+      <w:lvlText w:val=""/>
+      <w:lvlJc w:val="left"/>
+      <w:pPr>
+        <w:tabs>
+          <w:tab w:val="num" w:pos="720"/>
+        </w:tabs>
+        <w:ind w:left="720" w:hanging="360"/>
+      </w:pPr>
+      <w:rPr>
+        <w:rFonts w:ascii="Symbol" w:hAnsi="Symbol" w:hint="default"/>
+        <w:sz w:val="20"/>
+      </w:rPr>
+    </w:lvl>
+    <w:lvl w:ilvl="1" w:tentative="1">
+      <w:start w:val="1"/>
+      <w:numFmt w:val="bullet"/>
+      <w:lvlText w:val="o"/>
+      <w:lvlJc w:val="left"/>
+      <w:pPr>
+        <w:tabs>
+          <w:tab w:val="num" w:pos="1440"/>
+        </w:tabs>
+        <w:ind w:left="1440" w:hanging="360"/>
+      </w:pPr>
+      <w:rPr>
+        <w:rFonts w:ascii="Courier New" w:hAnsi="Courier New" w:hint="default"/>
+        <w:sz w:val="20"/>
+      </w:rPr>
+    </w:lvl>
+    <w:lvl w:ilvl="2" w:tentative="1">
+      <w:start w:val="1"/>
+      <w:numFmt w:val="bullet"/>
+      <w:lvlText w:val=""/>
+      <w:lvlJc w:val="left"/>
+      <w:pPr>
+        <w:tabs>
+          <w:tab w:val="num" w:pos="2160"/>
+        </w:tabs>
+        <w:ind w:left="2160" w:hanging="360"/>
+      </w:pPr>
+      <w:rPr>
+        <w:rFonts w:ascii="Wingdings" w:hAnsi="Wingdings" w:hint="default"/>
+        <w:sz w:val="20"/>
+      </w:rPr>
+    </w:lvl>
+    <w:lvl w:ilvl="3" w:tentative="1">
+      <w:start w:val="1"/>
+      <w:numFmt w:val="bullet"/>
+      <w:lvlText w:val=""/>
+      <w:lvlJc w:val="left"/>
+      <w:pPr>
+        <w:tabs>
+          <w:tab w:val="num" w:pos="2880"/>
+        </w:tabs>
+        <w:ind w:left="2880" w:hanging="360"/>
+      </w:pPr>
+      <w:rPr>
+        <w:rFonts w:ascii="Wingdings" w:hAnsi="Wingdings" w:hint="default"/>
+        <w:sz w:val="20"/>
+      </w:rPr>
+    </w:lvl>
+    <w:lvl w:ilvl="4" w:tentative="1">
+      <w:start w:val="1"/>
+      <w:numFmt w:val="bullet"/>
+      <w:lvlText w:val=""/>
+      <w:lvlJc w:val="left"/>
+      <w:pPr>
+        <w:tabs>
+          <w:tab w:val="num" w:pos="3600"/>
+        </w:tabs>
+        <w:ind w:left="3600" w:hanging="360"/>
+      </w:pPr>
+      <w:rPr>
+        <w:rFonts w:ascii="Wingdings" w:hAnsi="Wingdings" w:hint="default"/>
+        <w:sz w:val="20"/>
+      </w:rPr>
+    </w:lvl>
+    <w:lvl w:ilvl="5" w:tentative="1">
+      <w:start w:val="1"/>
+      <w:numFmt w:val="bullet"/>
+      <w:lvlText w:val=""/>
+      <w:lvlJc w:val="left"/>
+      <w:pPr>
+        <w:tabs>
+          <w:tab w:val="num" w:pos="4320"/>
+        </w:tabs>
+        <w:ind w:left="4320" w:hanging="360"/>
+      </w:pPr>
+      <w:rPr>
+        <w:rFonts w:ascii="Wingdings" w:hAnsi="Wingdings" w:hint="default"/>
+        <w:sz w:val="20"/>
+      </w:rPr>
+    </w:lvl>
+    <w:lvl w:ilvl="6" w:tentative="1">
+      <w:start w:val="1"/>
+      <w:numFmt w:val="bullet"/>
+      <w:lvlText w:val=""/>
+      <w:lvlJc w:val="left"/>
+      <w:pPr>
+        <w:tabs>
+          <w:tab w:val="num" w:pos="5040"/>
+        </w:tabs>
+        <w:ind w:left="5040" w:hanging="360"/>
+      </w:pPr>
+      <w:rPr>
+        <w:rFonts w:ascii="Wingdings" w:hAnsi="Wingdings" w:hint="default"/>
+        <w:sz w:val="20"/>
+      </w:rPr>
+    </w:lvl>
+    <w:lvl w:ilvl="7" w:tentative="1">
+      <w:start w:val="1"/>
+      <w:numFmt w:val="bullet"/>
+      <w:lvlText w:val=""/>
+      <w:lvlJc w:val="left"/>
+      <w:pPr>
+        <w:tabs>
+          <w:tab w:val="num" w:pos="5760"/>
+        </w:tabs>
+        <w:ind w:left="5760" w:hanging="360"/>
+      </w:pPr>
+      <w:rPr>
+        <w:rFonts w:ascii="Wingdings" w:hAnsi="Wingdings" w:hint="default"/>
+        <w:sz w:val="20"/>
+      </w:rPr>
+    </w:lvl>
+    <w:lvl w:ilvl="8" w:tentative="1">
+      <w:start w:val="1"/>
+      <w:numFmt w:val="bullet"/>
+      <w:lvlText w:val=""/>
+      <w:lvlJc w:val="left"/>
+      <w:pPr>
+        <w:tabs>
+          <w:tab w:val="num" w:pos="6480"/>
+        </w:tabs>
+        <w:ind w:left="6480" w:hanging="360"/>
+      </w:pPr>
+      <w:rPr>
+        <w:rFonts w:ascii="Wingdings" w:hAnsi="Wingdings" w:hint="default"/>
+        <w:sz w:val="20"/>
+      </w:rPr>
+    </w:lvl>
+  </w:abstractNum>
+  <w:abstractNum w:abstractNumId="17" w15:restartNumberingAfterBreak="0">
+    <w:nsid w:val="55666CA3"/>
+    <w:multiLevelType w:val="hybridMultilevel"/>
+    <w:tmpl w:val="EC921F72"/>
+    <w:lvl w:ilvl="0" w:tplc="C3A2B5DA">
+      <w:numFmt w:val="bullet"/>
+      <w:lvlText w:val="-"/>
+      <w:lvlJc w:val="left"/>
+      <w:pPr>
+        <w:ind w:left="757" w:hanging="360"/>
+      </w:pPr>
+      <w:rPr>
+        <w:rFonts w:ascii="Times New Roman" w:eastAsiaTheme="minorHAnsi" w:hAnsi="Times New Roman" w:cs="Times New Roman" w:hint="default"/>
+      </w:rPr>
+    </w:lvl>
+    <w:lvl w:ilvl="1" w:tplc="040C0003" w:tentative="1">
+      <w:start w:val="1"/>
+      <w:numFmt w:val="bullet"/>
+      <w:lvlText w:val="o"/>
+      <w:lvlJc w:val="left"/>
+      <w:pPr>
+        <w:ind w:left="1477" w:hanging="360"/>
+      </w:pPr>
+      <w:rPr>
+        <w:rFonts w:ascii="Courier New" w:hAnsi="Courier New" w:cs="Courier New" w:hint="default"/>
+      </w:rPr>
+    </w:lvl>
+    <w:lvl w:ilvl="2" w:tplc="040C0005" w:tentative="1">
+      <w:start w:val="1"/>
+      <w:numFmt w:val="bullet"/>
+      <w:lvlText w:val=""/>
+      <w:lvlJc w:val="left"/>
+      <w:pPr>
+        <w:ind w:left="2197" w:hanging="360"/>
+      </w:pPr>
+      <w:rPr>
+        <w:rFonts w:ascii="Wingdings" w:hAnsi="Wingdings" w:hint="default"/>
+      </w:rPr>
+    </w:lvl>
+    <w:lvl w:ilvl="3" w:tplc="040C0001" w:tentative="1">
+      <w:start w:val="1"/>
+      <w:numFmt w:val="bullet"/>
+      <w:lvlText w:val=""/>
+      <w:lvlJc w:val="left"/>
+      <w:pPr>
+        <w:ind w:left="2917" w:hanging="360"/>
+      </w:pPr>
+      <w:rPr>
+        <w:rFonts w:ascii="Symbol" w:hAnsi="Symbol" w:hint="default"/>
+      </w:rPr>
+    </w:lvl>
+    <w:lvl w:ilvl="4" w:tplc="040C0003" w:tentative="1">
+      <w:start w:val="1"/>
+      <w:numFmt w:val="bullet"/>
+      <w:lvlText w:val="o"/>
+      <w:lvlJc w:val="left"/>
+      <w:pPr>
+        <w:ind w:left="3637" w:hanging="360"/>
+      </w:pPr>
+      <w:rPr>
+        <w:rFonts w:ascii="Courier New" w:hAnsi="Courier New" w:cs="Courier New" w:hint="default"/>
+      </w:rPr>
+    </w:lvl>
+    <w:lvl w:ilvl="5" w:tplc="040C0005" w:tentative="1">
+      <w:start w:val="1"/>
+      <w:numFmt w:val="bullet"/>
+      <w:lvlText w:val=""/>
+      <w:lvlJc w:val="left"/>
+      <w:pPr>
+        <w:ind w:left="4357" w:hanging="360"/>
+      </w:pPr>
+      <w:rPr>
+        <w:rFonts w:ascii="Wingdings" w:hAnsi="Wingdings" w:hint="default"/>
+      </w:rPr>
+    </w:lvl>
+    <w:lvl w:ilvl="6" w:tplc="040C0001" w:tentative="1">
+      <w:start w:val="1"/>
+      <w:numFmt w:val="bullet"/>
+      <w:lvlText w:val=""/>
+      <w:lvlJc w:val="left"/>
+      <w:pPr>
+        <w:ind w:left="5077" w:hanging="360"/>
+      </w:pPr>
+      <w:rPr>
+        <w:rFonts w:ascii="Symbol" w:hAnsi="Symbol" w:hint="default"/>
+      </w:rPr>
+    </w:lvl>
+    <w:lvl w:ilvl="7" w:tplc="040C0003" w:tentative="1">
+      <w:start w:val="1"/>
+      <w:numFmt w:val="bullet"/>
+      <w:lvlText w:val="o"/>
+      <w:lvlJc w:val="left"/>
+      <w:pPr>
+        <w:ind w:left="5797" w:hanging="360"/>
+      </w:pPr>
+      <w:rPr>
+        <w:rFonts w:ascii="Courier New" w:hAnsi="Courier New" w:cs="Courier New" w:hint="default"/>
+      </w:rPr>
+    </w:lvl>
+    <w:lvl w:ilvl="8" w:tplc="040C0005" w:tentative="1">
+      <w:start w:val="1"/>
+      <w:numFmt w:val="bullet"/>
+      <w:lvlText w:val=""/>
+      <w:lvlJc w:val="left"/>
+      <w:pPr>
+        <w:ind w:left="6517" w:hanging="360"/>
+      </w:pPr>
+      <w:rPr>
+        <w:rFonts w:ascii="Wingdings" w:hAnsi="Wingdings" w:hint="default"/>
+      </w:rPr>
+    </w:lvl>
+  </w:abstractNum>
+  <w:abstractNum w:abstractNumId="18" w15:restartNumberingAfterBreak="0">
+    <w:nsid w:val="67C8262E"/>
+    <w:multiLevelType w:val="multilevel"/>
+    <w:tmpl w:val="E778673E"/>
+    <w:lvl w:ilvl="0">
+      <w:start w:val="1"/>
+      <w:numFmt w:val="bullet"/>
+      <w:lvlText w:val=""/>
+      <w:lvlJc w:val="left"/>
+      <w:pPr>
+        <w:tabs>
+          <w:tab w:val="num" w:pos="720"/>
+        </w:tabs>
+        <w:ind w:left="720" w:hanging="360"/>
+      </w:pPr>
+      <w:rPr>
+        <w:rFonts w:ascii="Symbol" w:hAnsi="Symbol" w:hint="default"/>
+        <w:sz w:val="20"/>
+      </w:rPr>
+    </w:lvl>
+    <w:lvl w:ilvl="1" w:tentative="1">
+      <w:start w:val="1"/>
+      <w:numFmt w:val="bullet"/>
+      <w:lvlText w:val="o"/>
+      <w:lvlJc w:val="left"/>
+      <w:pPr>
+        <w:tabs>
+          <w:tab w:val="num" w:pos="1440"/>
+        </w:tabs>
+        <w:ind w:left="1440" w:hanging="360"/>
+      </w:pPr>
+      <w:rPr>
+        <w:rFonts w:ascii="Courier New" w:hAnsi="Courier New" w:hint="default"/>
+        <w:sz w:val="20"/>
+      </w:rPr>
+    </w:lvl>
+    <w:lvl w:ilvl="2" w:tentative="1">
+      <w:start w:val="1"/>
+      <w:numFmt w:val="bullet"/>
+      <w:lvlText w:val=""/>
+      <w:lvlJc w:val="left"/>
+      <w:pPr>
+        <w:tabs>
+          <w:tab w:val="num" w:pos="2160"/>
+        </w:tabs>
+        <w:ind w:left="2160" w:hanging="360"/>
+      </w:pPr>
+      <w:rPr>
+        <w:rFonts w:ascii="Wingdings" w:hAnsi="Wingdings" w:hint="default"/>
+        <w:sz w:val="20"/>
+      </w:rPr>
+    </w:lvl>
+    <w:lvl w:ilvl="3" w:tentative="1">
+      <w:start w:val="1"/>
+      <w:numFmt w:val="bullet"/>
+      <w:lvlText w:val=""/>
+      <w:lvlJc w:val="left"/>
+      <w:pPr>
+        <w:tabs>
+          <w:tab w:val="num" w:pos="2880"/>
+        </w:tabs>
+        <w:ind w:left="2880" w:hanging="360"/>
+      </w:pPr>
+      <w:rPr>
+        <w:rFonts w:ascii="Wingdings" w:hAnsi="Wingdings" w:hint="default"/>
+        <w:sz w:val="20"/>
+      </w:rPr>
+    </w:lvl>
+    <w:lvl w:ilvl="4" w:tentative="1">
+      <w:start w:val="1"/>
+      <w:numFmt w:val="bullet"/>
+      <w:lvlText w:val=""/>
+      <w:lvlJc w:val="left"/>
+      <w:pPr>
+        <w:tabs>
+          <w:tab w:val="num" w:pos="3600"/>
+        </w:tabs>
+        <w:ind w:left="3600" w:hanging="360"/>
+      </w:pPr>
+      <w:rPr>
+        <w:rFonts w:ascii="Wingdings" w:hAnsi="Wingdings" w:hint="default"/>
+        <w:sz w:val="20"/>
+      </w:rPr>
+    </w:lvl>
+    <w:lvl w:ilvl="5" w:tentative="1">
+      <w:start w:val="1"/>
+      <w:numFmt w:val="bullet"/>
+      <w:lvlText w:val=""/>
+      <w:lvlJc w:val="left"/>
+      <w:pPr>
+        <w:tabs>
+          <w:tab w:val="num" w:pos="4320"/>
+        </w:tabs>
+        <w:ind w:left="4320" w:hanging="360"/>
+      </w:pPr>
+      <w:rPr>
+        <w:rFonts w:ascii="Wingdings" w:hAnsi="Wingdings" w:hint="default"/>
+        <w:sz w:val="20"/>
+      </w:rPr>
+    </w:lvl>
+    <w:lvl w:ilvl="6" w:tentative="1">
+      <w:start w:val="1"/>
+      <w:numFmt w:val="bullet"/>
+      <w:lvlText w:val=""/>
+      <w:lvlJc w:val="left"/>
+      <w:pPr>
+        <w:tabs>
+          <w:tab w:val="num" w:pos="5040"/>
+        </w:tabs>
+        <w:ind w:left="5040" w:hanging="360"/>
+      </w:pPr>
+      <w:rPr>
+        <w:rFonts w:ascii="Wingdings" w:hAnsi="Wingdings" w:hint="default"/>
+        <w:sz w:val="20"/>
+      </w:rPr>
+    </w:lvl>
+    <w:lvl w:ilvl="7" w:tentative="1">
+      <w:start w:val="1"/>
+      <w:numFmt w:val="bullet"/>
+      <w:lvlText w:val=""/>
+      <w:lvlJc w:val="left"/>
+      <w:pPr>
+        <w:tabs>
+          <w:tab w:val="num" w:pos="5760"/>
+        </w:tabs>
+        <w:ind w:left="5760" w:hanging="360"/>
+      </w:pPr>
+      <w:rPr>
+        <w:rFonts w:ascii="Wingdings" w:hAnsi="Wingdings" w:hint="default"/>
+        <w:sz w:val="20"/>
+      </w:rPr>
+    </w:lvl>
+    <w:lvl w:ilvl="8" w:tentative="1">
+      <w:start w:val="1"/>
+      <w:numFmt w:val="bullet"/>
+      <w:lvlText w:val=""/>
+      <w:lvlJc w:val="left"/>
+      <w:pPr>
+        <w:tabs>
+          <w:tab w:val="num" w:pos="6480"/>
+        </w:tabs>
+        <w:ind w:left="6480" w:hanging="360"/>
+      </w:pPr>
+      <w:rPr>
+        <w:rFonts w:ascii="Wingdings" w:hAnsi="Wingdings" w:hint="default"/>
+        <w:sz w:val="20"/>
+      </w:rPr>
+    </w:lvl>
+  </w:abstractNum>
+  <w:abstractNum w:abstractNumId="19" w15:restartNumberingAfterBreak="0">
+    <w:nsid w:val="6AE404F1"/>
+    <w:multiLevelType w:val="multilevel"/>
+    <w:tmpl w:val="5D04D382"/>
+    <w:lvl w:ilvl="0">
+      <w:start w:val="1"/>
+      <w:numFmt w:val="bullet"/>
+      <w:lvlText w:val=""/>
+      <w:lvlJc w:val="left"/>
+      <w:pPr>
+        <w:tabs>
+          <w:tab w:val="num" w:pos="720"/>
+        </w:tabs>
+        <w:ind w:left="720" w:hanging="360"/>
+      </w:pPr>
+      <w:rPr>
+        <w:rFonts w:ascii="Symbol" w:hAnsi="Symbol" w:hint="default"/>
+        <w:sz w:val="20"/>
+      </w:rPr>
+    </w:lvl>
+    <w:lvl w:ilvl="1" w:tentative="1">
+      <w:start w:val="1"/>
+      <w:numFmt w:val="bullet"/>
+      <w:lvlText w:val="o"/>
+      <w:lvlJc w:val="left"/>
+      <w:pPr>
+        <w:tabs>
+          <w:tab w:val="num" w:pos="1440"/>
+        </w:tabs>
+        <w:ind w:left="1440" w:hanging="360"/>
+      </w:pPr>
+      <w:rPr>
+        <w:rFonts w:ascii="Courier New" w:hAnsi="Courier New" w:hint="default"/>
+        <w:sz w:val="20"/>
+      </w:rPr>
+    </w:lvl>
+    <w:lvl w:ilvl="2" w:tentative="1">
+      <w:start w:val="1"/>
+      <w:numFmt w:val="bullet"/>
+      <w:lvlText w:val=""/>
+      <w:lvlJc w:val="left"/>
+      <w:pPr>
+        <w:tabs>
+          <w:tab w:val="num" w:pos="2160"/>
+        </w:tabs>
+        <w:ind w:left="2160" w:hanging="360"/>
+      </w:pPr>
+      <w:rPr>
+        <w:rFonts w:ascii="Wingdings" w:hAnsi="Wingdings" w:hint="default"/>
+        <w:sz w:val="20"/>
+      </w:rPr>
+    </w:lvl>
+    <w:lvl w:ilvl="3" w:tentative="1">
+      <w:start w:val="1"/>
+      <w:numFmt w:val="bullet"/>
+      <w:lvlText w:val=""/>
+      <w:lvlJc w:val="left"/>
+      <w:pPr>
+        <w:tabs>
+          <w:tab w:val="num" w:pos="2880"/>
+        </w:tabs>
+        <w:ind w:left="2880" w:hanging="360"/>
+      </w:pPr>
+      <w:rPr>
+        <w:rFonts w:ascii="Wingdings" w:hAnsi="Wingdings" w:hint="default"/>
+        <w:sz w:val="20"/>
+      </w:rPr>
+    </w:lvl>
+    <w:lvl w:ilvl="4" w:tentative="1">
+      <w:start w:val="1"/>
+      <w:numFmt w:val="bullet"/>
+      <w:lvlText w:val=""/>
+      <w:lvlJc w:val="left"/>
+      <w:pPr>
+        <w:tabs>
+          <w:tab w:val="num" w:pos="3600"/>
+        </w:tabs>
+        <w:ind w:left="3600" w:hanging="360"/>
+      </w:pPr>
+      <w:rPr>
+        <w:rFonts w:ascii="Wingdings" w:hAnsi="Wingdings" w:hint="default"/>
+        <w:sz w:val="20"/>
+      </w:rPr>
+    </w:lvl>
+    <w:lvl w:ilvl="5" w:tentative="1">
+      <w:start w:val="1"/>
+      <w:numFmt w:val="bullet"/>
+      <w:lvlText w:val=""/>
+      <w:lvlJc w:val="left"/>
+      <w:pPr>
+        <w:tabs>
+          <w:tab w:val="num" w:pos="4320"/>
+        </w:tabs>
+        <w:ind w:left="4320" w:hanging="360"/>
+      </w:pPr>
+      <w:rPr>
+        <w:rFonts w:ascii="Wingdings" w:hAnsi="Wingdings" w:hint="default"/>
+        <w:sz w:val="20"/>
+      </w:rPr>
+    </w:lvl>
+    <w:lvl w:ilvl="6" w:tentative="1">
+      <w:start w:val="1"/>
+      <w:numFmt w:val="bullet"/>
+      <w:lvlText w:val=""/>
+      <w:lvlJc w:val="left"/>
+      <w:pPr>
+        <w:tabs>
+          <w:tab w:val="num" w:pos="5040"/>
+        </w:tabs>
+        <w:ind w:left="5040" w:hanging="360"/>
+      </w:pPr>
+      <w:rPr>
+        <w:rFonts w:ascii="Wingdings" w:hAnsi="Wingdings" w:hint="default"/>
+        <w:sz w:val="20"/>
+      </w:rPr>
+    </w:lvl>
+    <w:lvl w:ilvl="7" w:tentative="1">
+      <w:start w:val="1"/>
+      <w:numFmt w:val="bullet"/>
+      <w:lvlText w:val=""/>
+      <w:lvlJc w:val="left"/>
+      <w:pPr>
+        <w:tabs>
+          <w:tab w:val="num" w:pos="5760"/>
+        </w:tabs>
+        <w:ind w:left="5760" w:hanging="360"/>
+      </w:pPr>
+      <w:rPr>
+        <w:rFonts w:ascii="Wingdings" w:hAnsi="Wingdings" w:hint="default"/>
+        <w:sz w:val="20"/>
+      </w:rPr>
+    </w:lvl>
+    <w:lvl w:ilvl="8" w:tentative="1">
+      <w:start w:val="1"/>
+      <w:numFmt w:val="bullet"/>
+      <w:lvlText w:val=""/>
+      <w:lvlJc w:val="left"/>
+      <w:pPr>
+        <w:tabs>
+          <w:tab w:val="num" w:pos="6480"/>
+        </w:tabs>
+        <w:ind w:left="6480" w:hanging="360"/>
+      </w:pPr>
+      <w:rPr>
+        <w:rFonts w:ascii="Wingdings" w:hAnsi="Wingdings" w:hint="default"/>
+        <w:sz w:val="20"/>
+      </w:rPr>
+    </w:lvl>
+  </w:abstractNum>
+  <w:abstractNum w:abstractNumId="20" w15:restartNumberingAfterBreak="0">
+    <w:nsid w:val="6AF47282"/>
+    <w:multiLevelType w:val="multilevel"/>
+    <w:tmpl w:val="79541128"/>
+    <w:lvl w:ilvl="0">
+      <w:start w:val="1"/>
+      <w:numFmt w:val="bullet"/>
+      <w:lvlText w:val=""/>
+      <w:lvlJc w:val="left"/>
+      <w:pPr>
+        <w:tabs>
+          <w:tab w:val="num" w:pos="720"/>
+        </w:tabs>
+        <w:ind w:left="720" w:hanging="360"/>
+      </w:pPr>
+      <w:rPr>
+        <w:rFonts w:ascii="Symbol" w:hAnsi="Symbol" w:hint="default"/>
+        <w:sz w:val="20"/>
+      </w:rPr>
+    </w:lvl>
+    <w:lvl w:ilvl="1" w:tentative="1">
+      <w:start w:val="1"/>
+      <w:numFmt w:val="bullet"/>
+      <w:lvlText w:val="o"/>
+      <w:lvlJc w:val="left"/>
+      <w:pPr>
+        <w:tabs>
+          <w:tab w:val="num" w:pos="1440"/>
+        </w:tabs>
+        <w:ind w:left="1440" w:hanging="360"/>
+      </w:pPr>
+      <w:rPr>
+        <w:rFonts w:ascii="Courier New" w:hAnsi="Courier New" w:hint="default"/>
+        <w:sz w:val="20"/>
+      </w:rPr>
+    </w:lvl>
+    <w:lvl w:ilvl="2" w:tentative="1">
+      <w:start w:val="1"/>
+      <w:numFmt w:val="bullet"/>
+      <w:lvlText w:val=""/>
+      <w:lvlJc w:val="left"/>
+      <w:pPr>
+        <w:tabs>
+          <w:tab w:val="num" w:pos="2160"/>
+        </w:tabs>
+        <w:ind w:left="2160" w:hanging="360"/>
+      </w:pPr>
+      <w:rPr>
+        <w:rFonts w:ascii="Wingdings" w:hAnsi="Wingdings" w:hint="default"/>
+        <w:sz w:val="20"/>
+      </w:rPr>
+    </w:lvl>
+    <w:lvl w:ilvl="3" w:tentative="1">
+      <w:start w:val="1"/>
+      <w:numFmt w:val="bullet"/>
+      <w:lvlText w:val=""/>
+      <w:lvlJc w:val="left"/>
+      <w:pPr>
+        <w:tabs>
+          <w:tab w:val="num" w:pos="2880"/>
+        </w:tabs>
+        <w:ind w:left="2880" w:hanging="360"/>
+      </w:pPr>
+      <w:rPr>
+        <w:rFonts w:ascii="Wingdings" w:hAnsi="Wingdings" w:hint="default"/>
+        <w:sz w:val="20"/>
+      </w:rPr>
+    </w:lvl>
+    <w:lvl w:ilvl="4" w:tentative="1">
+      <w:start w:val="1"/>
+      <w:numFmt w:val="bullet"/>
+      <w:lvlText w:val=""/>
+      <w:lvlJc w:val="left"/>
+      <w:pPr>
+        <w:tabs>
+          <w:tab w:val="num" w:pos="3600"/>
+        </w:tabs>
+        <w:ind w:left="3600" w:hanging="360"/>
+      </w:pPr>
+      <w:rPr>
+        <w:rFonts w:ascii="Wingdings" w:hAnsi="Wingdings" w:hint="default"/>
+        <w:sz w:val="20"/>
+      </w:rPr>
+    </w:lvl>
+    <w:lvl w:ilvl="5" w:tentative="1">
+      <w:start w:val="1"/>
+      <w:numFmt w:val="bullet"/>
+      <w:lvlText w:val=""/>
+      <w:lvlJc w:val="left"/>
+      <w:pPr>
+        <w:tabs>
+          <w:tab w:val="num" w:pos="4320"/>
+        </w:tabs>
+        <w:ind w:left="4320" w:hanging="360"/>
+      </w:pPr>
+      <w:rPr>
+        <w:rFonts w:ascii="Wingdings" w:hAnsi="Wingdings" w:hint="default"/>
+        <w:sz w:val="20"/>
+      </w:rPr>
+    </w:lvl>
+    <w:lvl w:ilvl="6" w:tentative="1">
+      <w:start w:val="1"/>
+      <w:numFmt w:val="bullet"/>
+      <w:lvlText w:val=""/>
+      <w:lvlJc w:val="left"/>
+      <w:pPr>
+        <w:tabs>
+          <w:tab w:val="num" w:pos="5040"/>
+        </w:tabs>
+        <w:ind w:left="5040" w:hanging="360"/>
+      </w:pPr>
+      <w:rPr>
+        <w:rFonts w:ascii="Wingdings" w:hAnsi="Wingdings" w:hint="default"/>
+        <w:sz w:val="20"/>
+      </w:rPr>
+    </w:lvl>
+    <w:lvl w:ilvl="7" w:tentative="1">
+      <w:start w:val="1"/>
+      <w:numFmt w:val="bullet"/>
+      <w:lvlText w:val=""/>
+      <w:lvlJc w:val="left"/>
+      <w:pPr>
+        <w:tabs>
+          <w:tab w:val="num" w:pos="5760"/>
+        </w:tabs>
+        <w:ind w:left="5760" w:hanging="360"/>
+      </w:pPr>
+      <w:rPr>
+        <w:rFonts w:ascii="Wingdings" w:hAnsi="Wingdings" w:hint="default"/>
+        <w:sz w:val="20"/>
+      </w:rPr>
+    </w:lvl>
+    <w:lvl w:ilvl="8" w:tentative="1">
+      <w:start w:val="1"/>
+      <w:numFmt w:val="bullet"/>
+      <w:lvlText w:val=""/>
+      <w:lvlJc w:val="left"/>
+      <w:pPr>
+        <w:tabs>
+          <w:tab w:val="num" w:pos="6480"/>
+        </w:tabs>
+        <w:ind w:left="6480" w:hanging="360"/>
+      </w:pPr>
+      <w:rPr>
+        <w:rFonts w:ascii="Wingdings" w:hAnsi="Wingdings" w:hint="default"/>
+        <w:sz w:val="20"/>
+      </w:rPr>
+    </w:lvl>
+  </w:abstractNum>
+  <w:abstractNum w:abstractNumId="21" w15:restartNumberingAfterBreak="0">
+    <w:nsid w:val="6E225250"/>
+    <w:multiLevelType w:val="multilevel"/>
+    <w:tmpl w:val="19E602DC"/>
+    <w:lvl w:ilvl="0">
+      <w:start w:val="1"/>
+      <w:numFmt w:val="decimal"/>
+      <w:lvlText w:val="%1."/>
+      <w:lvlJc w:val="left"/>
+      <w:pPr>
+        <w:tabs>
+          <w:tab w:val="num" w:pos="720"/>
+        </w:tabs>
+        <w:ind w:left="720" w:hanging="360"/>
+      </w:pPr>
+    </w:lvl>
+    <w:lvl w:ilvl="1" w:tentative="1">
+      <w:start w:val="1"/>
+      <w:numFmt w:val="decimal"/>
+      <w:lvlText w:val="%2."/>
+      <w:lvlJc w:val="left"/>
+      <w:pPr>
+        <w:tabs>
+          <w:tab w:val="num" w:pos="1440"/>
+        </w:tabs>
+        <w:ind w:left="1440" w:hanging="360"/>
+      </w:pPr>
+    </w:lvl>
+    <w:lvl w:ilvl="2" w:tentative="1">
+      <w:start w:val="1"/>
+      <w:numFmt w:val="decimal"/>
+      <w:lvlText w:val="%3."/>
+      <w:lvlJc w:val="left"/>
+      <w:pPr>
+        <w:tabs>
+          <w:tab w:val="num" w:pos="2160"/>
+        </w:tabs>
+        <w:ind w:left="2160" w:hanging="360"/>
+      </w:pPr>
+    </w:lvl>
+    <w:lvl w:ilvl="3" w:tentative="1">
+      <w:start w:val="1"/>
+      <w:numFmt w:val="decimal"/>
+      <w:lvlText w:val="%4."/>
+      <w:lvlJc w:val="left"/>
+      <w:pPr>
+        <w:tabs>
+          <w:tab w:val="num" w:pos="2880"/>
+        </w:tabs>
+        <w:ind w:left="2880" w:hanging="360"/>
+      </w:pPr>
+    </w:lvl>
+    <w:lvl w:ilvl="4" w:tentative="1">
+      <w:start w:val="1"/>
+      <w:numFmt w:val="decimal"/>
+      <w:lvlText w:val="%5."/>
+      <w:lvlJc w:val="left"/>
+      <w:pPr>
+        <w:tabs>
+          <w:tab w:val="num" w:pos="3600"/>
+        </w:tabs>
+        <w:ind w:left="3600" w:hanging="360"/>
+      </w:pPr>
+    </w:lvl>
+    <w:lvl w:ilvl="5" w:tentative="1">
+      <w:start w:val="1"/>
+      <w:numFmt w:val="decimal"/>
+      <w:lvlText w:val="%6."/>
+      <w:lvlJc w:val="left"/>
+      <w:pPr>
+        <w:tabs>
+          <w:tab w:val="num" w:pos="4320"/>
+        </w:tabs>
+        <w:ind w:left="4320" w:hanging="360"/>
+      </w:pPr>
+    </w:lvl>
+    <w:lvl w:ilvl="6" w:tentative="1">
+      <w:start w:val="1"/>
+      <w:numFmt w:val="decimal"/>
+      <w:lvlText w:val="%7."/>
+      <w:lvlJc w:val="left"/>
+      <w:pPr>
+        <w:tabs>
+          <w:tab w:val="num" w:pos="5040"/>
+        </w:tabs>
+        <w:ind w:left="5040" w:hanging="360"/>
+      </w:pPr>
+    </w:lvl>
+    <w:lvl w:ilvl="7" w:tentative="1">
+      <w:start w:val="1"/>
+      <w:numFmt w:val="decimal"/>
+      <w:lvlText w:val="%8."/>
+      <w:lvlJc w:val="left"/>
+      <w:pPr>
+        <w:tabs>
+          <w:tab w:val="num" w:pos="5760"/>
+        </w:tabs>
+        <w:ind w:left="5760" w:hanging="360"/>
+      </w:pPr>
+    </w:lvl>
+    <w:lvl w:ilvl="8" w:tentative="1">
+      <w:start w:val="1"/>
+      <w:numFmt w:val="decimal"/>
+      <w:lvlText w:val="%9."/>
+      <w:lvlJc w:val="left"/>
+      <w:pPr>
+        <w:tabs>
+          <w:tab w:val="num" w:pos="6480"/>
+        </w:tabs>
+        <w:ind w:left="6480" w:hanging="360"/>
+      </w:pPr>
+    </w:lvl>
+  </w:abstractNum>
+  <w:abstractNum w:abstractNumId="22" w15:restartNumberingAfterBreak="0">
+    <w:nsid w:val="75DB199E"/>
+    <w:multiLevelType w:val="multilevel"/>
+    <w:tmpl w:val="CB5402E8"/>
+    <w:lvl w:ilvl="0">
+      <w:start w:val="1"/>
+      <w:numFmt w:val="bullet"/>
+      <w:lvlText w:val=""/>
+      <w:lvlJc w:val="left"/>
+      <w:pPr>
+        <w:tabs>
+          <w:tab w:val="num" w:pos="720"/>
+        </w:tabs>
+        <w:ind w:left="720" w:hanging="360"/>
+      </w:pPr>
+      <w:rPr>
+        <w:rFonts w:ascii="Symbol" w:hAnsi="Symbol" w:hint="default"/>
+        <w:sz w:val="20"/>
+      </w:rPr>
+    </w:lvl>
+    <w:lvl w:ilvl="1" w:tentative="1">
+      <w:start w:val="1"/>
+      <w:numFmt w:val="bullet"/>
+      <w:lvlText w:val="o"/>
+      <w:lvlJc w:val="left"/>
+      <w:pPr>
+        <w:tabs>
+          <w:tab w:val="num" w:pos="1440"/>
+        </w:tabs>
+        <w:ind w:left="1440" w:hanging="360"/>
+      </w:pPr>
+      <w:rPr>
+        <w:rFonts w:ascii="Courier New" w:hAnsi="Courier New" w:hint="default"/>
+        <w:sz w:val="20"/>
+      </w:rPr>
+    </w:lvl>
+    <w:lvl w:ilvl="2" w:tentative="1">
+      <w:start w:val="1"/>
+      <w:numFmt w:val="bullet"/>
+      <w:lvlText w:val=""/>
+      <w:lvlJc w:val="left"/>
+      <w:pPr>
+        <w:tabs>
+          <w:tab w:val="num" w:pos="2160"/>
+        </w:tabs>
+        <w:ind w:left="2160" w:hanging="360"/>
+      </w:pPr>
+      <w:rPr>
+        <w:rFonts w:ascii="Wingdings" w:hAnsi="Wingdings" w:hint="default"/>
+        <w:sz w:val="20"/>
+      </w:rPr>
+    </w:lvl>
+    <w:lvl w:ilvl="3" w:tentative="1">
+      <w:start w:val="1"/>
+      <w:numFmt w:val="bullet"/>
+      <w:lvlText w:val=""/>
+      <w:lvlJc w:val="left"/>
+      <w:pPr>
+        <w:tabs>
+          <w:tab w:val="num" w:pos="2880"/>
+        </w:tabs>
+        <w:ind w:left="2880" w:hanging="360"/>
+      </w:pPr>
+      <w:rPr>
+        <w:rFonts w:ascii="Wingdings" w:hAnsi="Wingdings" w:hint="default"/>
+        <w:sz w:val="20"/>
+      </w:rPr>
+    </w:lvl>
+    <w:lvl w:ilvl="4" w:tentative="1">
+      <w:start w:val="1"/>
+      <w:numFmt w:val="bullet"/>
+      <w:lvlText w:val=""/>
+      <w:lvlJc w:val="left"/>
+      <w:pPr>
+        <w:tabs>
+          <w:tab w:val="num" w:pos="3600"/>
+        </w:tabs>
+        <w:ind w:left="3600" w:hanging="360"/>
+      </w:pPr>
+      <w:rPr>
+        <w:rFonts w:ascii="Wingdings" w:hAnsi="Wingdings" w:hint="default"/>
+        <w:sz w:val="20"/>
+      </w:rPr>
+    </w:lvl>
+    <w:lvl w:ilvl="5" w:tentative="1">
+      <w:start w:val="1"/>
+      <w:numFmt w:val="bullet"/>
+      <w:lvlText w:val=""/>
+      <w:lvlJc w:val="left"/>
+      <w:pPr>
+        <w:tabs>
+          <w:tab w:val="num" w:pos="4320"/>
+        </w:tabs>
+        <w:ind w:left="4320" w:hanging="360"/>
+      </w:pPr>
+      <w:rPr>
+        <w:rFonts w:ascii="Wingdings" w:hAnsi="Wingdings" w:hint="default"/>
+        <w:sz w:val="20"/>
+      </w:rPr>
+    </w:lvl>
+    <w:lvl w:ilvl="6" w:tentative="1">
+      <w:start w:val="1"/>
+      <w:numFmt w:val="bullet"/>
+      <w:lvlText w:val=""/>
+      <w:lvlJc w:val="left"/>
+      <w:pPr>
+        <w:tabs>
+          <w:tab w:val="num" w:pos="5040"/>
+        </w:tabs>
+        <w:ind w:left="5040" w:hanging="360"/>
+      </w:pPr>
+      <w:rPr>
+        <w:rFonts w:ascii="Wingdings" w:hAnsi="Wingdings" w:hint="default"/>
+        <w:sz w:val="20"/>
+      </w:rPr>
+    </w:lvl>
+    <w:lvl w:ilvl="7" w:tentative="1">
+      <w:start w:val="1"/>
+      <w:numFmt w:val="bullet"/>
+      <w:lvlText w:val=""/>
+      <w:lvlJc w:val="left"/>
+      <w:pPr>
+        <w:tabs>
+          <w:tab w:val="num" w:pos="5760"/>
+        </w:tabs>
+        <w:ind w:left="5760" w:hanging="360"/>
+      </w:pPr>
+      <w:rPr>
+        <w:rFonts w:ascii="Wingdings" w:hAnsi="Wingdings" w:hint="default"/>
+        <w:sz w:val="20"/>
+      </w:rPr>
+    </w:lvl>
+    <w:lvl w:ilvl="8" w:tentative="1">
+      <w:start w:val="1"/>
+      <w:numFmt w:val="bullet"/>
+      <w:lvlText w:val=""/>
+      <w:lvlJc w:val="left"/>
+      <w:pPr>
+        <w:tabs>
+          <w:tab w:val="num" w:pos="6480"/>
+        </w:tabs>
+        <w:ind w:left="6480" w:hanging="360"/>
+      </w:pPr>
+      <w:rPr>
+        <w:rFonts w:ascii="Wingdings" w:hAnsi="Wingdings" w:hint="default"/>
+        <w:sz w:val="20"/>
+      </w:rPr>
+    </w:lvl>
+  </w:abstractNum>
+  <w:abstractNum w:abstractNumId="23" w15:restartNumberingAfterBreak="0">
+    <w:nsid w:val="75F470BF"/>
+    <w:multiLevelType w:val="hybridMultilevel"/>
+    <w:tmpl w:val="555411F2"/>
+    <w:lvl w:ilvl="0" w:tplc="6308AC22">
+      <w:start w:val="1"/>
+      <w:numFmt w:val="decimal"/>
+      <w:pStyle w:val="Titre1"/>
+      <w:lvlText w:val="%1."/>
+      <w:lvlJc w:val="left"/>
+      <w:pPr>
+        <w:ind w:left="1117" w:hanging="360"/>
+      </w:pPr>
+    </w:lvl>
+    <w:lvl w:ilvl="1" w:tplc="040C0019" w:tentative="1">
+      <w:start w:val="1"/>
+      <w:numFmt w:val="lowerLetter"/>
+      <w:lvlText w:val="%2."/>
+      <w:lvlJc w:val="left"/>
+      <w:pPr>
+        <w:ind w:left="1837" w:hanging="360"/>
+      </w:pPr>
+    </w:lvl>
+    <w:lvl w:ilvl="2" w:tplc="040C001B" w:tentative="1">
+      <w:start w:val="1"/>
+      <w:numFmt w:val="lowerRoman"/>
+      <w:lvlText w:val="%3."/>
+      <w:lvlJc w:val="right"/>
+      <w:pPr>
+        <w:ind w:left="2557" w:hanging="180"/>
+      </w:pPr>
+    </w:lvl>
+    <w:lvl w:ilvl="3" w:tplc="040C000F" w:tentative="1">
+      <w:start w:val="1"/>
+      <w:numFmt w:val="decimal"/>
+      <w:lvlText w:val="%4."/>
+      <w:lvlJc w:val="left"/>
+      <w:pPr>
+        <w:ind w:left="3277" w:hanging="360"/>
+      </w:pPr>
+    </w:lvl>
+    <w:lvl w:ilvl="4" w:tplc="040C0019" w:tentative="1">
+      <w:start w:val="1"/>
+      <w:numFmt w:val="lowerLetter"/>
+      <w:lvlText w:val="%5."/>
+      <w:lvlJc w:val="left"/>
+      <w:pPr>
+        <w:ind w:left="3997" w:hanging="360"/>
+      </w:pPr>
+    </w:lvl>
+    <w:lvl w:ilvl="5" w:tplc="040C001B" w:tentative="1">
+      <w:start w:val="1"/>
+      <w:numFmt w:val="lowerRoman"/>
+      <w:lvlText w:val="%6."/>
+      <w:lvlJc w:val="right"/>
+      <w:pPr>
+        <w:ind w:left="4717" w:hanging="180"/>
+      </w:pPr>
+    </w:lvl>
+    <w:lvl w:ilvl="6" w:tplc="040C000F" w:tentative="1">
+      <w:start w:val="1"/>
+      <w:numFmt w:val="decimal"/>
+      <w:lvlText w:val="%7."/>
+      <w:lvlJc w:val="left"/>
+      <w:pPr>
+        <w:ind w:left="5437" w:hanging="360"/>
+      </w:pPr>
+    </w:lvl>
+    <w:lvl w:ilvl="7" w:tplc="040C0019" w:tentative="1">
+      <w:start w:val="1"/>
+      <w:numFmt w:val="lowerLetter"/>
+      <w:lvlText w:val="%8."/>
+      <w:lvlJc w:val="left"/>
+      <w:pPr>
+        <w:ind w:left="6157" w:hanging="360"/>
+      </w:pPr>
+    </w:lvl>
+    <w:lvl w:ilvl="8" w:tplc="040C001B" w:tentative="1">
+      <w:start w:val="1"/>
+      <w:numFmt w:val="lowerRoman"/>
+      <w:lvlText w:val="%9."/>
+      <w:lvlJc w:val="right"/>
+      <w:pPr>
+        <w:ind w:left="6877" w:hanging="180"/>
+      </w:pPr>
+    </w:lvl>
+  </w:abstractNum>
+  <w:abstractNum w:abstractNumId="24" w15:restartNumberingAfterBreak="0">
+    <w:nsid w:val="7FD447FD"/>
+    <w:multiLevelType w:val="multilevel"/>
+    <w:tmpl w:val="DB7E151C"/>
+    <w:lvl w:ilvl="0">
+      <w:start w:val="1"/>
+      <w:numFmt w:val="decimal"/>
+      <w:lvlText w:val="%1."/>
+      <w:lvlJc w:val="left"/>
+      <w:pPr>
+        <w:tabs>
+          <w:tab w:val="num" w:pos="720"/>
+        </w:tabs>
+        <w:ind w:left="720" w:hanging="360"/>
+      </w:pPr>
+    </w:lvl>
+    <w:lvl w:ilvl="1" w:tentative="1">
+      <w:start w:val="1"/>
+      <w:numFmt w:val="decimal"/>
+      <w:lvlText w:val="%2."/>
+      <w:lvlJc w:val="left"/>
+      <w:pPr>
+        <w:tabs>
+          <w:tab w:val="num" w:pos="1440"/>
+        </w:tabs>
+        <w:ind w:left="1440" w:hanging="360"/>
+      </w:pPr>
+    </w:lvl>
+    <w:lvl w:ilvl="2" w:tentative="1">
+      <w:start w:val="1"/>
+      <w:numFmt w:val="decimal"/>
+      <w:lvlText w:val="%3."/>
+      <w:lvlJc w:val="left"/>
+      <w:pPr>
+        <w:tabs>
+          <w:tab w:val="num" w:pos="2160"/>
+        </w:tabs>
+        <w:ind w:left="2160" w:hanging="360"/>
+      </w:pPr>
+    </w:lvl>
+    <w:lvl w:ilvl="3" w:tentative="1">
+      <w:start w:val="1"/>
+      <w:numFmt w:val="decimal"/>
+      <w:lvlText w:val="%4."/>
+      <w:lvlJc w:val="left"/>
+      <w:pPr>
+        <w:tabs>
+          <w:tab w:val="num" w:pos="2880"/>
+        </w:tabs>
+        <w:ind w:left="2880" w:hanging="360"/>
+      </w:pPr>
+    </w:lvl>
+    <w:lvl w:ilvl="4" w:tentative="1">
+      <w:start w:val="1"/>
+      <w:numFmt w:val="decimal"/>
+      <w:lvlText w:val="%5."/>
+      <w:lvlJc w:val="left"/>
+      <w:pPr>
+        <w:tabs>
+          <w:tab w:val="num" w:pos="3600"/>
+        </w:tabs>
+        <w:ind w:left="3600" w:hanging="360"/>
+      </w:pPr>
+    </w:lvl>
+    <w:lvl w:ilvl="5" w:tentative="1">
+      <w:start w:val="1"/>
+      <w:numFmt w:val="decimal"/>
+      <w:lvlText w:val="%6."/>
+      <w:lvlJc w:val="left"/>
+      <w:pPr>
+        <w:tabs>
+          <w:tab w:val="num" w:pos="4320"/>
+        </w:tabs>
+        <w:ind w:left="4320" w:hanging="360"/>
+      </w:pPr>
+    </w:lvl>
+    <w:lvl w:ilvl="6" w:tentative="1">
+      <w:start w:val="1"/>
+      <w:numFmt w:val="decimal"/>
+      <w:lvlText w:val="%7."/>
+      <w:lvlJc w:val="left"/>
+      <w:pPr>
+        <w:tabs>
+          <w:tab w:val="num" w:pos="5040"/>
+        </w:tabs>
+        <w:ind w:left="5040" w:hanging="360"/>
+      </w:pPr>
+    </w:lvl>
+    <w:lvl w:ilvl="7" w:tentative="1">
+      <w:start w:val="1"/>
+      <w:numFmt w:val="decimal"/>
+      <w:lvlText w:val="%8."/>
+      <w:lvlJc w:val="left"/>
+      <w:pPr>
+        <w:tabs>
+          <w:tab w:val="num" w:pos="5760"/>
+        </w:tabs>
+        <w:ind w:left="5760" w:hanging="360"/>
+      </w:pPr>
+    </w:lvl>
+    <w:lvl w:ilvl="8" w:tentative="1">
+      <w:start w:val="1"/>
+      <w:numFmt w:val="decimal"/>
+      <w:lvlText w:val="%9."/>
+      <w:lvlJc w:val="left"/>
+      <w:pPr>
+        <w:tabs>
+          <w:tab w:val="num" w:pos="6480"/>
+        </w:tabs>
+        <w:ind w:left="6480" w:hanging="360"/>
+      </w:pPr>
+    </w:lvl>
+  </w:abstractNum>
+  <w:num w:numId="1" w16cid:durableId="1659771712">
+    <w:abstractNumId w:val="11"/>
+  </w:num>
+  <w:num w:numId="2" w16cid:durableId="555556461">
+    <w:abstractNumId w:val="23"/>
+  </w:num>
+  <w:num w:numId="3" w16cid:durableId="25300573">
+    <w:abstractNumId w:val="9"/>
+  </w:num>
+  <w:num w:numId="4" w16cid:durableId="881402830">
+    <w:abstractNumId w:val="17"/>
+  </w:num>
+  <w:num w:numId="5" w16cid:durableId="1938634749">
+    <w:abstractNumId w:val="22"/>
+  </w:num>
+  <w:num w:numId="6" w16cid:durableId="116804452">
+    <w:abstractNumId w:val="4"/>
+  </w:num>
+  <w:num w:numId="7" w16cid:durableId="1205170100">
+    <w:abstractNumId w:val="3"/>
+  </w:num>
+  <w:num w:numId="8" w16cid:durableId="1833058675">
+    <w:abstractNumId w:val="7"/>
+  </w:num>
+  <w:num w:numId="9" w16cid:durableId="627516806">
+    <w:abstractNumId w:val="15"/>
+  </w:num>
+  <w:num w:numId="10" w16cid:durableId="669059982">
+    <w:abstractNumId w:val="24"/>
+  </w:num>
+  <w:num w:numId="11" w16cid:durableId="830751421">
+    <w:abstractNumId w:val="8"/>
+  </w:num>
+  <w:num w:numId="12" w16cid:durableId="819538675">
+    <w:abstractNumId w:val="1"/>
+  </w:num>
+  <w:num w:numId="13" w16cid:durableId="1310550826">
     <w:abstractNumId w:val="0"/>
+  </w:num>
+  <w:num w:numId="14" w16cid:durableId="1706759817">
+    <w:abstractNumId w:val="19"/>
+  </w:num>
+  <w:num w:numId="15" w16cid:durableId="1234317051">
+    <w:abstractNumId w:val="13"/>
+  </w:num>
+  <w:num w:numId="16" w16cid:durableId="93209904">
+    <w:abstractNumId w:val="18"/>
+  </w:num>
+  <w:num w:numId="17" w16cid:durableId="509099529">
+    <w:abstractNumId w:val="2"/>
+  </w:num>
+  <w:num w:numId="18" w16cid:durableId="2126269474">
+    <w:abstractNumId w:val="5"/>
+  </w:num>
+  <w:num w:numId="19" w16cid:durableId="1691300094">
+    <w:abstractNumId w:val="12"/>
+  </w:num>
+  <w:num w:numId="20" w16cid:durableId="495850429">
+    <w:abstractNumId w:val="10"/>
+  </w:num>
+  <w:num w:numId="21" w16cid:durableId="923417360">
+    <w:abstractNumId w:val="20"/>
+  </w:num>
+  <w:num w:numId="22" w16cid:durableId="380593106">
+    <w:abstractNumId w:val="21"/>
+  </w:num>
+  <w:num w:numId="23" w16cid:durableId="596911627">
+    <w:abstractNumId w:val="16"/>
+  </w:num>
+  <w:num w:numId="24" w16cid:durableId="1158228824">
+    <w:abstractNumId w:val="14"/>
+  </w:num>
+  <w:num w:numId="25" w16cid:durableId="1176576786">
+    <w:abstractNumId w:val="6"/>
   </w:num>
 </w:numbering>
 </file>
 
 <file path=word/styles.xml><?xml version="1.0" encoding="utf-8"?>
-<w:styles xmlns:mc="http://schemas.openxmlformats.org/markup-compatibility/2006" xmlns:r="http://schemas.openxmlformats.org/officeDocument/2006/relationships" xmlns:w="http://schemas.openxmlformats.org/wordprocessingml/2006/main" xmlns:w14="http://schemas.microsoft.com/office/word/2010/wordml" xmlns:w15="http://schemas.microsoft.com/office/word/2012/wordml" xmlns:w16cid="http://schemas.microsoft.com/office/word/2016/wordml/cid" xmlns:w16se="http://schemas.microsoft.com/office/word/2015/wordml/symex" mc:Ignorable="w14 w15 w16se w16cid">
+<w:styles xmlns:mc="http://schemas.openxmlformats.org/markup-compatibility/2006" xmlns:r="http://schemas.openxmlformats.org/officeDocument/2006/relationships" xmlns:w="http://schemas.openxmlformats.org/wordprocessingml/2006/main" xmlns:w14="http://schemas.microsoft.com/office/word/2010/wordml" xmlns:w15="http://schemas.microsoft.com/office/word/2012/wordml" xmlns:w16cex="http://schemas.microsoft.com/office/word/2018/wordml/cex" xmlns:w16cid="http://schemas.microsoft.com/office/word/2016/wordml/cid" xmlns:w16="http://schemas.microsoft.com/office/word/2018/wordml" xmlns:w16du="http://schemas.microsoft.com/office/word/2023/wordml/word16du" xmlns:w16sdtdh="http://schemas.microsoft.com/office/word/2020/wordml/sdtdatahash" xmlns:w16sdtfl="http://schemas.microsoft.com/office/word/2024/wordml/sdtformatlock" xmlns:w16se="http://schemas.microsoft.com/office/word/2015/wordml/symex" mc:Ignorable="w14 w15 w16se w16cid w16 w16cex w16sdtdh w16sdtfl w16du">
   <w:docDefaults>
     <w:rPrDefault>
       <w:rPr>
@@ -918,7 +9766,7 @@
       </w:pPr>
     </w:pPrDefault>
   </w:docDefaults>
-  <w:latentStyles w:defLockedState="0" w:defUIPriority="99" w:defSemiHidden="0" w:defUnhideWhenUsed="0" w:defQFormat="0" w:count="377">
+  <w:latentStyles w:defLockedState="0" w:defUIPriority="99" w:defSemiHidden="0" w:defUnhideWhenUsed="0" w:defQFormat="0" w:count="376">
     <w:lsdException w:name="Normal" w:uiPriority="0"/>
     <w:lsdException w:name="heading 1" w:uiPriority="9" w:qFormat="1"/>
     <w:lsdException w:name="heading 2" w:semiHidden="1" w:uiPriority="9" w:unhideWhenUsed="1" w:qFormat="1"/>
@@ -1006,7 +9854,7 @@
     <w:lsdException w:name="Block Text" w:semiHidden="1" w:unhideWhenUsed="1"/>
     <w:lsdException w:name="Hyperlink" w:semiHidden="1" w:unhideWhenUsed="1"/>
     <w:lsdException w:name="FollowedHyperlink" w:semiHidden="1" w:unhideWhenUsed="1"/>
-    <w:lsdException w:name="Strong" w:uiPriority="22"/>
+    <w:lsdException w:name="Strong" w:uiPriority="22" w:qFormat="1"/>
     <w:lsdException w:name="Emphasis" w:uiPriority="20"/>
     <w:lsdException w:name="Document Map" w:semiHidden="1" w:unhideWhenUsed="1"/>
     <w:lsdException w:name="Plain Text" w:semiHidden="1" w:unhideWhenUsed="1"/>
@@ -1073,7 +9921,7 @@
     <w:lsdException w:name="Table Web 2" w:semiHidden="1" w:unhideWhenUsed="1"/>
     <w:lsdException w:name="Table Web 3" w:semiHidden="1" w:unhideWhenUsed="1"/>
     <w:lsdException w:name="Balloon Text" w:semiHidden="1" w:unhideWhenUsed="1"/>
-    <w:lsdException w:name="Table Grid" w:semiHidden="1" w:uiPriority="59" w:unhideWhenUsed="1"/>
+    <w:lsdException w:name="Table Grid" w:uiPriority="59"/>
     <w:lsdException w:name="Table Theme" w:semiHidden="1" w:unhideWhenUsed="1"/>
     <w:lsdException w:name="Placeholder Text" w:semiHidden="1"/>
     <w:lsdException w:name="No Spacing" w:uiPriority="1"/>
@@ -1295,7 +10143,6 @@
     <w:lsdException w:name="Hashtag" w:semiHidden="1" w:unhideWhenUsed="1"/>
     <w:lsdException w:name="Unresolved Mention" w:semiHidden="1" w:unhideWhenUsed="1"/>
     <w:lsdException w:name="Smart Link" w:semiHidden="1" w:unhideWhenUsed="1"/>
-    <w:lsdException w:name="Smart Link Error" w:semiHidden="1" w:unhideWhenUsed="1"/>
   </w:latentStyles>
   <w:style w:type="paragraph" w:default="1" w:styleId="Normal">
     <w:name w:val="Normal"/>
@@ -1318,11 +10165,14 @@
     <w:link w:val="Titre1Car"/>
     <w:uiPriority w:val="9"/>
     <w:qFormat/>
-    <w:rsid w:val="009E28CE"/>
+    <w:rsid w:val="0084611F"/>
     <w:pPr>
       <w:keepNext/>
       <w:keepLines/>
       <w:pageBreakBefore/>
+      <w:numPr>
+        <w:numId w:val="2"/>
+      </w:numPr>
       <w:spacing w:before="480" w:after="240"/>
       <w:jc w:val="left"/>
       <w:outlineLvl w:val="0"/>
@@ -1343,10 +10193,12 @@
     <w:uiPriority w:val="9"/>
     <w:unhideWhenUsed/>
     <w:qFormat/>
-    <w:rsid w:val="006F15F3"/>
+    <w:rsid w:val="0065464E"/>
     <w:pPr>
+      <w:numPr>
+        <w:numId w:val="8"/>
+      </w:numPr>
       <w:spacing w:before="200" w:after="240"/>
-      <w:ind w:firstLine="0"/>
       <w:outlineLvl w:val="1"/>
     </w:pPr>
     <w:rPr>
@@ -1367,8 +10219,10 @@
     <w:qFormat/>
     <w:rsid w:val="00E15FAE"/>
     <w:pPr>
+      <w:numPr>
+        <w:numId w:val="9"/>
+      </w:numPr>
       <w:spacing w:before="200"/>
-      <w:ind w:firstLine="0"/>
       <w:outlineLvl w:val="2"/>
     </w:pPr>
     <w:rPr>
@@ -1402,7 +10256,6 @@
   <w:style w:type="character" w:default="1" w:styleId="Policepardfaut">
     <w:name w:val="Default Paragraph Font"/>
     <w:uiPriority w:val="1"/>
-    <w:semiHidden/>
     <w:unhideWhenUsed/>
   </w:style>
   <w:style w:type="table" w:default="1" w:styleId="TableauNormal">
@@ -1491,6 +10344,7 @@
     <w:name w:val="Strong"/>
     <w:basedOn w:val="Policepardfaut"/>
     <w:uiPriority w:val="22"/>
+    <w:qFormat/>
     <w:rsid w:val="006F15F3"/>
     <w:rPr>
       <w:rFonts w:ascii="Times New Roman" w:hAnsi="Times New Roman"/>
@@ -1532,7 +10386,7 @@
     <w:basedOn w:val="Policepardfaut"/>
     <w:link w:val="Titre1"/>
     <w:uiPriority w:val="9"/>
-    <w:rsid w:val="009E28CE"/>
+    <w:rsid w:val="0084611F"/>
     <w:rPr>
       <w:rFonts w:ascii="Times New Roman" w:eastAsiaTheme="majorEastAsia" w:hAnsi="Times New Roman" w:cstheme="majorBidi"/>
       <w:b/>
@@ -2135,6 +10989,38 @@
       <w:shd w:val="clear" w:color="auto" w:fill="E1DFDD"/>
     </w:rPr>
   </w:style>
+  <w:style w:type="character" w:styleId="Titredulivre">
+    <w:name w:val="Book Title"/>
+    <w:basedOn w:val="Policepardfaut"/>
+    <w:uiPriority w:val="33"/>
+    <w:qFormat/>
+    <w:rsid w:val="003F20FD"/>
+    <w:rPr>
+      <w:b/>
+      <w:bCs/>
+      <w:i/>
+      <w:iCs/>
+      <w:spacing w:val="5"/>
+    </w:rPr>
+  </w:style>
+  <w:style w:type="paragraph" w:styleId="NormalWeb">
+    <w:name w:val="Normal (Web)"/>
+    <w:basedOn w:val="Normal"/>
+    <w:uiPriority w:val="99"/>
+    <w:semiHidden/>
+    <w:unhideWhenUsed/>
+    <w:rsid w:val="00533C32"/>
+    <w:pPr>
+      <w:spacing w:before="100" w:beforeAutospacing="1" w:after="100" w:afterAutospacing="1" w:line="240" w:lineRule="auto"/>
+      <w:ind w:right="0" w:firstLine="0"/>
+      <w:jc w:val="left"/>
+    </w:pPr>
+    <w:rPr>
+      <w:rFonts w:eastAsia="Times New Roman" w:cs="Times New Roman"/>
+      <w:szCs w:val="24"/>
+      <w:lang w:eastAsia="fr-FR"/>
+    </w:rPr>
+  </w:style>
 </w:styles>
 </file>
 

--- a/org.bpy.score.help/Doc/French/User_manual/Manuel utilisateur.docx
+++ b/org.bpy.score.help/Doc/French/User_manual/Manuel utilisateur.docx
@@ -2610,12 +2610,17 @@
     </w:p>
     <w:p>
       <w:r>
+        <w:t>Cet outil, dont vous ci-dessous une vue d’ensemble, est donc composés de vues, d’éditeurs et d’autres mécaniques qui vont être décrit dans les chapitres suivants.</w:t>
+      </w:r>
+    </w:p>
+    <w:p>
+      <w:r>
         <w:rPr>
           <w:noProof/>
           <w:lang w:eastAsia="fr-FR"/>
         </w:rPr>
         <w:drawing>
-          <wp:inline distT="0" distB="0" distL="0" distR="0" wp14:anchorId="6DC67535" wp14:editId="718B62CB">
+          <wp:inline distT="0" distB="0" distL="0" distR="0" wp14:anchorId="62CBF17B" wp14:editId="44FBEFE6">
             <wp:extent cx="5962650" cy="3257550"/>
             <wp:effectExtent l="0" t="0" r="0" b="0"/>
             <wp:docPr id="1" name="Image 1"/>
@@ -2665,11 +2670,6 @@
       </w:r>
     </w:p>
     <w:p>
-      <w:r>
-        <w:t>Cet outil est donc composés de vues, d’éditeurs et d’autres mécaniques qui vont être décrit dans les chapitres suivants.</w:t>
-      </w:r>
-    </w:p>
-    <w:p>
       <w:pPr>
         <w:pStyle w:val="Titre3"/>
       </w:pPr>
@@ -2802,7 +2802,7 @@
           <w:noProof/>
         </w:rPr>
         <w:drawing>
-          <wp:inline distT="0" distB="0" distL="0" distR="0" wp14:anchorId="0B59FF5C" wp14:editId="16A61868">
+          <wp:inline distT="0" distB="0" distL="0" distR="0" wp14:anchorId="102F19D5" wp14:editId="79FEBA98">
             <wp:extent cx="5972810" cy="1745615"/>
             <wp:effectExtent l="0" t="0" r="0" b="0"/>
             <wp:docPr id="1820760465" name="Image 1"/>
@@ -3003,7 +3003,7 @@
           <w:noProof/>
         </w:rPr>
         <w:drawing>
-          <wp:inline distT="0" distB="0" distL="0" distR="0" wp14:anchorId="7D031928" wp14:editId="7AE90964">
+          <wp:inline distT="0" distB="0" distL="0" distR="0" wp14:anchorId="3C495E97" wp14:editId="65BEACFB">
             <wp:extent cx="4587638" cy="1867062"/>
             <wp:effectExtent l="0" t="0" r="3810" b="0"/>
             <wp:docPr id="1943548890" name="Image 1"/>
@@ -3058,7 +3058,7 @@
           <w:noProof/>
         </w:rPr>
         <w:drawing>
-          <wp:inline distT="0" distB="0" distL="0" distR="0" wp14:anchorId="591A36E4" wp14:editId="5DB8A284">
+          <wp:inline distT="0" distB="0" distL="0" distR="0" wp14:anchorId="5EFF0920" wp14:editId="790DF8B2">
             <wp:extent cx="5121084" cy="853514"/>
             <wp:effectExtent l="0" t="0" r="3810" b="3810"/>
             <wp:docPr id="1315477746" name="Image 1"/>
@@ -3123,7 +3123,7 @@
           <w:noProof/>
         </w:rPr>
         <w:drawing>
-          <wp:inline distT="0" distB="0" distL="0" distR="0" wp14:anchorId="0F3F8C0E" wp14:editId="13ECB05B">
+          <wp:inline distT="0" distB="0" distL="0" distR="0" wp14:anchorId="280AD055" wp14:editId="41E71689">
             <wp:extent cx="5806943" cy="2568163"/>
             <wp:effectExtent l="0" t="0" r="3810" b="3810"/>
             <wp:docPr id="1892949598" name="Image 1"/>
@@ -3413,7 +3413,7 @@
           <w:noProof/>
         </w:rPr>
         <w:drawing>
-          <wp:inline distT="0" distB="0" distL="0" distR="0" wp14:anchorId="7A366088" wp14:editId="13223A92">
+          <wp:inline distT="0" distB="0" distL="0" distR="0" wp14:anchorId="59584E73" wp14:editId="2BC672F6">
             <wp:extent cx="5972810" cy="3279140"/>
             <wp:effectExtent l="0" t="0" r="0" b="0"/>
             <wp:docPr id="1481588894" name="Image 1"/>
@@ -3478,7 +3478,7 @@
           <w:noProof/>
         </w:rPr>
         <w:drawing>
-          <wp:inline distT="0" distB="0" distL="0" distR="0" wp14:anchorId="232D9B94" wp14:editId="27B63A82">
+          <wp:inline distT="0" distB="0" distL="0" distR="0" wp14:anchorId="77351165" wp14:editId="49E93B37">
             <wp:extent cx="5972810" cy="2374265"/>
             <wp:effectExtent l="0" t="0" r="0" b="0"/>
             <wp:docPr id="624141350" name="Image 1"/>
@@ -3782,7 +3782,7 @@
           <w:lang w:eastAsia="fr-FR"/>
         </w:rPr>
         <w:drawing>
-          <wp:inline distT="0" distB="0" distL="0" distR="0" wp14:anchorId="14EF5A7B" wp14:editId="3D6EDE93">
+          <wp:inline distT="0" distB="0" distL="0" distR="0" wp14:anchorId="139179A3" wp14:editId="4EF40EB9">
             <wp:extent cx="5972810" cy="2504440"/>
             <wp:effectExtent l="0" t="0" r="0" b="0"/>
             <wp:docPr id="442924048" name="Image 1"/>
@@ -3995,7 +3995,7 @@
           <w:lang w:eastAsia="fr-FR"/>
         </w:rPr>
         <w:drawing>
-          <wp:inline distT="0" distB="0" distL="0" distR="0" wp14:anchorId="615D8897" wp14:editId="5C4DE4DE">
+          <wp:inline distT="0" distB="0" distL="0" distR="0" wp14:anchorId="03E5A501" wp14:editId="1BF7CA04">
             <wp:extent cx="5972810" cy="2491740"/>
             <wp:effectExtent l="0" t="0" r="0" b="0"/>
             <wp:docPr id="947783554" name="Image 1"/>
@@ -4102,7 +4102,7 @@
           <w:lang w:eastAsia="fr-FR"/>
         </w:rPr>
         <w:drawing>
-          <wp:inline distT="0" distB="0" distL="0" distR="0" wp14:anchorId="3351F496" wp14:editId="6A20F375">
+          <wp:inline distT="0" distB="0" distL="0" distR="0" wp14:anchorId="0C0DCD34" wp14:editId="0885FDE4">
             <wp:extent cx="5972810" cy="3306445"/>
             <wp:effectExtent l="0" t="0" r="0" b="0"/>
             <wp:docPr id="135066668" name="Image 1"/>
@@ -10256,6 +10256,7 @@
   <w:style w:type="character" w:default="1" w:styleId="Policepardfaut">
     <w:name w:val="Default Paragraph Font"/>
     <w:uiPriority w:val="1"/>
+    <w:semiHidden/>
     <w:unhideWhenUsed/>
   </w:style>
   <w:style w:type="table" w:default="1" w:styleId="TableauNormal">
